--- a/pr-preview/pr-193/sufficiency-handout-tracked-changes.docx
+++ b/pr-preview/pr-193/sufficiency-handout-tracked-changes.docx
@@ -18,7 +18,7 @@
       </w:pPr>
       <w:ins w:id="2" w:author="PR Preview" w:date="2026-01-01T00:00:00Z">
         <w:r>
-          <w:t xml:space="preserve">Last modified: 2026-10-15 01:42:34 (PDT)</w:t>
+          <w:t xml:space="preserve">Last modified: 2026-10-15 08:32:19 (PDT)</w:t>
         </w:r>
       </w:ins>
     </w:p>
@@ -361,7 +361,7 @@
       </w:ins>
     </w:p>
     <w:bookmarkEnd w:id="12"/>
-    <w:bookmarkStart w:id="14" w:name="def-sufficient"/>
+    <w:bookmarkStart w:id="17" w:name="def-sufficient"/>
     <w:p>
       <w:pPr>
         <w:pStyle w:val="BodyText"/>
@@ -581,47 +581,67 @@
       </m:oMath>
       <w:ins w:id="74" w:author="PR Preview" w:date="2026-01-01T00:00:00Z">
         <w:r>
-          <w:t xml:space="preserve"> </w:t>
+          <w:t xml:space="preserve">,</w:t>
         </w:r>
       </w:ins>
       <w:ins w:id="75" w:author="PR Preview" w:date="2026-01-01T00:00:00Z">
         <w:r>
-          <w:t xml:space="preserve">that the statistic takes with positive probability,</w:t>
+          <w:t xml:space="preserve"> </w:t>
         </w:r>
       </w:ins>
       <w:ins w:id="76" w:author="PR Preview" w:date="2026-01-01T00:00:00Z">
         <w:r>
-          <w:t xml:space="preserve"> </w:t>
+          <w:t xml:space="preserve">the conditional probability of the sample given the statistic</w:t>
         </w:r>
       </w:ins>
       <w:ins w:id="77" w:author="PR Preview" w:date="2026-01-01T00:00:00Z">
         <w:r>
-          <w:t xml:space="preserve">the conditional probability of the sample given the statistic</w:t>
+          <w:t xml:space="preserve"> </w:t>
         </w:r>
       </w:ins>
       <w:ins w:id="78" w:author="PR Preview" w:date="2026-01-01T00:00:00Z">
         <w:r>
-          <w:t xml:space="preserve"> </w:t>
+          <w:t xml:space="preserve">is the same for every value of</w:t>
         </w:r>
       </w:ins>
       <w:ins w:id="79" w:author="PR Preview" w:date="2026-01-01T00:00:00Z">
         <w:r>
-          <w:t xml:space="preserve">is the same for every value of</w:t>
-        </w:r>
-      </w:ins>
+          <w:t xml:space="preserve"> </w:t>
+        </w:r>
+      </w:ins>
+      <m:oMath>
+        <m:r>
+          <m:t>θ</m:t>
+        </m:r>
+      </m:oMath>
       <w:ins w:id="80" w:author="PR Preview" w:date="2026-01-01T00:00:00Z">
         <w:r>
           <w:t xml:space="preserve"> </w:t>
         </w:r>
       </w:ins>
+      <w:ins w:id="81" w:author="PR Preview" w:date="2026-01-01T00:00:00Z">
+        <w:r>
+          <w:t xml:space="preserve">at which the statistic takes the value</w:t>
+        </w:r>
+      </w:ins>
+      <w:ins w:id="82" w:author="PR Preview" w:date="2026-01-01T00:00:00Z">
+        <w:r>
+          <w:t xml:space="preserve"> </w:t>
+        </w:r>
+      </w:ins>
       <m:oMath>
         <m:r>
-          <m:t>θ</m:t>
+          <m:t>t</m:t>
         </m:r>
       </m:oMath>
-      <w:ins w:id="81" w:author="PR Preview" w:date="2026-01-01T00:00:00Z">
-        <w:r>
-          <w:t xml:space="preserve">:</w:t>
+      <w:ins w:id="83" w:author="PR Preview" w:date="2026-01-01T00:00:00Z">
+        <w:r>
+          <w:t xml:space="preserve"> </w:t>
+        </w:r>
+      </w:ins>
+      <w:ins w:id="84" w:author="PR Preview" w:date="2026-01-01T00:00:00Z">
+        <w:r>
+          <w:t xml:space="preserve">with positive probability:</w:t>
         </w:r>
       </w:ins>
     </w:p>
@@ -745,6 +765,94 @@
           </m:r>
           <m:r>
             <m:t>θ</m:t>
+          </m:r>
+          <m:r>
+            <m:t> </m:t>
+          </m:r>
+          <m:r>
+            <m:rPr>
+              <m:nor/>
+              <m:sty m:val="p"/>
+            </m:rPr>
+            <m:t>wherever </m:t>
+          </m:r>
+          <m:limLow>
+            <m:e>
+              <m:r>
+                <m:rPr>
+                  <m:sty m:val="p"/>
+                </m:rPr>
+                <m:t>Pr</m:t>
+              </m:r>
+            </m:e>
+            <m:lim>
+              <m:r>
+                <m:t>θ</m:t>
+              </m:r>
+            </m:lim>
+          </m:limLow>
+          <m:r>
+            <m:t>​</m:t>
+          </m:r>
+          <m:d>
+            <m:dPr>
+              <m:begChr m:val="("/>
+              <m:sepChr m:val=""/>
+              <m:endChr m:val=")"/>
+              <m:grow/>
+            </m:dPr>
+            <m:e>
+              <m:r>
+                <m:t>T</m:t>
+              </m:r>
+              <m:r>
+                <m:t>​</m:t>
+              </m:r>
+              <m:d>
+                <m:dPr>
+                  <m:begChr m:val="("/>
+                  <m:sepChr m:val=""/>
+                  <m:endChr m:val=")"/>
+                  <m:grow/>
+                </m:dPr>
+                <m:e>
+                  <m:acc>
+                    <m:accPr>
+                      <m:chr m:val="̃"/>
+                    </m:accPr>
+                    <m:e>
+                      <m:r>
+                        <m:t>X</m:t>
+                      </m:r>
+                    </m:e>
+                  </m:acc>
+                </m:e>
+              </m:d>
+              <m:r>
+                <m:t>​</m:t>
+              </m:r>
+              <m:r>
+                <m:rPr>
+                  <m:sty m:val="p"/>
+                </m:rPr>
+                <m:t>=</m:t>
+              </m:r>
+              <m:r>
+                <m:t>t</m:t>
+              </m:r>
+            </m:e>
+          </m:d>
+          <m:r>
+            <m:t>​</m:t>
+          </m:r>
+          <m:r>
+            <m:rPr>
+              <m:sty m:val="p"/>
+            </m:rPr>
+            <m:t>&gt;</m:t>
+          </m:r>
+          <m:r>
+            <m:t>0</m:t>
           </m:r>
           <m:r>
             <m:t>  </m:t>
@@ -768,7 +876,6 @@
       </m:oMathPara>
       <w:bookmarkEnd w:id="13"/>
     </w:p>
-    <w:bookmarkEnd w:id="14"/>
     <w:tbl>
       <w:tblPr>
         <w:tblStyle w:val="Table"/>
@@ -810,18 +917,18 @@
                 <wp:inline>
                   <wp:extent cx="152400" cy="152400"/>
                   <wp:effectExtent b="0" l="0" r="0" t="0"/>
-                  <wp:docPr descr="" title="" id="16" name="Picture"/>
+                  <wp:docPr descr="" title="" id="15" name="Picture"/>
                   <a:graphic>
                     <a:graphicData uri="http://schemas.openxmlformats.org/drawingml/2006/picture">
                       <pic:pic>
                         <pic:nvPicPr>
-                          <pic:cNvPr descr="/opt/quarto/share/formats/docx/note.png" id="17" name="Picture"/>
+                          <pic:cNvPr descr="/opt/quarto/share/formats/docx/note.png" id="16" name="Picture"/>
                           <pic:cNvPicPr>
                             <a:picLocks noChangeArrowheads="1" noChangeAspect="1"/>
                           </pic:cNvPicPr>
                         </pic:nvPicPr>
                         <pic:blipFill>
-                          <a:blip r:embed="rId15"/>
+                          <a:blip r:embed="rId14"/>
                           <a:stretch>
                             <a:fillRect/>
                           </a:stretch>
@@ -900,12 +1007,13 @@
         </w:tc>
       </w:tr>
     </w:tbl>
+    <w:bookmarkEnd w:id="17"/>
     <w:bookmarkStart w:id="18" w:name="rem-sufficient-meaning"/>
     <w:p>
       <w:pPr>
         <w:pStyle w:val="BodyText"/>
       </w:pPr>
-      <w:ins w:id="82" w:author="PR Preview" w:date="2026-01-01T00:00:00Z">
+      <w:ins w:id="85" w:author="PR Preview" w:date="2026-01-01T00:00:00Z">
         <w:r>
           <w:rPr>
             <w:i/>
@@ -914,17 +1022,17 @@
           <w:t xml:space="preserve">Remark 2</w:t>
         </w:r>
       </w:ins>
-      <w:ins w:id="83" w:author="PR Preview" w:date="2026-01-01T00:00:00Z">
+      <w:ins w:id="86" w:author="PR Preview" w:date="2026-01-01T00:00:00Z">
         <w:r>
           <w:t xml:space="preserve"> (What sufficiency says). </w:t>
         </w:r>
       </w:ins>
-      <w:ins w:id="84" w:author="PR Preview" w:date="2026-01-01T00:00:00Z">
+      <w:ins w:id="87" w:author="PR Preview" w:date="2026-01-01T00:00:00Z">
         <w:r>
           <w:t xml:space="preserve">Once we know</w:t>
         </w:r>
       </w:ins>
-      <w:ins w:id="85" w:author="PR Preview" w:date="2026-01-01T00:00:00Z">
+      <w:ins w:id="88" w:author="PR Preview" w:date="2026-01-01T00:00:00Z">
         <w:r>
           <w:t xml:space="preserve"> </w:t>
         </w:r>
@@ -960,32 +1068,32 @@
           <m:t>​</m:t>
         </m:r>
       </m:oMath>
-      <w:ins w:id="86" w:author="PR Preview" w:date="2026-01-01T00:00:00Z">
+      <w:ins w:id="89" w:author="PR Preview" w:date="2026-01-01T00:00:00Z">
         <w:r>
           <w:t xml:space="preserve">, the remaining randomness in the sample</w:t>
         </w:r>
       </w:ins>
-      <w:ins w:id="87" w:author="PR Preview" w:date="2026-01-01T00:00:00Z">
-        <w:r>
-          <w:t xml:space="preserve"> </w:t>
-        </w:r>
-      </w:ins>
-      <w:ins w:id="88" w:author="PR Preview" w:date="2026-01-01T00:00:00Z">
+      <w:ins w:id="90" w:author="PR Preview" w:date="2026-01-01T00:00:00Z">
+        <w:r>
+          <w:t xml:space="preserve"> </w:t>
+        </w:r>
+      </w:ins>
+      <w:ins w:id="91" w:author="PR Preview" w:date="2026-01-01T00:00:00Z">
         <w:r>
           <w:t xml:space="preserve">has the same distribution whatever the parameter is,</w:t>
         </w:r>
       </w:ins>
-      <w:ins w:id="89" w:author="PR Preview" w:date="2026-01-01T00:00:00Z">
-        <w:r>
-          <w:t xml:space="preserve"> </w:t>
-        </w:r>
-      </w:ins>
-      <w:ins w:id="90" w:author="PR Preview" w:date="2026-01-01T00:00:00Z">
+      <w:ins w:id="92" w:author="PR Preview" w:date="2026-01-01T00:00:00Z">
+        <w:r>
+          <w:t xml:space="preserve"> </w:t>
+        </w:r>
+      </w:ins>
+      <w:ins w:id="93" w:author="PR Preview" w:date="2026-01-01T00:00:00Z">
         <w:r>
           <w:t xml:space="preserve">so the sample carries no further information about</w:t>
         </w:r>
       </w:ins>
-      <w:ins w:id="91" w:author="PR Preview" w:date="2026-01-01T00:00:00Z">
+      <w:ins w:id="94" w:author="PR Preview" w:date="2026-01-01T00:00:00Z">
         <w:r>
           <w:t xml:space="preserve"> </w:t>
         </w:r>
@@ -995,17 +1103,17 @@
           <m:t>θ</m:t>
         </m:r>
       </m:oMath>
-      <w:ins w:id="92" w:author="PR Preview" w:date="2026-01-01T00:00:00Z">
-        <w:r>
-          <w:t xml:space="preserve"> </w:t>
-        </w:r>
-      </w:ins>
-      <w:ins w:id="93" w:author="PR Preview" w:date="2026-01-01T00:00:00Z">
+      <w:ins w:id="95" w:author="PR Preview" w:date="2026-01-01T00:00:00Z">
+        <w:r>
+          <w:t xml:space="preserve"> </w:t>
+        </w:r>
+      </w:ins>
+      <w:ins w:id="96" w:author="PR Preview" w:date="2026-01-01T00:00:00Z">
         <w:r>
           <w:t xml:space="preserve">beyond</w:t>
         </w:r>
       </w:ins>
-      <w:ins w:id="94" w:author="PR Preview" w:date="2026-01-01T00:00:00Z">
+      <w:ins w:id="97" w:author="PR Preview" w:date="2026-01-01T00:00:00Z">
         <w:r>
           <w:t xml:space="preserve"> </w:t>
         </w:r>
@@ -1041,22 +1149,22 @@
           <m:t>​</m:t>
         </m:r>
       </m:oMath>
-      <w:ins w:id="95" w:author="PR Preview" w:date="2026-01-01T00:00:00Z">
+      <w:ins w:id="98" w:author="PR Preview" w:date="2026-01-01T00:00:00Z">
         <w:r>
           <w:t xml:space="preserve">.</w:t>
         </w:r>
       </w:ins>
-      <w:ins w:id="96" w:author="PR Preview" w:date="2026-01-01T00:00:00Z">
-        <w:r>
-          <w:t xml:space="preserve"> </w:t>
-        </w:r>
-      </w:ins>
-      <w:ins w:id="97" w:author="PR Preview" w:date="2026-01-01T00:00:00Z">
+      <w:ins w:id="99" w:author="PR Preview" w:date="2026-01-01T00:00:00Z">
+        <w:r>
+          <w:t xml:space="preserve"> </w:t>
+        </w:r>
+      </w:ins>
+      <w:ins w:id="100" w:author="PR Preview" w:date="2026-01-01T00:00:00Z">
         <w:r>
           <w:t xml:space="preserve">A statistic can therefore stand in for the whole sample when we estimate</w:t>
         </w:r>
       </w:ins>
-      <w:ins w:id="98" w:author="PR Preview" w:date="2026-01-01T00:00:00Z">
+      <w:ins w:id="101" w:author="PR Preview" w:date="2026-01-01T00:00:00Z">
         <w:r>
           <w:t xml:space="preserve"> </w:t>
         </w:r>
@@ -1066,7 +1174,7 @@
           <m:t>θ</m:t>
         </m:r>
       </m:oMath>
-      <w:ins w:id="99" w:author="PR Preview" w:date="2026-01-01T00:00:00Z">
+      <w:ins w:id="102" w:author="PR Preview" w:date="2026-01-01T00:00:00Z">
         <w:r>
           <w:t xml:space="preserve">.</w:t>
         </w:r>
@@ -1076,12 +1184,12 @@
       <w:pPr>
         <w:pStyle w:val="BodyText"/>
       </w:pPr>
-      <w:ins w:id="100" w:author="PR Preview" w:date="2026-01-01T00:00:00Z">
+      <w:ins w:id="103" w:author="PR Preview" w:date="2026-01-01T00:00:00Z">
         <w:r>
           <w:t xml:space="preserve">The sample itself, taking</w:t>
         </w:r>
       </w:ins>
-      <w:ins w:id="101" w:author="PR Preview" w:date="2026-01-01T00:00:00Z">
+      <w:ins w:id="104" w:author="PR Preview" w:date="2026-01-01T00:00:00Z">
         <w:r>
           <w:t xml:space="preserve"> </w:t>
         </w:r>
@@ -1133,27 +1241,27 @@
           </m:e>
         </m:acc>
       </m:oMath>
-      <w:ins w:id="102" w:author="PR Preview" w:date="2026-01-01T00:00:00Z">
+      <w:ins w:id="105" w:author="PR Preview" w:date="2026-01-01T00:00:00Z">
         <w:r>
           <w:t xml:space="preserve">, is always sufficient but does not reduce the data;</w:t>
         </w:r>
       </w:ins>
-      <w:ins w:id="103" w:author="PR Preview" w:date="2026-01-01T00:00:00Z">
-        <w:r>
-          <w:t xml:space="preserve"> </w:t>
-        </w:r>
-      </w:ins>
-      <w:ins w:id="104" w:author="PR Preview" w:date="2026-01-01T00:00:00Z">
+      <w:ins w:id="106" w:author="PR Preview" w:date="2026-01-01T00:00:00Z">
+        <w:r>
+          <w:t xml:space="preserve"> </w:t>
+        </w:r>
+      </w:ins>
+      <w:ins w:id="107" w:author="PR Preview" w:date="2026-01-01T00:00:00Z">
         <w:r>
           <w:t xml:space="preserve">a useful sufficient statistic is a much shorter summary,</w:t>
         </w:r>
       </w:ins>
-      <w:ins w:id="105" w:author="PR Preview" w:date="2026-01-01T00:00:00Z">
-        <w:r>
-          <w:t xml:space="preserve"> </w:t>
-        </w:r>
-      </w:ins>
-      <w:ins w:id="106" w:author="PR Preview" w:date="2026-01-01T00:00:00Z">
+      <w:ins w:id="108" w:author="PR Preview" w:date="2026-01-01T00:00:00Z">
+        <w:r>
+          <w:t xml:space="preserve"> </w:t>
+        </w:r>
+      </w:ins>
+      <w:ins w:id="109" w:author="PR Preview" w:date="2026-01-01T00:00:00Z">
         <w:r>
           <w:t xml:space="preserve">such as a sum or a mean.</w:t>
         </w:r>
@@ -1163,9 +1271,49 @@
       <w:pPr>
         <w:pStyle w:val="BodyText"/>
       </w:pPr>
-      <w:ins w:id="107" w:author="PR Preview" w:date="2026-01-01T00:00:00Z">
-        <w:r>
-          <w:t xml:space="preserve">For a continuous sample, the definition uses conditional densities instead of conditional probabilities.</w:t>
+      <w:ins w:id="110" w:author="PR Preview" w:date="2026-01-01T00:00:00Z">
+        <w:r>
+          <w:t xml:space="preserve">Sufficiency by itself does not give a best estimator:</w:t>
+        </w:r>
+      </w:ins>
+      <w:ins w:id="111" w:author="PR Preview" w:date="2026-01-01T00:00:00Z">
+        <w:r>
+          <w:t xml:space="preserve"> </w:t>
+        </w:r>
+      </w:ins>
+      <w:ins w:id="112" w:author="PR Preview" w:date="2026-01-01T00:00:00Z">
+        <w:r>
+          <w:t xml:space="preserve">it says which summaries lose nothing, not which function of them to use.</w:t>
+        </w:r>
+      </w:ins>
+      <w:ins w:id="113" w:author="PR Preview" w:date="2026-01-01T00:00:00Z">
+        <w:r>
+          <w:t xml:space="preserve"> </w:t>
+        </w:r>
+      </w:ins>
+      <w:ins w:id="114" w:author="PR Preview" w:date="2026-01-01T00:00:00Z">
+        <w:r>
+          <w:t xml:space="preserve">The Rao–Blackwell theorem below shows how to improve a given unbiased estimator.</w:t>
+        </w:r>
+      </w:ins>
+    </w:p>
+    <w:p>
+      <w:pPr>
+        <w:pStyle w:val="BodyText"/>
+      </w:pPr>
+      <w:ins w:id="115" w:author="PR Preview" w:date="2026-01-01T00:00:00Z">
+        <w:r>
+          <w:t xml:space="preserve">For a continuous sample, the definition, the factorization theorem and the conditional expectations below</w:t>
+        </w:r>
+      </w:ins>
+      <w:ins w:id="116" w:author="PR Preview" w:date="2026-01-01T00:00:00Z">
+        <w:r>
+          <w:t xml:space="preserve"> </w:t>
+        </w:r>
+      </w:ins>
+      <w:ins w:id="117" w:author="PR Preview" w:date="2026-01-01T00:00:00Z">
+        <w:r>
+          <w:t xml:space="preserve">use densities and integrals instead of probability mass functions and sums.</w:t>
         </w:r>
       </w:ins>
     </w:p>
@@ -1175,7 +1323,7 @@
       <w:pPr>
         <w:pStyle w:val="BodyText"/>
       </w:pPr>
-      <w:ins w:id="108" w:author="PR Preview" w:date="2026-01-01T00:00:00Z">
+      <w:ins w:id="118" w:author="PR Preview" w:date="2026-01-01T00:00:00Z">
         <w:r>
           <w:rPr>
             <w:b/>
@@ -1184,17 +1332,17 @@
           <w:t xml:space="preserve">Theorem 1 (Factorization theorem)</w:t>
         </w:r>
       </w:ins>
-      <w:ins w:id="109" w:author="PR Preview" w:date="2026-01-01T00:00:00Z">
-        <w:r>
-          <w:t xml:space="preserve"> </w:t>
-        </w:r>
-      </w:ins>
-      <w:ins w:id="110" w:author="PR Preview" w:date="2026-01-01T00:00:00Z">
+      <w:ins w:id="119" w:author="PR Preview" w:date="2026-01-01T00:00:00Z">
+        <w:r>
+          <w:t xml:space="preserve"> </w:t>
+        </w:r>
+      </w:ins>
+      <w:ins w:id="120" w:author="PR Preview" w:date="2026-01-01T00:00:00Z">
         <w:r>
           <w:t xml:space="preserve">Let</w:t>
         </w:r>
       </w:ins>
-      <w:ins w:id="111" w:author="PR Preview" w:date="2026-01-01T00:00:00Z">
+      <w:ins w:id="121" w:author="PR Preview" w:date="2026-01-01T00:00:00Z">
         <w:r>
           <w:t xml:space="preserve"> </w:t>
         </w:r>
@@ -1242,17 +1390,17 @@
           <m:t>​</m:t>
         </m:r>
       </m:oMath>
-      <w:ins w:id="112" w:author="PR Preview" w:date="2026-01-01T00:00:00Z">
-        <w:r>
-          <w:t xml:space="preserve"> </w:t>
-        </w:r>
-      </w:ins>
-      <w:ins w:id="113" w:author="PR Preview" w:date="2026-01-01T00:00:00Z">
+      <w:ins w:id="122" w:author="PR Preview" w:date="2026-01-01T00:00:00Z">
+        <w:r>
+          <w:t xml:space="preserve"> </w:t>
+        </w:r>
+      </w:ins>
+      <w:ins w:id="123" w:author="PR Preview" w:date="2026-01-01T00:00:00Z">
         <w:r>
           <w:t xml:space="preserve">be the joint probability mass function of a discrete sample</w:t>
         </w:r>
       </w:ins>
-      <w:ins w:id="114" w:author="PR Preview" w:date="2026-01-01T00:00:00Z">
+      <w:ins w:id="124" w:author="PR Preview" w:date="2026-01-01T00:00:00Z">
         <w:r>
           <w:t xml:space="preserve"> </w:t>
         </w:r>
@@ -1269,22 +1417,22 @@
           </m:e>
         </m:acc>
       </m:oMath>
-      <w:ins w:id="115" w:author="PR Preview" w:date="2026-01-01T00:00:00Z">
+      <w:ins w:id="125" w:author="PR Preview" w:date="2026-01-01T00:00:00Z">
         <w:r>
           <w:t xml:space="preserve">.</w:t>
         </w:r>
       </w:ins>
-      <w:ins w:id="116" w:author="PR Preview" w:date="2026-01-01T00:00:00Z">
-        <w:r>
-          <w:t xml:space="preserve"> </w:t>
-        </w:r>
-      </w:ins>
-      <w:ins w:id="117" w:author="PR Preview" w:date="2026-01-01T00:00:00Z">
+      <w:ins w:id="126" w:author="PR Preview" w:date="2026-01-01T00:00:00Z">
+        <w:r>
+          <w:t xml:space="preserve"> </w:t>
+        </w:r>
+      </w:ins>
+      <w:ins w:id="127" w:author="PR Preview" w:date="2026-01-01T00:00:00Z">
         <w:r>
           <w:t xml:space="preserve">A statistic</w:t>
         </w:r>
       </w:ins>
-      <w:ins w:id="118" w:author="PR Preview" w:date="2026-01-01T00:00:00Z">
+      <w:ins w:id="128" w:author="PR Preview" w:date="2026-01-01T00:00:00Z">
         <w:r>
           <w:t xml:space="preserve"> </w:t>
         </w:r>
@@ -1320,23 +1468,23 @@
           <m:t>​</m:t>
         </m:r>
       </m:oMath>
-      <w:ins w:id="119" w:author="PR Preview" w:date="2026-01-01T00:00:00Z">
-        <w:r>
-          <w:t xml:space="preserve"> </w:t>
-        </w:r>
-      </w:ins>
-      <w:ins w:id="120" w:author="PR Preview" w:date="2026-01-01T00:00:00Z">
+      <w:ins w:id="129" w:author="PR Preview" w:date="2026-01-01T00:00:00Z">
+        <w:r>
+          <w:t xml:space="preserve"> </w:t>
+        </w:r>
+      </w:ins>
+      <w:ins w:id="130" w:author="PR Preview" w:date="2026-01-01T00:00:00Z">
         <w:r>
           <w:t xml:space="preserve">is</w:t>
         </w:r>
       </w:ins>
-      <w:ins w:id="121" w:author="PR Preview" w:date="2026-01-01T00:00:00Z">
+      <w:ins w:id="131" w:author="PR Preview" w:date="2026-01-01T00:00:00Z">
         <w:r>
           <w:t xml:space="preserve"> </w:t>
         </w:r>
       </w:ins>
       <w:hyperlink w:anchor="def-sufficient">
-        <w:ins w:id="122" w:author="PR Preview" w:date="2026-01-01T00:00:00Z">
+        <w:ins w:id="132" w:author="PR Preview" w:date="2026-01-01T00:00:00Z">
           <w:r>
             <w:rPr>
               <w:rStyle w:val="Hyperlink"/>
@@ -1345,17 +1493,17 @@
           </w:r>
         </w:ins>
       </w:hyperlink>
-      <w:ins w:id="123" w:author="PR Preview" w:date="2026-01-01T00:00:00Z">
-        <w:r>
-          <w:t xml:space="preserve"> </w:t>
-        </w:r>
-      </w:ins>
-      <w:ins w:id="124" w:author="PR Preview" w:date="2026-01-01T00:00:00Z">
+      <w:ins w:id="133" w:author="PR Preview" w:date="2026-01-01T00:00:00Z">
+        <w:r>
+          <w:t xml:space="preserve"> </w:t>
+        </w:r>
+      </w:ins>
+      <w:ins w:id="134" w:author="PR Preview" w:date="2026-01-01T00:00:00Z">
         <w:r>
           <w:t xml:space="preserve">for</w:t>
         </w:r>
       </w:ins>
-      <w:ins w:id="125" w:author="PR Preview" w:date="2026-01-01T00:00:00Z">
+      <w:ins w:id="135" w:author="PR Preview" w:date="2026-01-01T00:00:00Z">
         <w:r>
           <w:t xml:space="preserve"> </w:t>
         </w:r>
@@ -1365,17 +1513,17 @@
           <m:t>θ</m:t>
         </m:r>
       </m:oMath>
-      <w:ins w:id="126" w:author="PR Preview" w:date="2026-01-01T00:00:00Z">
-        <w:r>
-          <w:t xml:space="preserve"> </w:t>
-        </w:r>
-      </w:ins>
-      <w:ins w:id="127" w:author="PR Preview" w:date="2026-01-01T00:00:00Z">
-        <w:r>
-          <w:t xml:space="preserve">if and only if there are functions</w:t>
-        </w:r>
-      </w:ins>
-      <w:ins w:id="128" w:author="PR Preview" w:date="2026-01-01T00:00:00Z">
+      <w:ins w:id="136" w:author="PR Preview" w:date="2026-01-01T00:00:00Z">
+        <w:r>
+          <w:t xml:space="preserve"> </w:t>
+        </w:r>
+      </w:ins>
+      <w:ins w:id="137" w:author="PR Preview" w:date="2026-01-01T00:00:00Z">
+        <w:r>
+          <w:t xml:space="preserve">if and only if there are nonnegative functions</w:t>
+        </w:r>
+      </w:ins>
+      <w:ins w:id="138" w:author="PR Preview" w:date="2026-01-01T00:00:00Z">
         <w:r>
           <w:t xml:space="preserve"> </w:t>
         </w:r>
@@ -1385,17 +1533,17 @@
           <m:t>g</m:t>
         </m:r>
       </m:oMath>
-      <w:ins w:id="129" w:author="PR Preview" w:date="2026-01-01T00:00:00Z">
-        <w:r>
-          <w:t xml:space="preserve"> </w:t>
-        </w:r>
-      </w:ins>
-      <w:ins w:id="130" w:author="PR Preview" w:date="2026-01-01T00:00:00Z">
+      <w:ins w:id="139" w:author="PR Preview" w:date="2026-01-01T00:00:00Z">
+        <w:r>
+          <w:t xml:space="preserve"> </w:t>
+        </w:r>
+      </w:ins>
+      <w:ins w:id="140" w:author="PR Preview" w:date="2026-01-01T00:00:00Z">
         <w:r>
           <w:t xml:space="preserve">and</w:t>
         </w:r>
       </w:ins>
-      <w:ins w:id="131" w:author="PR Preview" w:date="2026-01-01T00:00:00Z">
+      <w:ins w:id="141" w:author="PR Preview" w:date="2026-01-01T00:00:00Z">
         <w:r>
           <w:t xml:space="preserve"> </w:t>
         </w:r>
@@ -1405,27 +1553,27 @@
           <m:t>h</m:t>
         </m:r>
       </m:oMath>
-      <w:ins w:id="132" w:author="PR Preview" w:date="2026-01-01T00:00:00Z">
-        <w:r>
-          <w:t xml:space="preserve"> </w:t>
-        </w:r>
-      </w:ins>
-      <w:ins w:id="133" w:author="PR Preview" w:date="2026-01-01T00:00:00Z">
+      <w:ins w:id="142" w:author="PR Preview" w:date="2026-01-01T00:00:00Z">
+        <w:r>
+          <w:t xml:space="preserve"> </w:t>
+        </w:r>
+      </w:ins>
+      <w:ins w:id="143" w:author="PR Preview" w:date="2026-01-01T00:00:00Z">
         <w:r>
           <w:t xml:space="preserve">such that,</w:t>
         </w:r>
       </w:ins>
-      <w:ins w:id="134" w:author="PR Preview" w:date="2026-01-01T00:00:00Z">
-        <w:r>
-          <w:t xml:space="preserve"> </w:t>
-        </w:r>
-      </w:ins>
-      <w:ins w:id="135" w:author="PR Preview" w:date="2026-01-01T00:00:00Z">
+      <w:ins w:id="144" w:author="PR Preview" w:date="2026-01-01T00:00:00Z">
+        <w:r>
+          <w:t xml:space="preserve"> </w:t>
+        </w:r>
+      </w:ins>
+      <w:ins w:id="145" w:author="PR Preview" w:date="2026-01-01T00:00:00Z">
         <w:r>
           <w:t xml:space="preserve">for every sample</w:t>
         </w:r>
       </w:ins>
-      <w:ins w:id="136" w:author="PR Preview" w:date="2026-01-01T00:00:00Z">
+      <w:ins w:id="146" w:author="PR Preview" w:date="2026-01-01T00:00:00Z">
         <w:r>
           <w:t xml:space="preserve"> </w:t>
         </w:r>
@@ -1442,17 +1590,17 @@
           </m:e>
         </m:acc>
       </m:oMath>
-      <w:ins w:id="137" w:author="PR Preview" w:date="2026-01-01T00:00:00Z">
-        <w:r>
-          <w:t xml:space="preserve"> </w:t>
-        </w:r>
-      </w:ins>
-      <w:ins w:id="138" w:author="PR Preview" w:date="2026-01-01T00:00:00Z">
+      <w:ins w:id="147" w:author="PR Preview" w:date="2026-01-01T00:00:00Z">
+        <w:r>
+          <w:t xml:space="preserve"> </w:t>
+        </w:r>
+      </w:ins>
+      <w:ins w:id="148" w:author="PR Preview" w:date="2026-01-01T00:00:00Z">
         <w:r>
           <w:t xml:space="preserve">and every</w:t>
         </w:r>
       </w:ins>
-      <w:ins w:id="139" w:author="PR Preview" w:date="2026-01-01T00:00:00Z">
+      <w:ins w:id="149" w:author="PR Preview" w:date="2026-01-01T00:00:00Z">
         <w:r>
           <w:t xml:space="preserve"> </w:t>
         </w:r>
@@ -1462,7 +1610,7 @@
           <m:t>θ</m:t>
         </m:r>
       </m:oMath>
-      <w:ins w:id="140" w:author="PR Preview" w:date="2026-01-01T00:00:00Z">
+      <w:ins w:id="150" w:author="PR Preview" w:date="2026-01-01T00:00:00Z">
         <w:r>
           <w:t xml:space="preserve">,</w:t>
         </w:r>
@@ -1640,12 +1788,12 @@
       <w:pPr>
         <w:pStyle w:val="FirstParagraph"/>
       </w:pPr>
-      <w:ins w:id="141" w:author="PR Preview" w:date="2026-01-01T00:00:00Z">
+      <w:ins w:id="151" w:author="PR Preview" w:date="2026-01-01T00:00:00Z">
         <w:r>
           <w:t xml:space="preserve">where</w:t>
         </w:r>
       </w:ins>
-      <w:ins w:id="142" w:author="PR Preview" w:date="2026-01-01T00:00:00Z">
+      <w:ins w:id="152" w:author="PR Preview" w:date="2026-01-01T00:00:00Z">
         <w:r>
           <w:t xml:space="preserve"> </w:t>
         </w:r>
@@ -1681,17 +1829,17 @@
           <m:t>​</m:t>
         </m:r>
       </m:oMath>
-      <w:ins w:id="143" w:author="PR Preview" w:date="2026-01-01T00:00:00Z">
-        <w:r>
-          <w:t xml:space="preserve"> </w:t>
-        </w:r>
-      </w:ins>
-      <w:ins w:id="144" w:author="PR Preview" w:date="2026-01-01T00:00:00Z">
+      <w:ins w:id="153" w:author="PR Preview" w:date="2026-01-01T00:00:00Z">
+        <w:r>
+          <w:t xml:space="preserve"> </w:t>
+        </w:r>
+      </w:ins>
+      <w:ins w:id="154" w:author="PR Preview" w:date="2026-01-01T00:00:00Z">
         <w:r>
           <w:t xml:space="preserve">does not depend on</w:t>
         </w:r>
       </w:ins>
-      <w:ins w:id="145" w:author="PR Preview" w:date="2026-01-01T00:00:00Z">
+      <w:ins w:id="155" w:author="PR Preview" w:date="2026-01-01T00:00:00Z">
         <w:r>
           <w:t xml:space="preserve"> </w:t>
         </w:r>
@@ -1701,7 +1849,7 @@
           <m:t>θ</m:t>
         </m:r>
       </m:oMath>
-      <w:ins w:id="146" w:author="PR Preview" w:date="2026-01-01T00:00:00Z">
+      <w:ins w:id="156" w:author="PR Preview" w:date="2026-01-01T00:00:00Z">
         <w:r>
           <w:t xml:space="preserve">.</w:t>
         </w:r>
@@ -1759,7 +1907,7 @@
                           </pic:cNvPicPr>
                         </pic:nvPicPr>
                         <pic:blipFill>
-                          <a:blip r:embed="rId15"/>
+                          <a:blip r:embed="rId14"/>
                           <a:stretch>
                             <a:fillRect/>
                           </a:stretch>
@@ -1819,16 +1967,19 @@
               <w:t xml:space="preserve">Halmos and Savage (1949)</w:t>
             </w:r>
             <w:r>
-              <w:t xml:space="preserve">;</w:t>
+              <w:t xml:space="preserve">, whom</w:t>
             </w:r>
             <w:r>
               <w:t xml:space="preserve"> </w:t>
             </w:r>
             <w:r>
-              <w:t xml:space="preserve">Casella and Berger (2002, Thm. 6.2.6, p. 276)</w:t>
+              <w:t xml:space="preserve">Casella and Berger (2002, Thm. 6.2.6, p. 276, and its footnote)</w:t>
             </w:r>
             <w:r>
-              <w:t xml:space="preserve">.</w:t>
+              <w:t xml:space="preserve"> </w:t>
+            </w:r>
+            <w:r>
+              <w:t xml:space="preserve">credit with the general form, and Neyman (1935) with an earlier one.</w:t>
             </w:r>
           </w:p>
           <w:p/>
@@ -1840,7 +1991,7 @@
       <w:pPr>
         <w:pStyle w:val="BodyText"/>
       </w:pPr>
-      <w:ins w:id="147" w:author="PR Preview" w:date="2026-01-01T00:00:00Z">
+      <w:ins w:id="157" w:author="PR Preview" w:date="2026-01-01T00:00:00Z">
         <w:r>
           <w:rPr>
             <w:i/>
@@ -1849,17 +2000,17 @@
           <w:t xml:space="preserve">Proof</w:t>
         </w:r>
       </w:ins>
-      <w:ins w:id="148" w:author="PR Preview" w:date="2026-01-01T00:00:00Z">
+      <w:ins w:id="158" w:author="PR Preview" w:date="2026-01-01T00:00:00Z">
         <w:r>
           <w:t xml:space="preserve">. </w:t>
         </w:r>
       </w:ins>
-      <w:ins w:id="149" w:author="PR Preview" w:date="2026-01-01T00:00:00Z">
+      <w:ins w:id="159" w:author="PR Preview" w:date="2026-01-01T00:00:00Z">
         <w:r>
           <w:t xml:space="preserve">Fix a sample</w:t>
         </w:r>
       </w:ins>
-      <w:ins w:id="150" w:author="PR Preview" w:date="2026-01-01T00:00:00Z">
+      <w:ins w:id="160" w:author="PR Preview" w:date="2026-01-01T00:00:00Z">
         <w:r>
           <w:t xml:space="preserve"> </w:t>
         </w:r>
@@ -1876,17 +2027,17 @@
           </m:e>
         </m:acc>
       </m:oMath>
-      <w:ins w:id="151" w:author="PR Preview" w:date="2026-01-01T00:00:00Z">
-        <w:r>
-          <w:t xml:space="preserve"> </w:t>
-        </w:r>
-      </w:ins>
-      <w:ins w:id="152" w:author="PR Preview" w:date="2026-01-01T00:00:00Z">
+      <w:ins w:id="161" w:author="PR Preview" w:date="2026-01-01T00:00:00Z">
+        <w:r>
+          <w:t xml:space="preserve"> </w:t>
+        </w:r>
+      </w:ins>
+      <w:ins w:id="162" w:author="PR Preview" w:date="2026-01-01T00:00:00Z">
         <w:r>
           <w:t xml:space="preserve">and write</w:t>
         </w:r>
       </w:ins>
-      <w:ins w:id="153" w:author="PR Preview" w:date="2026-01-01T00:00:00Z">
+      <w:ins w:id="163" w:author="PR Preview" w:date="2026-01-01T00:00:00Z">
         <w:r>
           <w:t xml:space="preserve"> </w:t>
         </w:r>
@@ -1944,22 +2095,22 @@
           <m:t>​</m:t>
         </m:r>
       </m:oMath>
-      <w:ins w:id="154" w:author="PR Preview" w:date="2026-01-01T00:00:00Z">
+      <w:ins w:id="164" w:author="PR Preview" w:date="2026-01-01T00:00:00Z">
         <w:r>
           <w:t xml:space="preserve">.</w:t>
         </w:r>
       </w:ins>
-      <w:ins w:id="155" w:author="PR Preview" w:date="2026-01-01T00:00:00Z">
-        <w:r>
-          <w:t xml:space="preserve"> </w:t>
-        </w:r>
-      </w:ins>
-      <w:ins w:id="156" w:author="PR Preview" w:date="2026-01-01T00:00:00Z">
+      <w:ins w:id="165" w:author="PR Preview" w:date="2026-01-01T00:00:00Z">
+        <w:r>
+          <w:t xml:space="preserve"> </w:t>
+        </w:r>
+      </w:ins>
+      <w:ins w:id="166" w:author="PR Preview" w:date="2026-01-01T00:00:00Z">
         <w:r>
           <w:t xml:space="preserve">The event</w:t>
         </w:r>
       </w:ins>
-      <w:ins w:id="157" w:author="PR Preview" w:date="2026-01-01T00:00:00Z">
+      <w:ins w:id="167" w:author="PR Preview" w:date="2026-01-01T00:00:00Z">
         <w:r>
           <w:t xml:space="preserve"> </w:t>
         </w:r>
@@ -1992,17 +2143,17 @@
           </m:e>
         </m:acc>
       </m:oMath>
-      <w:ins w:id="158" w:author="PR Preview" w:date="2026-01-01T00:00:00Z">
-        <w:r>
-          <w:t xml:space="preserve"> </w:t>
-        </w:r>
-      </w:ins>
-      <w:ins w:id="159" w:author="PR Preview" w:date="2026-01-01T00:00:00Z">
+      <w:ins w:id="168" w:author="PR Preview" w:date="2026-01-01T00:00:00Z">
+        <w:r>
+          <w:t xml:space="preserve"> </w:t>
+        </w:r>
+      </w:ins>
+      <w:ins w:id="169" w:author="PR Preview" w:date="2026-01-01T00:00:00Z">
         <w:r>
           <w:t xml:space="preserve">lies inside the event</w:t>
         </w:r>
       </w:ins>
-      <w:ins w:id="160" w:author="PR Preview" w:date="2026-01-01T00:00:00Z">
+      <w:ins w:id="170" w:author="PR Preview" w:date="2026-01-01T00:00:00Z">
         <w:r>
           <w:t xml:space="preserve"> </w:t>
         </w:r>
@@ -2047,7 +2198,7 @@
           <m:t>t</m:t>
         </m:r>
       </m:oMath>
-      <w:ins w:id="161" w:author="PR Preview" w:date="2026-01-01T00:00:00Z">
+      <w:ins w:id="171" w:author="PR Preview" w:date="2026-01-01T00:00:00Z">
         <w:r>
           <w:t xml:space="preserve">.</w:t>
         </w:r>
@@ -2057,7 +2208,7 @@
       <w:pPr>
         <w:pStyle w:val="BodyText"/>
       </w:pPr>
-      <w:ins w:id="162" w:author="PR Preview" w:date="2026-01-01T00:00:00Z">
+      <w:ins w:id="172" w:author="PR Preview" w:date="2026-01-01T00:00:00Z">
         <w:r>
           <w:rPr>
             <w:b/>
@@ -2066,17 +2217,17 @@
           <w:t xml:space="preserve">Sufficient implies a factorization.</w:t>
         </w:r>
       </w:ins>
-      <w:ins w:id="163" w:author="PR Preview" w:date="2026-01-01T00:00:00Z">
-        <w:r>
-          <w:t xml:space="preserve"> </w:t>
-        </w:r>
-      </w:ins>
-      <w:ins w:id="164" w:author="PR Preview" w:date="2026-01-01T00:00:00Z">
+      <w:ins w:id="173" w:author="PR Preview" w:date="2026-01-01T00:00:00Z">
+        <w:r>
+          <w:t xml:space="preserve"> </w:t>
+        </w:r>
+      </w:ins>
+      <w:ins w:id="174" w:author="PR Preview" w:date="2026-01-01T00:00:00Z">
         <w:r>
           <w:t xml:space="preserve">Define</w:t>
         </w:r>
       </w:ins>
-      <w:ins w:id="165" w:author="PR Preview" w:date="2026-01-01T00:00:00Z">
+      <w:ins w:id="175" w:author="PR Preview" w:date="2026-01-01T00:00:00Z">
         <w:r>
           <w:t xml:space="preserve"> </w:t>
         </w:r>
@@ -2202,17 +2353,17 @@
           <m:t>​</m:t>
         </m:r>
       </m:oMath>
-      <w:ins w:id="166" w:author="PR Preview" w:date="2026-01-01T00:00:00Z">
-        <w:r>
-          <w:t xml:space="preserve"> </w:t>
-        </w:r>
-      </w:ins>
-      <w:ins w:id="167" w:author="PR Preview" w:date="2026-01-01T00:00:00Z">
-        <w:r>
-          <w:t xml:space="preserve">and</w:t>
-        </w:r>
-      </w:ins>
-      <w:ins w:id="168" w:author="PR Preview" w:date="2026-01-01T00:00:00Z">
+      <w:ins w:id="176" w:author="PR Preview" w:date="2026-01-01T00:00:00Z">
+        <w:r>
+          <w:t xml:space="preserve"> </w:t>
+        </w:r>
+      </w:ins>
+      <w:ins w:id="177" w:author="PR Preview" w:date="2026-01-01T00:00:00Z">
+        <w:r>
+          <w:t xml:space="preserve">and let</w:t>
+        </w:r>
+      </w:ins>
+      <w:ins w:id="178" w:author="PR Preview" w:date="2026-01-01T00:00:00Z">
         <w:r>
           <w:t xml:space="preserve"> </w:t>
         </w:r>
@@ -2247,31 +2398,38 @@
         <m:r>
           <m:t>​</m:t>
         </m:r>
-        <m:limUpp>
+      </m:oMath>
+      <w:ins w:id="179" w:author="PR Preview" w:date="2026-01-01T00:00:00Z">
+        <w:r>
+          <w:t xml:space="preserve"> </w:t>
+        </w:r>
+      </w:ins>
+      <w:ins w:id="180" w:author="PR Preview" w:date="2026-01-01T00:00:00Z">
+        <w:r>
+          <w:t xml:space="preserve">be the conditional probability</w:t>
+        </w:r>
+      </w:ins>
+      <w:ins w:id="181" w:author="PR Preview" w:date="2026-01-01T00:00:00Z">
+        <w:r>
+          <w:t xml:space="preserve"> </w:t>
+        </w:r>
+      </w:ins>
+      <m:oMath>
+        <m:sSub>
           <m:e>
             <m:r>
               <m:rPr>
                 <m:sty m:val="p"/>
               </m:rPr>
-              <m:t>=</m:t>
+              <m:t>Pr</m:t>
             </m:r>
           </m:e>
-          <m:lim>
-            <m:r>
-              <m:rPr>
-                <m:nor/>
-                <m:sty m:val="p"/>
-              </m:rPr>
-              <m:t>def</m:t>
-            </m:r>
-          </m:lim>
-        </m:limUpp>
-        <m:r>
-          <m:rPr>
-            <m:sty m:val="p"/>
-          </m:rPr>
-          <m:t>Pr</m:t>
-        </m:r>
+          <m:sub>
+            <m:r>
+              <m:t>θ</m:t>
+            </m:r>
+          </m:sub>
+        </m:sSub>
         <m:r>
           <m:t>​</m:t>
         </m:r>
@@ -2351,6 +2509,77 @@
               <m:t>=</m:t>
             </m:r>
             <m:r>
+              <m:t>t</m:t>
+            </m:r>
+          </m:e>
+        </m:d>
+        <m:r>
+          <m:t>​</m:t>
+        </m:r>
+      </m:oMath>
+      <w:ins w:id="182" w:author="PR Preview" w:date="2026-01-01T00:00:00Z">
+        <w:r>
+          <w:t xml:space="preserve"> </w:t>
+        </w:r>
+      </w:ins>
+      <w:ins w:id="183" w:author="PR Preview" w:date="2026-01-01T00:00:00Z">
+        <w:r>
+          <w:t xml:space="preserve">at any</w:t>
+        </w:r>
+      </w:ins>
+      <w:ins w:id="184" w:author="PR Preview" w:date="2026-01-01T00:00:00Z">
+        <w:r>
+          <w:t xml:space="preserve"> </w:t>
+        </w:r>
+      </w:ins>
+      <m:oMath>
+        <m:r>
+          <m:t>θ</m:t>
+        </m:r>
+      </m:oMath>
+      <w:ins w:id="185" w:author="PR Preview" w:date="2026-01-01T00:00:00Z">
+        <w:r>
+          <w:t xml:space="preserve"> </w:t>
+        </w:r>
+      </w:ins>
+      <w:ins w:id="186" w:author="PR Preview" w:date="2026-01-01T00:00:00Z">
+        <w:r>
+          <w:t xml:space="preserve">with</w:t>
+        </w:r>
+      </w:ins>
+      <w:ins w:id="187" w:author="PR Preview" w:date="2026-01-01T00:00:00Z">
+        <w:r>
+          <w:t xml:space="preserve"> </w:t>
+        </w:r>
+      </w:ins>
+      <m:oMath>
+        <m:sSub>
+          <m:e>
+            <m:r>
+              <m:rPr>
+                <m:sty m:val="p"/>
+              </m:rPr>
+              <m:t>Pr</m:t>
+            </m:r>
+          </m:e>
+          <m:sub>
+            <m:r>
+              <m:t>θ</m:t>
+            </m:r>
+          </m:sub>
+        </m:sSub>
+        <m:r>
+          <m:t>​</m:t>
+        </m:r>
+        <m:d>
+          <m:dPr>
+            <m:begChr m:val="("/>
+            <m:sepChr m:val=""/>
+            <m:endChr m:val=")"/>
+            <m:grow/>
+          </m:dPr>
+          <m:e>
+            <m:r>
               <m:t>T</m:t>
             </m:r>
             <m:r>
@@ -2370,7 +2599,7 @@
                   </m:accPr>
                   <m:e>
                     <m:r>
-                      <m:t>x</m:t>
+                      <m:t>X</m:t>
                     </m:r>
                   </m:e>
                 </m:acc>
@@ -2379,34 +2608,52 @@
             <m:r>
               <m:t>​</m:t>
             </m:r>
+            <m:r>
+              <m:rPr>
+                <m:sty m:val="p"/>
+              </m:rPr>
+              <m:t>=</m:t>
+            </m:r>
+            <m:r>
+              <m:t>t</m:t>
+            </m:r>
           </m:e>
         </m:d>
         <m:r>
           <m:t>​</m:t>
         </m:r>
+        <m:r>
+          <m:rPr>
+            <m:sty m:val="p"/>
+          </m:rPr>
+          <m:t>&gt;</m:t>
+        </m:r>
+        <m:r>
+          <m:t>0</m:t>
+        </m:r>
       </m:oMath>
-      <w:ins w:id="169" w:author="PR Preview" w:date="2026-01-01T00:00:00Z">
+      <w:ins w:id="188" w:author="PR Preview" w:date="2026-01-01T00:00:00Z">
         <w:r>
           <w:t xml:space="preserve">.</w:t>
         </w:r>
       </w:ins>
-      <w:ins w:id="170" w:author="PR Preview" w:date="2026-01-01T00:00:00Z">
-        <w:r>
-          <w:t xml:space="preserve"> </w:t>
-        </w:r>
-      </w:ins>
-      <w:ins w:id="171" w:author="PR Preview" w:date="2026-01-01T00:00:00Z">
+      <w:ins w:id="189" w:author="PR Preview" w:date="2026-01-01T00:00:00Z">
+        <w:r>
+          <w:t xml:space="preserve"> </w:t>
+        </w:r>
+      </w:ins>
+      <w:ins w:id="190" w:author="PR Preview" w:date="2026-01-01T00:00:00Z">
         <w:r>
           <w:t xml:space="preserve">By</w:t>
         </w:r>
       </w:ins>
-      <w:ins w:id="172" w:author="PR Preview" w:date="2026-01-01T00:00:00Z">
+      <w:ins w:id="191" w:author="PR Preview" w:date="2026-01-01T00:00:00Z">
         <w:r>
           <w:t xml:space="preserve"> </w:t>
         </w:r>
       </w:ins>
       <w:hyperlink w:anchor="eq-sufficient">
-        <w:ins w:id="173" w:author="PR Preview" w:date="2026-01-01T00:00:00Z">
+        <w:ins w:id="192" w:author="PR Preview" w:date="2026-01-01T00:00:00Z">
           <w:r>
             <w:rPr>
               <w:rStyle w:val="Hyperlink"/>
@@ -2415,12 +2662,12 @@
           </w:r>
         </w:ins>
       </w:hyperlink>
-      <w:ins w:id="174" w:author="PR Preview" w:date="2026-01-01T00:00:00Z">
+      <w:ins w:id="193" w:author="PR Preview" w:date="2026-01-01T00:00:00Z">
         <w:r>
           <w:t xml:space="preserve">,</w:t>
         </w:r>
       </w:ins>
-      <w:ins w:id="175" w:author="PR Preview" w:date="2026-01-01T00:00:00Z">
+      <w:ins w:id="194" w:author="PR Preview" w:date="2026-01-01T00:00:00Z">
         <w:r>
           <w:t xml:space="preserve"> </w:t>
         </w:r>
@@ -2456,17 +2703,17 @@
           <m:t>​</m:t>
         </m:r>
       </m:oMath>
-      <w:ins w:id="176" w:author="PR Preview" w:date="2026-01-01T00:00:00Z">
-        <w:r>
-          <w:t xml:space="preserve"> </w:t>
-        </w:r>
-      </w:ins>
-      <w:ins w:id="177" w:author="PR Preview" w:date="2026-01-01T00:00:00Z">
-        <w:r>
-          <w:t xml:space="preserve">does not depend on</w:t>
-        </w:r>
-      </w:ins>
-      <w:ins w:id="178" w:author="PR Preview" w:date="2026-01-01T00:00:00Z">
+      <w:ins w:id="195" w:author="PR Preview" w:date="2026-01-01T00:00:00Z">
+        <w:r>
+          <w:t xml:space="preserve"> </w:t>
+        </w:r>
+      </w:ins>
+      <w:ins w:id="196" w:author="PR Preview" w:date="2026-01-01T00:00:00Z">
+        <w:r>
+          <w:t xml:space="preserve">does not depend on which such</w:t>
+        </w:r>
+      </w:ins>
+      <w:ins w:id="197" w:author="PR Preview" w:date="2026-01-01T00:00:00Z">
         <w:r>
           <w:t xml:space="preserve"> </w:t>
         </w:r>
@@ -2476,22 +2723,27 @@
           <m:t>θ</m:t>
         </m:r>
       </m:oMath>
-      <w:ins w:id="179" w:author="PR Preview" w:date="2026-01-01T00:00:00Z">
-        <w:r>
-          <w:t xml:space="preserve">.</w:t>
-        </w:r>
-      </w:ins>
-      <w:ins w:id="180" w:author="PR Preview" w:date="2026-01-01T00:00:00Z">
-        <w:r>
-          <w:t xml:space="preserve"> </w:t>
-        </w:r>
-      </w:ins>
-      <w:ins w:id="181" w:author="PR Preview" w:date="2026-01-01T00:00:00Z">
+      <w:ins w:id="198" w:author="PR Preview" w:date="2026-01-01T00:00:00Z">
+        <w:r>
+          <w:t xml:space="preserve"> </w:t>
+        </w:r>
+      </w:ins>
+      <w:ins w:id="199" w:author="PR Preview" w:date="2026-01-01T00:00:00Z">
+        <w:r>
+          <w:t xml:space="preserve">we use.</w:t>
+        </w:r>
+      </w:ins>
+      <w:ins w:id="200" w:author="PR Preview" w:date="2026-01-01T00:00:00Z">
+        <w:r>
+          <w:t xml:space="preserve"> </w:t>
+        </w:r>
+      </w:ins>
+      <w:ins w:id="201" w:author="PR Preview" w:date="2026-01-01T00:00:00Z">
         <w:r>
           <w:t xml:space="preserve">(If</w:t>
         </w:r>
       </w:ins>
-      <w:ins w:id="182" w:author="PR Preview" w:date="2026-01-01T00:00:00Z">
+      <w:ins w:id="202" w:author="PR Preview" w:date="2026-01-01T00:00:00Z">
         <w:r>
           <w:t xml:space="preserve"> </w:t>
         </w:r>
@@ -2576,17 +2828,17 @@
           <m:t>0</m:t>
         </m:r>
       </m:oMath>
-      <w:ins w:id="183" w:author="PR Preview" w:date="2026-01-01T00:00:00Z">
-        <w:r>
-          <w:t xml:space="preserve"> </w:t>
-        </w:r>
-      </w:ins>
-      <w:ins w:id="184" w:author="PR Preview" w:date="2026-01-01T00:00:00Z">
+      <w:ins w:id="203" w:author="PR Preview" w:date="2026-01-01T00:00:00Z">
+        <w:r>
+          <w:t xml:space="preserve"> </w:t>
+        </w:r>
+      </w:ins>
+      <w:ins w:id="204" w:author="PR Preview" w:date="2026-01-01T00:00:00Z">
         <w:r>
           <w:t xml:space="preserve">for every</w:t>
         </w:r>
       </w:ins>
-      <w:ins w:id="185" w:author="PR Preview" w:date="2026-01-01T00:00:00Z">
+      <w:ins w:id="205" w:author="PR Preview" w:date="2026-01-01T00:00:00Z">
         <w:r>
           <w:t xml:space="preserve"> </w:t>
         </w:r>
@@ -2596,12 +2848,12 @@
           <m:t>θ</m:t>
         </m:r>
       </m:oMath>
-      <w:ins w:id="186" w:author="PR Preview" w:date="2026-01-01T00:00:00Z">
+      <w:ins w:id="206" w:author="PR Preview" w:date="2026-01-01T00:00:00Z">
         <w:r>
           <w:t xml:space="preserve">, set</w:t>
         </w:r>
       </w:ins>
-      <w:ins w:id="187" w:author="PR Preview" w:date="2026-01-01T00:00:00Z">
+      <w:ins w:id="207" w:author="PR Preview" w:date="2026-01-01T00:00:00Z">
         <w:r>
           <w:t xml:space="preserve"> </w:t>
         </w:r>
@@ -2659,28 +2911,143 @@
           <m:t>0</m:t>
         </m:r>
       </m:oMath>
-      <w:ins w:id="188" w:author="PR Preview" w:date="2026-01-01T00:00:00Z">
-        <w:r>
-          <w:t xml:space="preserve">;</w:t>
-        </w:r>
-      </w:ins>
-      <w:ins w:id="189" w:author="PR Preview" w:date="2026-01-01T00:00:00Z">
-        <w:r>
-          <w:t xml:space="preserve"> </w:t>
-        </w:r>
-      </w:ins>
-      <w:ins w:id="190" w:author="PR Preview" w:date="2026-01-01T00:00:00Z">
-        <w:r>
-          <w:t xml:space="preserve">then both sides of</w:t>
-        </w:r>
-      </w:ins>
-      <w:ins w:id="191" w:author="PR Preview" w:date="2026-01-01T00:00:00Z">
+      <w:ins w:id="208" w:author="PR Preview" w:date="2026-01-01T00:00:00Z">
+        <w:r>
+          <w:t xml:space="preserve">.)</w:t>
+        </w:r>
+      </w:ins>
+      <w:ins w:id="209" w:author="PR Preview" w:date="2026-01-01T00:00:00Z">
+        <w:r>
+          <w:t xml:space="preserve"> </w:t>
+        </w:r>
+      </w:ins>
+      <w:ins w:id="210" w:author="PR Preview" w:date="2026-01-01T00:00:00Z">
+        <w:r>
+          <w:t xml:space="preserve">Both functions are nonnegative, and at a</w:t>
+        </w:r>
+      </w:ins>
+      <w:ins w:id="211" w:author="PR Preview" w:date="2026-01-01T00:00:00Z">
+        <w:r>
+          <w:t xml:space="preserve"> </w:t>
+        </w:r>
+      </w:ins>
+      <m:oMath>
+        <m:r>
+          <m:t>θ</m:t>
+        </m:r>
+      </m:oMath>
+      <w:ins w:id="212" w:author="PR Preview" w:date="2026-01-01T00:00:00Z">
+        <w:r>
+          <w:t xml:space="preserve"> </w:t>
+        </w:r>
+      </w:ins>
+      <w:ins w:id="213" w:author="PR Preview" w:date="2026-01-01T00:00:00Z">
+        <w:r>
+          <w:t xml:space="preserve">with</w:t>
+        </w:r>
+      </w:ins>
+      <w:ins w:id="214" w:author="PR Preview" w:date="2026-01-01T00:00:00Z">
+        <w:r>
+          <w:t xml:space="preserve"> </w:t>
+        </w:r>
+      </w:ins>
+      <m:oMath>
+        <m:sSub>
+          <m:e>
+            <m:r>
+              <m:rPr>
+                <m:sty m:val="p"/>
+              </m:rPr>
+              <m:t>Pr</m:t>
+            </m:r>
+          </m:e>
+          <m:sub>
+            <m:r>
+              <m:t>θ</m:t>
+            </m:r>
+          </m:sub>
+        </m:sSub>
+        <m:r>
+          <m:t>​</m:t>
+        </m:r>
+        <m:d>
+          <m:dPr>
+            <m:begChr m:val="("/>
+            <m:sepChr m:val=""/>
+            <m:endChr m:val=")"/>
+            <m:grow/>
+          </m:dPr>
+          <m:e>
+            <m:r>
+              <m:t>T</m:t>
+            </m:r>
+            <m:r>
+              <m:t>​</m:t>
+            </m:r>
+            <m:d>
+              <m:dPr>
+                <m:begChr m:val="("/>
+                <m:sepChr m:val=""/>
+                <m:endChr m:val=")"/>
+                <m:grow/>
+              </m:dPr>
+              <m:e>
+                <m:acc>
+                  <m:accPr>
+                    <m:chr m:val="̃"/>
+                  </m:accPr>
+                  <m:e>
+                    <m:r>
+                      <m:t>X</m:t>
+                    </m:r>
+                  </m:e>
+                </m:acc>
+              </m:e>
+            </m:d>
+            <m:r>
+              <m:t>​</m:t>
+            </m:r>
+            <m:r>
+              <m:rPr>
+                <m:sty m:val="p"/>
+              </m:rPr>
+              <m:t>=</m:t>
+            </m:r>
+            <m:r>
+              <m:t>t</m:t>
+            </m:r>
+          </m:e>
+        </m:d>
+        <m:r>
+          <m:t>​</m:t>
+        </m:r>
+        <m:r>
+          <m:rPr>
+            <m:sty m:val="p"/>
+          </m:rPr>
+          <m:t>=</m:t>
+        </m:r>
+        <m:r>
+          <m:t>0</m:t>
+        </m:r>
+      </m:oMath>
+      <w:ins w:id="215" w:author="PR Preview" w:date="2026-01-01T00:00:00Z">
+        <w:r>
+          <w:t xml:space="preserve"> </w:t>
+        </w:r>
+      </w:ins>
+      <w:ins w:id="216" w:author="PR Preview" w:date="2026-01-01T00:00:00Z">
+        <w:r>
+          <w:t xml:space="preserve">both sides of</w:t>
+        </w:r>
+      </w:ins>
+      <w:ins w:id="217" w:author="PR Preview" w:date="2026-01-01T00:00:00Z">
         <w:r>
           <w:t xml:space="preserve"> </w:t>
         </w:r>
       </w:ins>
       <w:hyperlink w:anchor="eq-factorization">
-        <w:ins w:id="192" w:author="PR Preview" w:date="2026-01-01T00:00:00Z">
+        <w:ins w:id="218" w:author="PR Preview" w:date="2026-01-01T00:00:00Z">
           <w:r>
             <w:rPr>
               <w:rStyle w:val="Hyperlink"/>
@@ -2689,24 +3056,132 @@
           </w:r>
         </w:ins>
       </w:hyperlink>
-      <w:ins w:id="193" w:author="PR Preview" w:date="2026-01-01T00:00:00Z">
-        <w:r>
-          <w:t xml:space="preserve"> </w:t>
-        </w:r>
-      </w:ins>
-      <w:ins w:id="194" w:author="PR Preview" w:date="2026-01-01T00:00:00Z">
-        <w:r>
-          <w:t xml:space="preserve">are zero.)</w:t>
-        </w:r>
-      </w:ins>
-      <w:ins w:id="195" w:author="PR Preview" w:date="2026-01-01T00:00:00Z">
-        <w:r>
-          <w:t xml:space="preserve"> </w:t>
-        </w:r>
-      </w:ins>
-      <w:ins w:id="196" w:author="PR Preview" w:date="2026-01-01T00:00:00Z">
-        <w:r>
-          <w:t xml:space="preserve">Then</w:t>
+      <w:ins w:id="219" w:author="PR Preview" w:date="2026-01-01T00:00:00Z">
+        <w:r>
+          <w:t xml:space="preserve"> </w:t>
+        </w:r>
+      </w:ins>
+      <w:ins w:id="220" w:author="PR Preview" w:date="2026-01-01T00:00:00Z">
+        <w:r>
+          <w:t xml:space="preserve">are zero, because the event</w:t>
+        </w:r>
+      </w:ins>
+      <w:ins w:id="221" w:author="PR Preview" w:date="2026-01-01T00:00:00Z">
+        <w:r>
+          <w:t xml:space="preserve"> </w:t>
+        </w:r>
+      </w:ins>
+      <m:oMath>
+        <m:acc>
+          <m:accPr>
+            <m:chr m:val="̃"/>
+          </m:accPr>
+          <m:e>
+            <m:r>
+              <m:t>X</m:t>
+            </m:r>
+          </m:e>
+        </m:acc>
+        <m:r>
+          <m:rPr>
+            <m:sty m:val="p"/>
+          </m:rPr>
+          <m:t>=</m:t>
+        </m:r>
+        <m:acc>
+          <m:accPr>
+            <m:chr m:val="̃"/>
+          </m:accPr>
+          <m:e>
+            <m:r>
+              <m:t>x</m:t>
+            </m:r>
+          </m:e>
+        </m:acc>
+      </m:oMath>
+      <w:ins w:id="222" w:author="PR Preview" w:date="2026-01-01T00:00:00Z">
+        <w:r>
+          <w:t xml:space="preserve"> </w:t>
+        </w:r>
+      </w:ins>
+      <w:ins w:id="223" w:author="PR Preview" w:date="2026-01-01T00:00:00Z">
+        <w:r>
+          <w:t xml:space="preserve">lies inside the event</w:t>
+        </w:r>
+      </w:ins>
+      <w:ins w:id="224" w:author="PR Preview" w:date="2026-01-01T00:00:00Z">
+        <w:r>
+          <w:t xml:space="preserve"> </w:t>
+        </w:r>
+      </w:ins>
+      <m:oMath>
+        <m:r>
+          <m:t>T</m:t>
+        </m:r>
+        <m:r>
+          <m:t>​</m:t>
+        </m:r>
+        <m:d>
+          <m:dPr>
+            <m:begChr m:val="("/>
+            <m:sepChr m:val=""/>
+            <m:endChr m:val=")"/>
+            <m:grow/>
+          </m:dPr>
+          <m:e>
+            <m:acc>
+              <m:accPr>
+                <m:chr m:val="̃"/>
+              </m:accPr>
+              <m:e>
+                <m:r>
+                  <m:t>X</m:t>
+                </m:r>
+              </m:e>
+            </m:acc>
+          </m:e>
+        </m:d>
+        <m:r>
+          <m:t>​</m:t>
+        </m:r>
+        <m:r>
+          <m:rPr>
+            <m:sty m:val="p"/>
+          </m:rPr>
+          <m:t>=</m:t>
+        </m:r>
+        <m:r>
+          <m:t>t</m:t>
+        </m:r>
+      </m:oMath>
+      <w:ins w:id="225" w:author="PR Preview" w:date="2026-01-01T00:00:00Z">
+        <w:r>
+          <w:t xml:space="preserve">.</w:t>
+        </w:r>
+      </w:ins>
+      <w:ins w:id="226" w:author="PR Preview" w:date="2026-01-01T00:00:00Z">
+        <w:r>
+          <w:t xml:space="preserve"> </w:t>
+        </w:r>
+      </w:ins>
+      <w:ins w:id="227" w:author="PR Preview" w:date="2026-01-01T00:00:00Z">
+        <w:r>
+          <w:t xml:space="preserve">At every other</w:t>
+        </w:r>
+      </w:ins>
+      <w:ins w:id="228" w:author="PR Preview" w:date="2026-01-01T00:00:00Z">
+        <w:r>
+          <w:t xml:space="preserve"> </w:t>
+        </w:r>
+      </w:ins>
+      <m:oMath>
+        <m:r>
+          <m:t>θ</m:t>
+        </m:r>
+      </m:oMath>
+      <w:ins w:id="229" w:author="PR Preview" w:date="2026-01-01T00:00:00Z">
+        <w:r>
+          <w:t xml:space="preserve">,</w:t>
         </w:r>
       </w:ins>
     </w:p>
@@ -2967,85 +3442,7 @@
                   <m:nor/>
                   <m:sty m:val="p"/>
                 </m:rPr>
-                <m:t>(the event </m:t>
-              </m:r>
-              <m:acc>
-                <m:accPr>
-                  <m:chr m:val="̃"/>
-                </m:accPr>
-                <m:e>
-                  <m:r>
-                    <m:t>X</m:t>
-                  </m:r>
-                </m:e>
-              </m:acc>
-              <m:r>
-                <m:rPr>
-                  <m:sty m:val="p"/>
-                </m:rPr>
-                <m:t>=</m:t>
-              </m:r>
-              <m:acc>
-                <m:accPr>
-                  <m:chr m:val="̃"/>
-                </m:accPr>
-                <m:e>
-                  <m:r>
-                    <m:t>x</m:t>
-                  </m:r>
-                </m:e>
-              </m:acc>
-              <m:r>
-                <m:rPr>
-                  <m:nor/>
-                  <m:sty m:val="p"/>
-                </m:rPr>
-                <m:t> lies inside the event </m:t>
-              </m:r>
-              <m:r>
-                <m:t>T</m:t>
-              </m:r>
-              <m:r>
-                <m:t>​</m:t>
-              </m:r>
-              <m:d>
-                <m:dPr>
-                  <m:begChr m:val="("/>
-                  <m:sepChr m:val=""/>
-                  <m:endChr m:val=")"/>
-                  <m:grow/>
-                </m:dPr>
-                <m:e>
-                  <m:acc>
-                    <m:accPr>
-                      <m:chr m:val="̃"/>
-                    </m:accPr>
-                    <m:e>
-                      <m:r>
-                        <m:t>X</m:t>
-                      </m:r>
-                    </m:e>
-                  </m:acc>
-                </m:e>
-              </m:d>
-              <m:r>
-                <m:t>​</m:t>
-              </m:r>
-              <m:r>
-                <m:rPr>
-                  <m:sty m:val="p"/>
-                </m:rPr>
-                <m:t>=</m:t>
-              </m:r>
-              <m:r>
-                <m:t>t</m:t>
-              </m:r>
-              <m:r>
-                <m:rPr>
-                  <m:nor/>
-                  <m:sty m:val="p"/>
-                </m:rPr>
-                <m:t>)</m:t>
+                <m:t>(the first event is inside the second)</m:t>
               </m:r>
             </m:e>
             <m:e>
@@ -3242,7 +3639,7 @@
                   <m:nor/>
                   <m:sty m:val="p"/>
                 </m:rPr>
-                <m:t>(definition of conditional probability)</m:t>
+                <m:t>(conditional probability)</m:t>
               </m:r>
             </m:e>
             <m:e>
@@ -3360,7 +3757,7 @@
       <w:pPr>
         <w:pStyle w:val="FirstParagraph"/>
       </w:pPr>
-      <w:ins w:id="197" w:author="PR Preview" w:date="2026-01-01T00:00:00Z">
+      <w:ins w:id="230" w:author="PR Preview" w:date="2026-01-01T00:00:00Z">
         <w:r>
           <w:rPr>
             <w:b/>
@@ -3369,23 +3766,23 @@
           <w:t xml:space="preserve">A factorization implies sufficient.</w:t>
         </w:r>
       </w:ins>
-      <w:ins w:id="198" w:author="PR Preview" w:date="2026-01-01T00:00:00Z">
-        <w:r>
-          <w:t xml:space="preserve"> </w:t>
-        </w:r>
-      </w:ins>
-      <w:ins w:id="199" w:author="PR Preview" w:date="2026-01-01T00:00:00Z">
+      <w:ins w:id="231" w:author="PR Preview" w:date="2026-01-01T00:00:00Z">
+        <w:r>
+          <w:t xml:space="preserve"> </w:t>
+        </w:r>
+      </w:ins>
+      <w:ins w:id="232" w:author="PR Preview" w:date="2026-01-01T00:00:00Z">
         <w:r>
           <w:t xml:space="preserve">Suppose</w:t>
         </w:r>
       </w:ins>
-      <w:ins w:id="200" w:author="PR Preview" w:date="2026-01-01T00:00:00Z">
+      <w:ins w:id="233" w:author="PR Preview" w:date="2026-01-01T00:00:00Z">
         <w:r>
           <w:t xml:space="preserve"> </w:t>
         </w:r>
       </w:ins>
       <w:hyperlink w:anchor="eq-factorization">
-        <w:ins w:id="201" w:author="PR Preview" w:date="2026-01-01T00:00:00Z">
+        <w:ins w:id="234" w:author="PR Preview" w:date="2026-01-01T00:00:00Z">
           <w:r>
             <w:rPr>
               <w:rStyle w:val="Hyperlink"/>
@@ -3394,17 +3791,17 @@
           </w:r>
         </w:ins>
       </w:hyperlink>
-      <w:ins w:id="202" w:author="PR Preview" w:date="2026-01-01T00:00:00Z">
-        <w:r>
-          <w:t xml:space="preserve"> </w:t>
-        </w:r>
-      </w:ins>
-      <w:ins w:id="203" w:author="PR Preview" w:date="2026-01-01T00:00:00Z">
+      <w:ins w:id="235" w:author="PR Preview" w:date="2026-01-01T00:00:00Z">
+        <w:r>
+          <w:t xml:space="preserve"> </w:t>
+        </w:r>
+      </w:ins>
+      <w:ins w:id="236" w:author="PR Preview" w:date="2026-01-01T00:00:00Z">
         <w:r>
           <w:t xml:space="preserve">holds, and let</w:t>
         </w:r>
       </w:ins>
-      <w:ins w:id="204" w:author="PR Preview" w:date="2026-01-01T00:00:00Z">
+      <w:ins w:id="237" w:author="PR Preview" w:date="2026-01-01T00:00:00Z">
         <w:r>
           <w:t xml:space="preserve"> </w:t>
         </w:r>
@@ -3414,17 +3811,17 @@
           <m:t>t</m:t>
         </m:r>
       </m:oMath>
-      <w:ins w:id="205" w:author="PR Preview" w:date="2026-01-01T00:00:00Z">
-        <w:r>
-          <w:t xml:space="preserve"> </w:t>
-        </w:r>
-      </w:ins>
-      <w:ins w:id="206" w:author="PR Preview" w:date="2026-01-01T00:00:00Z">
+      <w:ins w:id="238" w:author="PR Preview" w:date="2026-01-01T00:00:00Z">
+        <w:r>
+          <w:t xml:space="preserve"> </w:t>
+        </w:r>
+      </w:ins>
+      <w:ins w:id="239" w:author="PR Preview" w:date="2026-01-01T00:00:00Z">
         <w:r>
           <w:t xml:space="preserve">be a value with</w:t>
         </w:r>
       </w:ins>
-      <w:ins w:id="207" w:author="PR Preview" w:date="2026-01-01T00:00:00Z">
+      <w:ins w:id="240" w:author="PR Preview" w:date="2026-01-01T00:00:00Z">
         <w:r>
           <w:t xml:space="preserve"> </w:t>
         </w:r>
@@ -3509,22 +3906,22 @@
           <m:t>0</m:t>
         </m:r>
       </m:oMath>
-      <w:ins w:id="208" w:author="PR Preview" w:date="2026-01-01T00:00:00Z">
+      <w:ins w:id="241" w:author="PR Preview" w:date="2026-01-01T00:00:00Z">
         <w:r>
           <w:t xml:space="preserve">.</w:t>
         </w:r>
       </w:ins>
-      <w:ins w:id="209" w:author="PR Preview" w:date="2026-01-01T00:00:00Z">
-        <w:r>
-          <w:t xml:space="preserve"> </w:t>
-        </w:r>
-      </w:ins>
-      <w:ins w:id="210" w:author="PR Preview" w:date="2026-01-01T00:00:00Z">
+      <w:ins w:id="242" w:author="PR Preview" w:date="2026-01-01T00:00:00Z">
+        <w:r>
+          <w:t xml:space="preserve"> </w:t>
+        </w:r>
+      </w:ins>
+      <w:ins w:id="243" w:author="PR Preview" w:date="2026-01-01T00:00:00Z">
         <w:r>
           <w:t xml:space="preserve">The event</w:t>
         </w:r>
       </w:ins>
-      <w:ins w:id="211" w:author="PR Preview" w:date="2026-01-01T00:00:00Z">
+      <w:ins w:id="244" w:author="PR Preview" w:date="2026-01-01T00:00:00Z">
         <w:r>
           <w:t xml:space="preserve"> </w:t>
         </w:r>
@@ -3569,17 +3966,17 @@
           <m:t>t</m:t>
         </m:r>
       </m:oMath>
-      <w:ins w:id="212" w:author="PR Preview" w:date="2026-01-01T00:00:00Z">
-        <w:r>
-          <w:t xml:space="preserve"> </w:t>
-        </w:r>
-      </w:ins>
-      <w:ins w:id="213" w:author="PR Preview" w:date="2026-01-01T00:00:00Z">
+      <w:ins w:id="245" w:author="PR Preview" w:date="2026-01-01T00:00:00Z">
+        <w:r>
+          <w:t xml:space="preserve"> </w:t>
+        </w:r>
+      </w:ins>
+      <w:ins w:id="246" w:author="PR Preview" w:date="2026-01-01T00:00:00Z">
         <w:r>
           <w:t xml:space="preserve">is the union of the disjoint events</w:t>
         </w:r>
       </w:ins>
-      <w:ins w:id="214" w:author="PR Preview" w:date="2026-01-01T00:00:00Z">
+      <w:ins w:id="247" w:author="PR Preview" w:date="2026-01-01T00:00:00Z">
         <w:r>
           <w:t xml:space="preserve"> </w:t>
         </w:r>
@@ -3612,17 +4009,17 @@
           </m:e>
         </m:acc>
       </m:oMath>
-      <w:ins w:id="215" w:author="PR Preview" w:date="2026-01-01T00:00:00Z">
-        <w:r>
-          <w:t xml:space="preserve"> </w:t>
-        </w:r>
-      </w:ins>
-      <w:ins w:id="216" w:author="PR Preview" w:date="2026-01-01T00:00:00Z">
+      <w:ins w:id="248" w:author="PR Preview" w:date="2026-01-01T00:00:00Z">
+        <w:r>
+          <w:t xml:space="preserve"> </w:t>
+        </w:r>
+      </w:ins>
+      <w:ins w:id="249" w:author="PR Preview" w:date="2026-01-01T00:00:00Z">
         <w:r>
           <w:t xml:space="preserve">over the samples</w:t>
         </w:r>
       </w:ins>
-      <w:ins w:id="217" w:author="PR Preview" w:date="2026-01-01T00:00:00Z">
+      <w:ins w:id="250" w:author="PR Preview" w:date="2026-01-01T00:00:00Z">
         <w:r>
           <w:t xml:space="preserve"> </w:t>
         </w:r>
@@ -3639,17 +4036,17 @@
           </m:e>
         </m:acc>
       </m:oMath>
-      <w:ins w:id="218" w:author="PR Preview" w:date="2026-01-01T00:00:00Z">
-        <w:r>
-          <w:t xml:space="preserve"> </w:t>
-        </w:r>
-      </w:ins>
-      <w:ins w:id="219" w:author="PR Preview" w:date="2026-01-01T00:00:00Z">
+      <w:ins w:id="251" w:author="PR Preview" w:date="2026-01-01T00:00:00Z">
+        <w:r>
+          <w:t xml:space="preserve"> </w:t>
+        </w:r>
+      </w:ins>
+      <w:ins w:id="252" w:author="PR Preview" w:date="2026-01-01T00:00:00Z">
         <w:r>
           <w:t xml:space="preserve">with</w:t>
         </w:r>
       </w:ins>
-      <w:ins w:id="220" w:author="PR Preview" w:date="2026-01-01T00:00:00Z">
+      <w:ins w:id="253" w:author="PR Preview" w:date="2026-01-01T00:00:00Z">
         <w:r>
           <w:t xml:space="preserve"> </w:t>
         </w:r>
@@ -3694,7 +4091,7 @@
           <m:t>t</m:t>
         </m:r>
       </m:oMath>
-      <w:ins w:id="221" w:author="PR Preview" w:date="2026-01-01T00:00:00Z">
+      <w:ins w:id="254" w:author="PR Preview" w:date="2026-01-01T00:00:00Z">
         <w:r>
           <w:t xml:space="preserve">, so</w:t>
         </w:r>
@@ -4477,12 +4874,12 @@
       <w:pPr>
         <w:pStyle w:val="FirstParagraph"/>
       </w:pPr>
-      <w:ins w:id="222" w:author="PR Preview" w:date="2026-01-01T00:00:00Z">
+      <w:ins w:id="255" w:author="PR Preview" w:date="2026-01-01T00:00:00Z">
         <w:r>
           <w:t xml:space="preserve">This is positive, so</w:t>
         </w:r>
       </w:ins>
-      <w:ins w:id="223" w:author="PR Preview" w:date="2026-01-01T00:00:00Z">
+      <w:ins w:id="256" w:author="PR Preview" w:date="2026-01-01T00:00:00Z">
         <w:r>
           <w:t xml:space="preserve"> </w:t>
         </w:r>
@@ -4529,22 +4926,22 @@
           <m:t>0</m:t>
         </m:r>
       </m:oMath>
-      <w:ins w:id="224" w:author="PR Preview" w:date="2026-01-01T00:00:00Z">
+      <w:ins w:id="257" w:author="PR Preview" w:date="2026-01-01T00:00:00Z">
         <w:r>
           <w:t xml:space="preserve">.</w:t>
         </w:r>
       </w:ins>
-      <w:ins w:id="225" w:author="PR Preview" w:date="2026-01-01T00:00:00Z">
-        <w:r>
-          <w:t xml:space="preserve"> </w:t>
-        </w:r>
-      </w:ins>
-      <w:ins w:id="226" w:author="PR Preview" w:date="2026-01-01T00:00:00Z">
+      <w:ins w:id="258" w:author="PR Preview" w:date="2026-01-01T00:00:00Z">
+        <w:r>
+          <w:t xml:space="preserve"> </w:t>
+        </w:r>
+      </w:ins>
+      <w:ins w:id="259" w:author="PR Preview" w:date="2026-01-01T00:00:00Z">
         <w:r>
           <w:t xml:space="preserve">For a sample</w:t>
         </w:r>
       </w:ins>
-      <w:ins w:id="227" w:author="PR Preview" w:date="2026-01-01T00:00:00Z">
+      <w:ins w:id="260" w:author="PR Preview" w:date="2026-01-01T00:00:00Z">
         <w:r>
           <w:t xml:space="preserve"> </w:t>
         </w:r>
@@ -4561,17 +4958,17 @@
           </m:e>
         </m:acc>
       </m:oMath>
-      <w:ins w:id="228" w:author="PR Preview" w:date="2026-01-01T00:00:00Z">
-        <w:r>
-          <w:t xml:space="preserve"> </w:t>
-        </w:r>
-      </w:ins>
-      <w:ins w:id="229" w:author="PR Preview" w:date="2026-01-01T00:00:00Z">
+      <w:ins w:id="261" w:author="PR Preview" w:date="2026-01-01T00:00:00Z">
+        <w:r>
+          <w:t xml:space="preserve"> </w:t>
+        </w:r>
+      </w:ins>
+      <w:ins w:id="262" w:author="PR Preview" w:date="2026-01-01T00:00:00Z">
         <w:r>
           <w:t xml:space="preserve">with</w:t>
         </w:r>
       </w:ins>
-      <w:ins w:id="230" w:author="PR Preview" w:date="2026-01-01T00:00:00Z">
+      <w:ins w:id="263" w:author="PR Preview" w:date="2026-01-01T00:00:00Z">
         <w:r>
           <w:t xml:space="preserve"> </w:t>
         </w:r>
@@ -4616,7 +5013,7 @@
           <m:t>t</m:t>
         </m:r>
       </m:oMath>
-      <w:ins w:id="231" w:author="PR Preview" w:date="2026-01-01T00:00:00Z">
+      <w:ins w:id="264" w:author="PR Preview" w:date="2026-01-01T00:00:00Z">
         <w:r>
           <w:t xml:space="preserve">,</w:t>
         </w:r>
@@ -4873,7 +5270,7 @@
                   <m:nor/>
                   <m:sty m:val="p"/>
                 </m:rPr>
-                <m:t>(definition of conditional probability)</m:t>
+                <m:t>(conditional probability)</m:t>
               </m:r>
             </m:e>
             <m:e>
@@ -5326,12 +5723,12 @@
       <w:pPr>
         <w:pStyle w:val="FirstParagraph"/>
       </w:pPr>
-      <w:ins w:id="232" w:author="PR Preview" w:date="2026-01-01T00:00:00Z">
+      <w:ins w:id="265" w:author="PR Preview" w:date="2026-01-01T00:00:00Z">
         <w:r>
           <w:t xml:space="preserve">which does not depend on</w:t>
         </w:r>
       </w:ins>
-      <w:ins w:id="233" w:author="PR Preview" w:date="2026-01-01T00:00:00Z">
+      <w:ins w:id="266" w:author="PR Preview" w:date="2026-01-01T00:00:00Z">
         <w:r>
           <w:t xml:space="preserve"> </w:t>
         </w:r>
@@ -5341,22 +5738,22 @@
           <m:t>θ</m:t>
         </m:r>
       </m:oMath>
-      <w:ins w:id="234" w:author="PR Preview" w:date="2026-01-01T00:00:00Z">
+      <w:ins w:id="267" w:author="PR Preview" w:date="2026-01-01T00:00:00Z">
         <w:r>
           <w:t xml:space="preserve">.</w:t>
         </w:r>
       </w:ins>
-      <w:ins w:id="235" w:author="PR Preview" w:date="2026-01-01T00:00:00Z">
-        <w:r>
-          <w:t xml:space="preserve"> </w:t>
-        </w:r>
-      </w:ins>
-      <w:ins w:id="236" w:author="PR Preview" w:date="2026-01-01T00:00:00Z">
+      <w:ins w:id="268" w:author="PR Preview" w:date="2026-01-01T00:00:00Z">
+        <w:r>
+          <w:t xml:space="preserve"> </w:t>
+        </w:r>
+      </w:ins>
+      <w:ins w:id="269" w:author="PR Preview" w:date="2026-01-01T00:00:00Z">
         <w:r>
           <w:t xml:space="preserve">For a sample</w:t>
         </w:r>
       </w:ins>
-      <w:ins w:id="237" w:author="PR Preview" w:date="2026-01-01T00:00:00Z">
+      <w:ins w:id="270" w:author="PR Preview" w:date="2026-01-01T00:00:00Z">
         <w:r>
           <w:t xml:space="preserve"> </w:t>
         </w:r>
@@ -5373,17 +5770,17 @@
           </m:e>
         </m:acc>
       </m:oMath>
-      <w:ins w:id="238" w:author="PR Preview" w:date="2026-01-01T00:00:00Z">
-        <w:r>
-          <w:t xml:space="preserve"> </w:t>
-        </w:r>
-      </w:ins>
-      <w:ins w:id="239" w:author="PR Preview" w:date="2026-01-01T00:00:00Z">
+      <w:ins w:id="271" w:author="PR Preview" w:date="2026-01-01T00:00:00Z">
+        <w:r>
+          <w:t xml:space="preserve"> </w:t>
+        </w:r>
+      </w:ins>
+      <w:ins w:id="272" w:author="PR Preview" w:date="2026-01-01T00:00:00Z">
         <w:r>
           <w:t xml:space="preserve">with</w:t>
         </w:r>
       </w:ins>
-      <w:ins w:id="240" w:author="PR Preview" w:date="2026-01-01T00:00:00Z">
+      <w:ins w:id="273" w:author="PR Preview" w:date="2026-01-01T00:00:00Z">
         <w:r>
           <w:t xml:space="preserve"> </w:t>
         </w:r>
@@ -5428,27 +5825,27 @@
           <m:t>t</m:t>
         </m:r>
       </m:oMath>
-      <w:ins w:id="241" w:author="PR Preview" w:date="2026-01-01T00:00:00Z">
-        <w:r>
-          <w:t xml:space="preserve"> </w:t>
-        </w:r>
-      </w:ins>
-      <w:ins w:id="242" w:author="PR Preview" w:date="2026-01-01T00:00:00Z">
+      <w:ins w:id="274" w:author="PR Preview" w:date="2026-01-01T00:00:00Z">
+        <w:r>
+          <w:t xml:space="preserve"> </w:t>
+        </w:r>
+      </w:ins>
+      <w:ins w:id="275" w:author="PR Preview" w:date="2026-01-01T00:00:00Z">
         <w:r>
           <w:t xml:space="preserve">the conditional probability is zero,</w:t>
         </w:r>
       </w:ins>
-      <w:ins w:id="243" w:author="PR Preview" w:date="2026-01-01T00:00:00Z">
-        <w:r>
-          <w:t xml:space="preserve"> </w:t>
-        </w:r>
-      </w:ins>
-      <w:ins w:id="244" w:author="PR Preview" w:date="2026-01-01T00:00:00Z">
+      <w:ins w:id="276" w:author="PR Preview" w:date="2026-01-01T00:00:00Z">
+        <w:r>
+          <w:t xml:space="preserve"> </w:t>
+        </w:r>
+      </w:ins>
+      <w:ins w:id="277" w:author="PR Preview" w:date="2026-01-01T00:00:00Z">
         <w:r>
           <w:t xml:space="preserve">which does not depend on</w:t>
         </w:r>
       </w:ins>
-      <w:ins w:id="245" w:author="PR Preview" w:date="2026-01-01T00:00:00Z">
+      <w:ins w:id="278" w:author="PR Preview" w:date="2026-01-01T00:00:00Z">
         <w:r>
           <w:t xml:space="preserve"> </w:t>
         </w:r>
@@ -5458,27 +5855,27 @@
           <m:t>θ</m:t>
         </m:r>
       </m:oMath>
-      <w:ins w:id="246" w:author="PR Preview" w:date="2026-01-01T00:00:00Z">
-        <w:r>
-          <w:t xml:space="preserve"> </w:t>
-        </w:r>
-      </w:ins>
-      <w:ins w:id="247" w:author="PR Preview" w:date="2026-01-01T00:00:00Z">
+      <w:ins w:id="279" w:author="PR Preview" w:date="2026-01-01T00:00:00Z">
+        <w:r>
+          <w:t xml:space="preserve"> </w:t>
+        </w:r>
+      </w:ins>
+      <w:ins w:id="280" w:author="PR Preview" w:date="2026-01-01T00:00:00Z">
         <w:r>
           <w:t xml:space="preserve">either.</w:t>
         </w:r>
       </w:ins>
-      <w:ins w:id="248" w:author="PR Preview" w:date="2026-01-01T00:00:00Z">
-        <w:r>
-          <w:t xml:space="preserve"> </w:t>
-        </w:r>
-      </w:ins>
-      <w:ins w:id="249" w:author="PR Preview" w:date="2026-01-01T00:00:00Z">
+      <w:ins w:id="281" w:author="PR Preview" w:date="2026-01-01T00:00:00Z">
+        <w:r>
+          <w:t xml:space="preserve"> </w:t>
+        </w:r>
+      </w:ins>
+      <w:ins w:id="282" w:author="PR Preview" w:date="2026-01-01T00:00:00Z">
         <w:r>
           <w:t xml:space="preserve">So</w:t>
         </w:r>
       </w:ins>
-      <w:ins w:id="250" w:author="PR Preview" w:date="2026-01-01T00:00:00Z">
+      <w:ins w:id="283" w:author="PR Preview" w:date="2026-01-01T00:00:00Z">
         <w:r>
           <w:t xml:space="preserve"> </w:t>
         </w:r>
@@ -5514,12 +5911,12 @@
           <m:t>​</m:t>
         </m:r>
       </m:oMath>
-      <w:ins w:id="251" w:author="PR Preview" w:date="2026-01-01T00:00:00Z">
-        <w:r>
-          <w:t xml:space="preserve"> </w:t>
-        </w:r>
-      </w:ins>
-      <w:ins w:id="252" w:author="PR Preview" w:date="2026-01-01T00:00:00Z">
+      <w:ins w:id="284" w:author="PR Preview" w:date="2026-01-01T00:00:00Z">
+        <w:r>
+          <w:t xml:space="preserve"> </w:t>
+        </w:r>
+      </w:ins>
+      <w:ins w:id="285" w:author="PR Preview" w:date="2026-01-01T00:00:00Z">
         <w:r>
           <w:t xml:space="preserve">is sufficient.</w:t>
         </w:r>
@@ -5530,7 +5927,7 @@
       <w:pPr>
         <w:pStyle w:val="BodyText"/>
       </w:pPr>
-      <w:ins w:id="253" w:author="PR Preview" w:date="2026-01-01T00:00:00Z">
+      <w:ins w:id="286" w:author="PR Preview" w:date="2026-01-01T00:00:00Z">
         <w:r>
           <w:rPr>
             <w:b/>
@@ -5539,17 +5936,17 @@
           <w:t xml:space="preserve">Example 1 (The sum is sufficient for a Poisson rate)</w:t>
         </w:r>
       </w:ins>
-      <w:ins w:id="254" w:author="PR Preview" w:date="2026-01-01T00:00:00Z">
-        <w:r>
-          <w:t xml:space="preserve"> </w:t>
-        </w:r>
-      </w:ins>
-      <w:ins w:id="255" w:author="PR Preview" w:date="2026-01-01T00:00:00Z">
+      <w:ins w:id="287" w:author="PR Preview" w:date="2026-01-01T00:00:00Z">
+        <w:r>
+          <w:t xml:space="preserve"> </w:t>
+        </w:r>
+      </w:ins>
+      <w:ins w:id="288" w:author="PR Preview" w:date="2026-01-01T00:00:00Z">
         <w:r>
           <w:t xml:space="preserve">Let</w:t>
         </w:r>
       </w:ins>
-      <w:ins w:id="256" w:author="PR Preview" w:date="2026-01-01T00:00:00Z">
+      <w:ins w:id="289" w:author="PR Preview" w:date="2026-01-01T00:00:00Z">
         <w:r>
           <w:t xml:space="preserve"> </w:t>
         </w:r>
@@ -5643,17 +6040,17 @@
           <m:t>)</m:t>
         </m:r>
       </m:oMath>
-      <w:ins w:id="257" w:author="PR Preview" w:date="2026-01-01T00:00:00Z">
-        <w:r>
-          <w:t xml:space="preserve"> </w:t>
-        </w:r>
-      </w:ins>
-      <w:ins w:id="258" w:author="PR Preview" w:date="2026-01-01T00:00:00Z">
+      <w:ins w:id="290" w:author="PR Preview" w:date="2026-01-01T00:00:00Z">
+        <w:r>
+          <w:t xml:space="preserve"> </w:t>
+        </w:r>
+      </w:ins>
+      <w:ins w:id="291" w:author="PR Preview" w:date="2026-01-01T00:00:00Z">
         <w:r>
           <w:t xml:space="preserve">and</w:t>
         </w:r>
       </w:ins>
-      <w:ins w:id="259" w:author="PR Preview" w:date="2026-01-01T00:00:00Z">
+      <w:ins w:id="292" w:author="PR Preview" w:date="2026-01-01T00:00:00Z">
         <w:r>
           <w:t xml:space="preserve"> </w:t>
         </w:r>
@@ -5723,17 +6120,17 @@
           </m:e>
         </m:nary>
       </m:oMath>
-      <w:ins w:id="260" w:author="PR Preview" w:date="2026-01-01T00:00:00Z">
+      <w:ins w:id="293" w:author="PR Preview" w:date="2026-01-01T00:00:00Z">
         <w:r>
           <w:t xml:space="preserve">.</w:t>
         </w:r>
       </w:ins>
-      <w:ins w:id="261" w:author="PR Preview" w:date="2026-01-01T00:00:00Z">
-        <w:r>
-          <w:t xml:space="preserve"> </w:t>
-        </w:r>
-      </w:ins>
-      <w:ins w:id="262" w:author="PR Preview" w:date="2026-01-01T00:00:00Z">
+      <w:ins w:id="294" w:author="PR Preview" w:date="2026-01-01T00:00:00Z">
+        <w:r>
+          <w:t xml:space="preserve"> </w:t>
+        </w:r>
+      </w:ins>
+      <w:ins w:id="295" w:author="PR Preview" w:date="2026-01-01T00:00:00Z">
         <w:r>
           <w:t xml:space="preserve">The joint mass function of the sample is</w:t>
         </w:r>
@@ -6071,18 +6468,18 @@
       <w:pPr>
         <w:pStyle w:val="FirstParagraph"/>
       </w:pPr>
-      <w:ins w:id="263" w:author="PR Preview" w:date="2026-01-01T00:00:00Z">
+      <w:ins w:id="296" w:author="PR Preview" w:date="2026-01-01T00:00:00Z">
         <w:r>
           <w:t xml:space="preserve">This has the form of</w:t>
         </w:r>
       </w:ins>
-      <w:ins w:id="264" w:author="PR Preview" w:date="2026-01-01T00:00:00Z">
+      <w:ins w:id="297" w:author="PR Preview" w:date="2026-01-01T00:00:00Z">
         <w:r>
           <w:t xml:space="preserve"> </w:t>
         </w:r>
       </w:ins>
       <w:hyperlink w:anchor="eq-factorization">
-        <w:ins w:id="265" w:author="PR Preview" w:date="2026-01-01T00:00:00Z">
+        <w:ins w:id="298" w:author="PR Preview" w:date="2026-01-01T00:00:00Z">
           <w:r>
             <w:rPr>
               <w:rStyle w:val="Hyperlink"/>
@@ -6091,17 +6488,17 @@
           </w:r>
         </w:ins>
       </w:hyperlink>
-      <w:ins w:id="266" w:author="PR Preview" w:date="2026-01-01T00:00:00Z">
-        <w:r>
-          <w:t xml:space="preserve"> </w:t>
-        </w:r>
-      </w:ins>
-      <w:ins w:id="267" w:author="PR Preview" w:date="2026-01-01T00:00:00Z">
+      <w:ins w:id="299" w:author="PR Preview" w:date="2026-01-01T00:00:00Z">
+        <w:r>
+          <w:t xml:space="preserve"> </w:t>
+        </w:r>
+      </w:ins>
+      <w:ins w:id="300" w:author="PR Preview" w:date="2026-01-01T00:00:00Z">
         <w:r>
           <w:t xml:space="preserve">with</w:t>
         </w:r>
       </w:ins>
-      <w:ins w:id="268" w:author="PR Preview" w:date="2026-01-01T00:00:00Z">
+      <w:ins w:id="301" w:author="PR Preview" w:date="2026-01-01T00:00:00Z">
         <w:r>
           <w:t xml:space="preserve"> </w:t>
         </w:r>
@@ -6178,17 +6575,17 @@
           </m:sup>
         </m:sSup>
       </m:oMath>
-      <w:ins w:id="269" w:author="PR Preview" w:date="2026-01-01T00:00:00Z">
-        <w:r>
-          <w:t xml:space="preserve"> </w:t>
-        </w:r>
-      </w:ins>
-      <w:ins w:id="270" w:author="PR Preview" w:date="2026-01-01T00:00:00Z">
+      <w:ins w:id="302" w:author="PR Preview" w:date="2026-01-01T00:00:00Z">
+        <w:r>
+          <w:t xml:space="preserve"> </w:t>
+        </w:r>
+      </w:ins>
+      <w:ins w:id="303" w:author="PR Preview" w:date="2026-01-01T00:00:00Z">
         <w:r>
           <w:t xml:space="preserve">and</w:t>
         </w:r>
       </w:ins>
-      <w:ins w:id="271" w:author="PR Preview" w:date="2026-01-01T00:00:00Z">
+      <w:ins w:id="304" w:author="PR Preview" w:date="2026-01-01T00:00:00Z">
         <w:r>
           <w:t xml:space="preserve"> </w:t>
         </w:r>
@@ -6286,22 +6683,22 @@
           <m:t>!</m:t>
         </m:r>
       </m:oMath>
-      <w:ins w:id="272" w:author="PR Preview" w:date="2026-01-01T00:00:00Z">
+      <w:ins w:id="305" w:author="PR Preview" w:date="2026-01-01T00:00:00Z">
         <w:r>
           <w:t xml:space="preserve">,</w:t>
         </w:r>
       </w:ins>
-      <w:ins w:id="273" w:author="PR Preview" w:date="2026-01-01T00:00:00Z">
-        <w:r>
-          <w:t xml:space="preserve"> </w:t>
-        </w:r>
-      </w:ins>
-      <w:ins w:id="274" w:author="PR Preview" w:date="2026-01-01T00:00:00Z">
+      <w:ins w:id="306" w:author="PR Preview" w:date="2026-01-01T00:00:00Z">
+        <w:r>
+          <w:t xml:space="preserve"> </w:t>
+        </w:r>
+      </w:ins>
+      <w:ins w:id="307" w:author="PR Preview" w:date="2026-01-01T00:00:00Z">
         <w:r>
           <w:t xml:space="preserve">where</w:t>
         </w:r>
       </w:ins>
-      <w:ins w:id="275" w:author="PR Preview" w:date="2026-01-01T00:00:00Z">
+      <w:ins w:id="308" w:author="PR Preview" w:date="2026-01-01T00:00:00Z">
         <w:r>
           <w:t xml:space="preserve"> </w:t>
         </w:r>
@@ -6358,22 +6755,22 @@
           </m:e>
         </m:nary>
       </m:oMath>
-      <w:ins w:id="276" w:author="PR Preview" w:date="2026-01-01T00:00:00Z">
+      <w:ins w:id="309" w:author="PR Preview" w:date="2026-01-01T00:00:00Z">
         <w:r>
           <w:t xml:space="preserve">.</w:t>
         </w:r>
       </w:ins>
-      <w:ins w:id="277" w:author="PR Preview" w:date="2026-01-01T00:00:00Z">
-        <w:r>
-          <w:t xml:space="preserve"> </w:t>
-        </w:r>
-      </w:ins>
-      <w:ins w:id="278" w:author="PR Preview" w:date="2026-01-01T00:00:00Z">
+      <w:ins w:id="310" w:author="PR Preview" w:date="2026-01-01T00:00:00Z">
+        <w:r>
+          <w:t xml:space="preserve"> </w:t>
+        </w:r>
+      </w:ins>
+      <w:ins w:id="311" w:author="PR Preview" w:date="2026-01-01T00:00:00Z">
         <w:r>
           <w:t xml:space="preserve">So the sum</w:t>
         </w:r>
       </w:ins>
-      <w:ins w:id="279" w:author="PR Preview" w:date="2026-01-01T00:00:00Z">
+      <w:ins w:id="312" w:author="PR Preview" w:date="2026-01-01T00:00:00Z">
         <w:r>
           <w:t xml:space="preserve"> </w:t>
         </w:r>
@@ -6383,23 +6780,23 @@
           <m:t>S</m:t>
         </m:r>
       </m:oMath>
-      <w:ins w:id="280" w:author="PR Preview" w:date="2026-01-01T00:00:00Z">
-        <w:r>
-          <w:t xml:space="preserve"> </w:t>
-        </w:r>
-      </w:ins>
-      <w:ins w:id="281" w:author="PR Preview" w:date="2026-01-01T00:00:00Z">
+      <w:ins w:id="313" w:author="PR Preview" w:date="2026-01-01T00:00:00Z">
+        <w:r>
+          <w:t xml:space="preserve"> </w:t>
+        </w:r>
+      </w:ins>
+      <w:ins w:id="314" w:author="PR Preview" w:date="2026-01-01T00:00:00Z">
         <w:r>
           <w:t xml:space="preserve">is</w:t>
         </w:r>
       </w:ins>
-      <w:ins w:id="282" w:author="PR Preview" w:date="2026-01-01T00:00:00Z">
+      <w:ins w:id="315" w:author="PR Preview" w:date="2026-01-01T00:00:00Z">
         <w:r>
           <w:t xml:space="preserve"> </w:t>
         </w:r>
       </w:ins>
       <w:hyperlink w:anchor="def-sufficient">
-        <w:ins w:id="283" w:author="PR Preview" w:date="2026-01-01T00:00:00Z">
+        <w:ins w:id="316" w:author="PR Preview" w:date="2026-01-01T00:00:00Z">
           <w:r>
             <w:rPr>
               <w:rStyle w:val="Hyperlink"/>
@@ -6408,17 +6805,17 @@
           </w:r>
         </w:ins>
       </w:hyperlink>
-      <w:ins w:id="284" w:author="PR Preview" w:date="2026-01-01T00:00:00Z">
-        <w:r>
-          <w:t xml:space="preserve"> </w:t>
-        </w:r>
-      </w:ins>
-      <w:ins w:id="285" w:author="PR Preview" w:date="2026-01-01T00:00:00Z">
+      <w:ins w:id="317" w:author="PR Preview" w:date="2026-01-01T00:00:00Z">
+        <w:r>
+          <w:t xml:space="preserve"> </w:t>
+        </w:r>
+      </w:ins>
+      <w:ins w:id="318" w:author="PR Preview" w:date="2026-01-01T00:00:00Z">
         <w:r>
           <w:t xml:space="preserve">for</w:t>
         </w:r>
       </w:ins>
-      <w:ins w:id="286" w:author="PR Preview" w:date="2026-01-01T00:00:00Z">
+      <w:ins w:id="319" w:author="PR Preview" w:date="2026-01-01T00:00:00Z">
         <w:r>
           <w:t xml:space="preserve"> </w:t>
         </w:r>
@@ -6428,23 +6825,23 @@
           <m:t>λ</m:t>
         </m:r>
       </m:oMath>
-      <w:ins w:id="287" w:author="PR Preview" w:date="2026-01-01T00:00:00Z">
-        <w:r>
-          <w:t xml:space="preserve"> </w:t>
-        </w:r>
-      </w:ins>
-      <w:ins w:id="288" w:author="PR Preview" w:date="2026-01-01T00:00:00Z">
+      <w:ins w:id="320" w:author="PR Preview" w:date="2026-01-01T00:00:00Z">
+        <w:r>
+          <w:t xml:space="preserve"> </w:t>
+        </w:r>
+      </w:ins>
+      <w:ins w:id="321" w:author="PR Preview" w:date="2026-01-01T00:00:00Z">
         <w:r>
           <w:t xml:space="preserve">by</w:t>
         </w:r>
       </w:ins>
-      <w:ins w:id="289" w:author="PR Preview" w:date="2026-01-01T00:00:00Z">
+      <w:ins w:id="322" w:author="PR Preview" w:date="2026-01-01T00:00:00Z">
         <w:r>
           <w:t xml:space="preserve"> </w:t>
         </w:r>
       </w:ins>
       <w:hyperlink w:anchor="thm-factorization">
-        <w:ins w:id="290" w:author="PR Preview" w:date="2026-01-01T00:00:00Z">
+        <w:ins w:id="323" w:author="PR Preview" w:date="2026-01-01T00:00:00Z">
           <w:r>
             <w:rPr>
               <w:rStyle w:val="Hyperlink"/>
@@ -6453,7 +6850,7 @@
           </w:r>
         </w:ins>
       </w:hyperlink>
-      <w:ins w:id="291" w:author="PR Preview" w:date="2026-01-01T00:00:00Z">
+      <w:ins w:id="324" w:author="PR Preview" w:date="2026-01-01T00:00:00Z">
         <w:r>
           <w:t xml:space="preserve">.</w:t>
         </w:r>
@@ -6466,7 +6863,7 @@
       <w:pPr>
         <w:pStyle w:val="Heading2"/>
       </w:pPr>
-      <w:ins w:id="292" w:author="PR Preview" w:date="2026-01-01T00:00:00Z">
+      <w:ins w:id="325" w:author="PR Preview" w:date="2026-01-01T00:00:00Z">
         <w:r>
           <w:t xml:space="preserve">2 The Rao–Blackwell theorem</w:t>
         </w:r>
@@ -6477,7 +6874,7 @@
       <w:pPr>
         <w:pStyle w:val="FirstParagraph"/>
       </w:pPr>
-      <w:ins w:id="293" w:author="PR Preview" w:date="2026-01-01T00:00:00Z">
+      <w:ins w:id="326" w:author="PR Preview" w:date="2026-01-01T00:00:00Z">
         <w:r>
           <w:rPr>
             <w:b/>
@@ -6486,17 +6883,17 @@
           <w:t xml:space="preserve">Definition 3 (Rao–Blackwellized estimator)</w:t>
         </w:r>
       </w:ins>
-      <w:ins w:id="294" w:author="PR Preview" w:date="2026-01-01T00:00:00Z">
-        <w:r>
-          <w:t xml:space="preserve"> </w:t>
-        </w:r>
-      </w:ins>
-      <w:ins w:id="295" w:author="PR Preview" w:date="2026-01-01T00:00:00Z">
+      <w:ins w:id="327" w:author="PR Preview" w:date="2026-01-01T00:00:00Z">
+        <w:r>
+          <w:t xml:space="preserve"> </w:t>
+        </w:r>
+      </w:ins>
+      <w:ins w:id="328" w:author="PR Preview" w:date="2026-01-01T00:00:00Z">
         <w:r>
           <w:t xml:space="preserve">Let</w:t>
         </w:r>
       </w:ins>
-      <w:ins w:id="296" w:author="PR Preview" w:date="2026-01-01T00:00:00Z">
+      <w:ins w:id="329" w:author="PR Preview" w:date="2026-01-01T00:00:00Z">
         <w:r>
           <w:t xml:space="preserve"> </w:t>
         </w:r>
@@ -6513,23 +6910,23 @@
           </m:e>
         </m:acc>
       </m:oMath>
-      <w:ins w:id="297" w:author="PR Preview" w:date="2026-01-01T00:00:00Z">
-        <w:r>
-          <w:t xml:space="preserve"> </w:t>
-        </w:r>
-      </w:ins>
-      <w:ins w:id="298" w:author="PR Preview" w:date="2026-01-01T00:00:00Z">
+      <w:ins w:id="330" w:author="PR Preview" w:date="2026-01-01T00:00:00Z">
+        <w:r>
+          <w:t xml:space="preserve"> </w:t>
+        </w:r>
+      </w:ins>
+      <w:ins w:id="331" w:author="PR Preview" w:date="2026-01-01T00:00:00Z">
         <w:r>
           <w:t xml:space="preserve">be an</w:t>
         </w:r>
       </w:ins>
-      <w:ins w:id="299" w:author="PR Preview" w:date="2026-01-01T00:00:00Z">
+      <w:ins w:id="332" w:author="PR Preview" w:date="2026-01-01T00:00:00Z">
         <w:r>
           <w:t xml:space="preserve"> </w:t>
         </w:r>
       </w:ins>
       <w:hyperlink r:id="rId10">
-        <w:ins w:id="300" w:author="PR Preview" w:date="2026-01-01T00:00:00Z">
+        <w:ins w:id="333" w:author="PR Preview" w:date="2026-01-01T00:00:00Z">
           <w:r>
             <w:rPr>
               <w:rStyle w:val="Hyperlink"/>
@@ -6538,17 +6935,17 @@
           </w:r>
         </w:ins>
       </w:hyperlink>
-      <w:ins w:id="301" w:author="PR Preview" w:date="2026-01-01T00:00:00Z">
-        <w:r>
-          <w:t xml:space="preserve"> </w:t>
-        </w:r>
-      </w:ins>
-      <w:ins w:id="302" w:author="PR Preview" w:date="2026-01-01T00:00:00Z">
+      <w:ins w:id="334" w:author="PR Preview" w:date="2026-01-01T00:00:00Z">
+        <w:r>
+          <w:t xml:space="preserve"> </w:t>
+        </w:r>
+      </w:ins>
+      <w:ins w:id="335" w:author="PR Preview" w:date="2026-01-01T00:00:00Z">
         <w:r>
           <w:t xml:space="preserve">of</w:t>
         </w:r>
       </w:ins>
-      <w:ins w:id="303" w:author="PR Preview" w:date="2026-01-01T00:00:00Z">
+      <w:ins w:id="336" w:author="PR Preview" w:date="2026-01-01T00:00:00Z">
         <w:r>
           <w:t xml:space="preserve"> </w:t>
         </w:r>
@@ -6558,22 +6955,22 @@
           <m:t>θ</m:t>
         </m:r>
       </m:oMath>
-      <w:ins w:id="304" w:author="PR Preview" w:date="2026-01-01T00:00:00Z">
+      <w:ins w:id="337" w:author="PR Preview" w:date="2026-01-01T00:00:00Z">
         <w:r>
           <w:t xml:space="preserve">,</w:t>
         </w:r>
       </w:ins>
-      <w:ins w:id="305" w:author="PR Preview" w:date="2026-01-01T00:00:00Z">
-        <w:r>
-          <w:t xml:space="preserve"> </w:t>
-        </w:r>
-      </w:ins>
-      <w:ins w:id="306" w:author="PR Preview" w:date="2026-01-01T00:00:00Z">
+      <w:ins w:id="338" w:author="PR Preview" w:date="2026-01-01T00:00:00Z">
+        <w:r>
+          <w:t xml:space="preserve"> </w:t>
+        </w:r>
+      </w:ins>
+      <w:ins w:id="339" w:author="PR Preview" w:date="2026-01-01T00:00:00Z">
         <w:r>
           <w:t xml:space="preserve">and let</w:t>
         </w:r>
       </w:ins>
-      <w:ins w:id="307" w:author="PR Preview" w:date="2026-01-01T00:00:00Z">
+      <w:ins w:id="340" w:author="PR Preview" w:date="2026-01-01T00:00:00Z">
         <w:r>
           <w:t xml:space="preserve"> </w:t>
         </w:r>
@@ -6609,23 +7006,23 @@
           <m:t>​</m:t>
         </m:r>
       </m:oMath>
-      <w:ins w:id="308" w:author="PR Preview" w:date="2026-01-01T00:00:00Z">
-        <w:r>
-          <w:t xml:space="preserve"> </w:t>
-        </w:r>
-      </w:ins>
-      <w:ins w:id="309" w:author="PR Preview" w:date="2026-01-01T00:00:00Z">
+      <w:ins w:id="341" w:author="PR Preview" w:date="2026-01-01T00:00:00Z">
+        <w:r>
+          <w:t xml:space="preserve"> </w:t>
+        </w:r>
+      </w:ins>
+      <w:ins w:id="342" w:author="PR Preview" w:date="2026-01-01T00:00:00Z">
         <w:r>
           <w:t xml:space="preserve">be a</w:t>
         </w:r>
       </w:ins>
-      <w:ins w:id="310" w:author="PR Preview" w:date="2026-01-01T00:00:00Z">
+      <w:ins w:id="343" w:author="PR Preview" w:date="2026-01-01T00:00:00Z">
         <w:r>
           <w:t xml:space="preserve"> </w:t>
         </w:r>
       </w:ins>
       <w:hyperlink w:anchor="def-sufficient">
-        <w:ins w:id="311" w:author="PR Preview" w:date="2026-01-01T00:00:00Z">
+        <w:ins w:id="344" w:author="PR Preview" w:date="2026-01-01T00:00:00Z">
           <w:r>
             <w:rPr>
               <w:rStyle w:val="Hyperlink"/>
@@ -6634,17 +7031,17 @@
           </w:r>
         </w:ins>
       </w:hyperlink>
-      <w:ins w:id="312" w:author="PR Preview" w:date="2026-01-01T00:00:00Z">
-        <w:r>
-          <w:t xml:space="preserve"> </w:t>
-        </w:r>
-      </w:ins>
-      <w:ins w:id="313" w:author="PR Preview" w:date="2026-01-01T00:00:00Z">
+      <w:ins w:id="345" w:author="PR Preview" w:date="2026-01-01T00:00:00Z">
+        <w:r>
+          <w:t xml:space="preserve"> </w:t>
+        </w:r>
+      </w:ins>
+      <w:ins w:id="346" w:author="PR Preview" w:date="2026-01-01T00:00:00Z">
         <w:r>
           <w:t xml:space="preserve">statistic for</w:t>
         </w:r>
       </w:ins>
-      <w:ins w:id="314" w:author="PR Preview" w:date="2026-01-01T00:00:00Z">
+      <w:ins w:id="347" w:author="PR Preview" w:date="2026-01-01T00:00:00Z">
         <w:r>
           <w:t xml:space="preserve"> </w:t>
         </w:r>
@@ -6654,27 +7051,27 @@
           <m:t>θ</m:t>
         </m:r>
       </m:oMath>
-      <w:ins w:id="315" w:author="PR Preview" w:date="2026-01-01T00:00:00Z">
+      <w:ins w:id="348" w:author="PR Preview" w:date="2026-01-01T00:00:00Z">
         <w:r>
           <w:t xml:space="preserve">.</w:t>
         </w:r>
       </w:ins>
-      <w:ins w:id="316" w:author="PR Preview" w:date="2026-01-01T00:00:00Z">
-        <w:r>
-          <w:t xml:space="preserve"> </w:t>
-        </w:r>
-      </w:ins>
-      <w:ins w:id="317" w:author="PR Preview" w:date="2026-01-01T00:00:00Z">
+      <w:ins w:id="349" w:author="PR Preview" w:date="2026-01-01T00:00:00Z">
+        <w:r>
+          <w:t xml:space="preserve"> </w:t>
+        </w:r>
+      </w:ins>
+      <w:ins w:id="350" w:author="PR Preview" w:date="2026-01-01T00:00:00Z">
         <w:r>
           <w:t xml:space="preserve">The</w:t>
         </w:r>
       </w:ins>
-      <w:ins w:id="318" w:author="PR Preview" w:date="2026-01-01T00:00:00Z">
-        <w:r>
-          <w:t xml:space="preserve"> </w:t>
-        </w:r>
-      </w:ins>
-      <w:ins w:id="319" w:author="PR Preview" w:date="2026-01-01T00:00:00Z">
+      <w:ins w:id="351" w:author="PR Preview" w:date="2026-01-01T00:00:00Z">
+        <w:r>
+          <w:t xml:space="preserve"> </w:t>
+        </w:r>
+      </w:ins>
+      <w:ins w:id="352" w:author="PR Preview" w:date="2026-01-01T00:00:00Z">
         <w:r>
           <w:rPr>
             <w:b/>
@@ -6683,17 +7080,17 @@
           <w:t xml:space="preserve">Rao–Blackwellized estimator</w:t>
         </w:r>
       </w:ins>
-      <w:ins w:id="320" w:author="PR Preview" w:date="2026-01-01T00:00:00Z">
-        <w:r>
-          <w:t xml:space="preserve"> </w:t>
-        </w:r>
-      </w:ins>
-      <w:ins w:id="321" w:author="PR Preview" w:date="2026-01-01T00:00:00Z">
+      <w:ins w:id="353" w:author="PR Preview" w:date="2026-01-01T00:00:00Z">
+        <w:r>
+          <w:t xml:space="preserve"> </w:t>
+        </w:r>
+      </w:ins>
+      <w:ins w:id="354" w:author="PR Preview" w:date="2026-01-01T00:00:00Z">
         <w:r>
           <w:t xml:space="preserve">is the conditional expectation of</w:t>
         </w:r>
       </w:ins>
-      <w:ins w:id="322" w:author="PR Preview" w:date="2026-01-01T00:00:00Z">
+      <w:ins w:id="355" w:author="PR Preview" w:date="2026-01-01T00:00:00Z">
         <w:r>
           <w:t xml:space="preserve"> </w:t>
         </w:r>
@@ -6710,12 +7107,12 @@
           </m:e>
         </m:acc>
       </m:oMath>
-      <w:ins w:id="323" w:author="PR Preview" w:date="2026-01-01T00:00:00Z">
-        <w:r>
-          <w:t xml:space="preserve"> </w:t>
-        </w:r>
-      </w:ins>
-      <w:ins w:id="324" w:author="PR Preview" w:date="2026-01-01T00:00:00Z">
+      <w:ins w:id="356" w:author="PR Preview" w:date="2026-01-01T00:00:00Z">
+        <w:r>
+          <w:t xml:space="preserve"> </w:t>
+        </w:r>
+      </w:ins>
+      <w:ins w:id="357" w:author="PR Preview" w:date="2026-01-01T00:00:00Z">
         <w:r>
           <w:t xml:space="preserve">given the statistic:</w:t>
         </w:r>
@@ -6873,7 +7270,7 @@
       <w:pPr>
         <w:pStyle w:val="FirstParagraph"/>
       </w:pPr>
-      <w:ins w:id="325" w:author="PR Preview" w:date="2026-01-01T00:00:00Z">
+      <w:ins w:id="358" w:author="PR Preview" w:date="2026-01-01T00:00:00Z">
         <w:r>
           <w:rPr>
             <w:b/>
@@ -6882,17 +7279,17 @@
           <w:t xml:space="preserve">Lemma 1 (The Rao–Blackwellized estimator is a statistic)</w:t>
         </w:r>
       </w:ins>
-      <w:ins w:id="326" w:author="PR Preview" w:date="2026-01-01T00:00:00Z">
-        <w:r>
-          <w:t xml:space="preserve"> </w:t>
-        </w:r>
-      </w:ins>
-      <w:ins w:id="327" w:author="PR Preview" w:date="2026-01-01T00:00:00Z">
+      <w:ins w:id="359" w:author="PR Preview" w:date="2026-01-01T00:00:00Z">
+        <w:r>
+          <w:t xml:space="preserve"> </w:t>
+        </w:r>
+      </w:ins>
+      <w:ins w:id="360" w:author="PR Preview" w:date="2026-01-01T00:00:00Z">
         <w:r>
           <w:t xml:space="preserve">Let</w:t>
         </w:r>
       </w:ins>
-      <w:ins w:id="328" w:author="PR Preview" w:date="2026-01-01T00:00:00Z">
+      <w:ins w:id="361" w:author="PR Preview" w:date="2026-01-01T00:00:00Z">
         <w:r>
           <w:t xml:space="preserve"> </w:t>
         </w:r>
@@ -6928,23 +7325,23 @@
           <m:t>​</m:t>
         </m:r>
       </m:oMath>
-      <w:ins w:id="329" w:author="PR Preview" w:date="2026-01-01T00:00:00Z">
-        <w:r>
-          <w:t xml:space="preserve"> </w:t>
-        </w:r>
-      </w:ins>
-      <w:ins w:id="330" w:author="PR Preview" w:date="2026-01-01T00:00:00Z">
+      <w:ins w:id="362" w:author="PR Preview" w:date="2026-01-01T00:00:00Z">
+        <w:r>
+          <w:t xml:space="preserve"> </w:t>
+        </w:r>
+      </w:ins>
+      <w:ins w:id="363" w:author="PR Preview" w:date="2026-01-01T00:00:00Z">
         <w:r>
           <w:t xml:space="preserve">be a</w:t>
         </w:r>
       </w:ins>
-      <w:ins w:id="331" w:author="PR Preview" w:date="2026-01-01T00:00:00Z">
+      <w:ins w:id="364" w:author="PR Preview" w:date="2026-01-01T00:00:00Z">
         <w:r>
           <w:t xml:space="preserve"> </w:t>
         </w:r>
       </w:ins>
       <w:hyperlink w:anchor="def-sufficient">
-        <w:ins w:id="332" w:author="PR Preview" w:date="2026-01-01T00:00:00Z">
+        <w:ins w:id="365" w:author="PR Preview" w:date="2026-01-01T00:00:00Z">
           <w:r>
             <w:rPr>
               <w:rStyle w:val="Hyperlink"/>
@@ -6953,17 +7350,17 @@
           </w:r>
         </w:ins>
       </w:hyperlink>
-      <w:ins w:id="333" w:author="PR Preview" w:date="2026-01-01T00:00:00Z">
-        <w:r>
-          <w:t xml:space="preserve"> </w:t>
-        </w:r>
-      </w:ins>
-      <w:ins w:id="334" w:author="PR Preview" w:date="2026-01-01T00:00:00Z">
+      <w:ins w:id="366" w:author="PR Preview" w:date="2026-01-01T00:00:00Z">
+        <w:r>
+          <w:t xml:space="preserve"> </w:t>
+        </w:r>
+      </w:ins>
+      <w:ins w:id="367" w:author="PR Preview" w:date="2026-01-01T00:00:00Z">
         <w:r>
           <w:t xml:space="preserve">statistic for</w:t>
         </w:r>
       </w:ins>
-      <w:ins w:id="335" w:author="PR Preview" w:date="2026-01-01T00:00:00Z">
+      <w:ins w:id="368" w:author="PR Preview" w:date="2026-01-01T00:00:00Z">
         <w:r>
           <w:t xml:space="preserve"> </w:t>
         </w:r>
@@ -6973,17 +7370,17 @@
           <m:t>θ</m:t>
         </m:r>
       </m:oMath>
-      <w:ins w:id="336" w:author="PR Preview" w:date="2026-01-01T00:00:00Z">
-        <w:r>
-          <w:t xml:space="preserve"> </w:t>
-        </w:r>
-      </w:ins>
-      <w:ins w:id="337" w:author="PR Preview" w:date="2026-01-01T00:00:00Z">
+      <w:ins w:id="369" w:author="PR Preview" w:date="2026-01-01T00:00:00Z">
+        <w:r>
+          <w:t xml:space="preserve"> </w:t>
+        </w:r>
+      </w:ins>
+      <w:ins w:id="370" w:author="PR Preview" w:date="2026-01-01T00:00:00Z">
         <w:r>
           <w:t xml:space="preserve">and</w:t>
         </w:r>
       </w:ins>
-      <w:ins w:id="338" w:author="PR Preview" w:date="2026-01-01T00:00:00Z">
+      <w:ins w:id="371" w:author="PR Preview" w:date="2026-01-01T00:00:00Z">
         <w:r>
           <w:t xml:space="preserve"> </w:t>
         </w:r>
@@ -7000,17 +7397,17 @@
           </m:e>
         </m:acc>
       </m:oMath>
-      <w:ins w:id="339" w:author="PR Preview" w:date="2026-01-01T00:00:00Z">
-        <w:r>
-          <w:t xml:space="preserve"> </w:t>
-        </w:r>
-      </w:ins>
-      <w:ins w:id="340" w:author="PR Preview" w:date="2026-01-01T00:00:00Z">
+      <w:ins w:id="372" w:author="PR Preview" w:date="2026-01-01T00:00:00Z">
+        <w:r>
+          <w:t xml:space="preserve"> </w:t>
+        </w:r>
+      </w:ins>
+      <w:ins w:id="373" w:author="PR Preview" w:date="2026-01-01T00:00:00Z">
         <w:r>
           <w:t xml:space="preserve">an estimator of</w:t>
         </w:r>
       </w:ins>
-      <w:ins w:id="341" w:author="PR Preview" w:date="2026-01-01T00:00:00Z">
+      <w:ins w:id="374" w:author="PR Preview" w:date="2026-01-01T00:00:00Z">
         <w:r>
           <w:t xml:space="preserve"> </w:t>
         </w:r>
@@ -7020,22 +7417,27 @@
           <m:t>θ</m:t>
         </m:r>
       </m:oMath>
-      <w:ins w:id="342" w:author="PR Preview" w:date="2026-01-01T00:00:00Z">
-        <w:r>
-          <w:t xml:space="preserve">.</w:t>
-        </w:r>
-      </w:ins>
-      <w:ins w:id="343" w:author="PR Preview" w:date="2026-01-01T00:00:00Z">
-        <w:r>
-          <w:t xml:space="preserve"> </w:t>
-        </w:r>
-      </w:ins>
-      <w:ins w:id="344" w:author="PR Preview" w:date="2026-01-01T00:00:00Z">
+      <w:ins w:id="375" w:author="PR Preview" w:date="2026-01-01T00:00:00Z">
+        <w:r>
+          <w:t xml:space="preserve"> </w:t>
+        </w:r>
+      </w:ins>
+      <w:ins w:id="376" w:author="PR Preview" w:date="2026-01-01T00:00:00Z">
+        <w:r>
+          <w:t xml:space="preserve">with finite expectation.</w:t>
+        </w:r>
+      </w:ins>
+      <w:ins w:id="377" w:author="PR Preview" w:date="2026-01-01T00:00:00Z">
+        <w:r>
+          <w:t xml:space="preserve"> </w:t>
+        </w:r>
+      </w:ins>
+      <w:ins w:id="378" w:author="PR Preview" w:date="2026-01-01T00:00:00Z">
         <w:r>
           <w:t xml:space="preserve">Then</w:t>
         </w:r>
       </w:ins>
-      <w:ins w:id="345" w:author="PR Preview" w:date="2026-01-01T00:00:00Z">
+      <w:ins w:id="379" w:author="PR Preview" w:date="2026-01-01T00:00:00Z">
         <w:r>
           <w:t xml:space="preserve"> </w:t>
         </w:r>
@@ -7109,17 +7511,17 @@
           <m:t>​</m:t>
         </m:r>
       </m:oMath>
-      <w:ins w:id="346" w:author="PR Preview" w:date="2026-01-01T00:00:00Z">
-        <w:r>
-          <w:t xml:space="preserve"> </w:t>
-        </w:r>
-      </w:ins>
-      <w:ins w:id="347" w:author="PR Preview" w:date="2026-01-01T00:00:00Z">
+      <w:ins w:id="380" w:author="PR Preview" w:date="2026-01-01T00:00:00Z">
+        <w:r>
+          <w:t xml:space="preserve"> </w:t>
+        </w:r>
+      </w:ins>
+      <w:ins w:id="381" w:author="PR Preview" w:date="2026-01-01T00:00:00Z">
         <w:r>
           <w:t xml:space="preserve">does not depend on</w:t>
         </w:r>
       </w:ins>
-      <w:ins w:id="348" w:author="PR Preview" w:date="2026-01-01T00:00:00Z">
+      <w:ins w:id="382" w:author="PR Preview" w:date="2026-01-01T00:00:00Z">
         <w:r>
           <w:t xml:space="preserve"> </w:t>
         </w:r>
@@ -7129,28 +7531,28 @@
           <m:t>θ</m:t>
         </m:r>
       </m:oMath>
-      <w:ins w:id="349" w:author="PR Preview" w:date="2026-01-01T00:00:00Z">
+      <w:ins w:id="383" w:author="PR Preview" w:date="2026-01-01T00:00:00Z">
         <w:r>
           <w:t xml:space="preserve">,</w:t>
         </w:r>
       </w:ins>
-      <w:ins w:id="350" w:author="PR Preview" w:date="2026-01-01T00:00:00Z">
-        <w:r>
-          <w:t xml:space="preserve"> </w:t>
-        </w:r>
-      </w:ins>
-      <w:ins w:id="351" w:author="PR Preview" w:date="2026-01-01T00:00:00Z">
+      <w:ins w:id="384" w:author="PR Preview" w:date="2026-01-01T00:00:00Z">
+        <w:r>
+          <w:t xml:space="preserve"> </w:t>
+        </w:r>
+      </w:ins>
+      <w:ins w:id="385" w:author="PR Preview" w:date="2026-01-01T00:00:00Z">
         <w:r>
           <w:t xml:space="preserve">so it is a</w:t>
         </w:r>
       </w:ins>
-      <w:ins w:id="352" w:author="PR Preview" w:date="2026-01-01T00:00:00Z">
+      <w:ins w:id="386" w:author="PR Preview" w:date="2026-01-01T00:00:00Z">
         <w:r>
           <w:t xml:space="preserve"> </w:t>
         </w:r>
       </w:ins>
       <w:hyperlink w:anchor="def-statistic">
-        <w:ins w:id="353" w:author="PR Preview" w:date="2026-01-01T00:00:00Z">
+        <w:ins w:id="387" w:author="PR Preview" w:date="2026-01-01T00:00:00Z">
           <w:r>
             <w:rPr>
               <w:rStyle w:val="Hyperlink"/>
@@ -7159,12 +7561,12 @@
           </w:r>
         </w:ins>
       </w:hyperlink>
-      <w:ins w:id="354" w:author="PR Preview" w:date="2026-01-01T00:00:00Z">
-        <w:r>
-          <w:t xml:space="preserve"> </w:t>
-        </w:r>
-      </w:ins>
-      <w:ins w:id="355" w:author="PR Preview" w:date="2026-01-01T00:00:00Z">
+      <w:ins w:id="388" w:author="PR Preview" w:date="2026-01-01T00:00:00Z">
+        <w:r>
+          <w:t xml:space="preserve"> </w:t>
+        </w:r>
+      </w:ins>
+      <w:ins w:id="389" w:author="PR Preview" w:date="2026-01-01T00:00:00Z">
         <w:r>
           <w:t xml:space="preserve">and an estimator.</w:t>
         </w:r>
@@ -7175,7 +7577,7 @@
       <w:pPr>
         <w:pStyle w:val="BodyText"/>
       </w:pPr>
-      <w:ins w:id="356" w:author="PR Preview" w:date="2026-01-01T00:00:00Z">
+      <w:ins w:id="390" w:author="PR Preview" w:date="2026-01-01T00:00:00Z">
         <w:r>
           <w:rPr>
             <w:i/>
@@ -7184,17 +7586,17 @@
           <w:t xml:space="preserve">Proof</w:t>
         </w:r>
       </w:ins>
-      <w:ins w:id="357" w:author="PR Preview" w:date="2026-01-01T00:00:00Z">
+      <w:ins w:id="391" w:author="PR Preview" w:date="2026-01-01T00:00:00Z">
         <w:r>
           <w:t xml:space="preserve">. </w:t>
         </w:r>
       </w:ins>
-      <w:ins w:id="358" w:author="PR Preview" w:date="2026-01-01T00:00:00Z">
+      <w:ins w:id="392" w:author="PR Preview" w:date="2026-01-01T00:00:00Z">
         <w:r>
           <w:t xml:space="preserve">Take a discrete sample, and fix a value</w:t>
         </w:r>
       </w:ins>
-      <w:ins w:id="359" w:author="PR Preview" w:date="2026-01-01T00:00:00Z">
+      <w:ins w:id="393" w:author="PR Preview" w:date="2026-01-01T00:00:00Z">
         <w:r>
           <w:t xml:space="preserve"> </w:t>
         </w:r>
@@ -7204,17 +7606,17 @@
           <m:t>t</m:t>
         </m:r>
       </m:oMath>
-      <w:ins w:id="360" w:author="PR Preview" w:date="2026-01-01T00:00:00Z">
-        <w:r>
-          <w:t xml:space="preserve"> </w:t>
-        </w:r>
-      </w:ins>
-      <w:ins w:id="361" w:author="PR Preview" w:date="2026-01-01T00:00:00Z">
+      <w:ins w:id="394" w:author="PR Preview" w:date="2026-01-01T00:00:00Z">
+        <w:r>
+          <w:t xml:space="preserve"> </w:t>
+        </w:r>
+      </w:ins>
+      <w:ins w:id="395" w:author="PR Preview" w:date="2026-01-01T00:00:00Z">
         <w:r>
           <w:t xml:space="preserve">that</w:t>
         </w:r>
       </w:ins>
-      <w:ins w:id="362" w:author="PR Preview" w:date="2026-01-01T00:00:00Z">
+      <w:ins w:id="396" w:author="PR Preview" w:date="2026-01-01T00:00:00Z">
         <w:r>
           <w:t xml:space="preserve"> </w:t>
         </w:r>
@@ -7250,27 +7652,27 @@
           <m:t>​</m:t>
         </m:r>
       </m:oMath>
-      <w:ins w:id="363" w:author="PR Preview" w:date="2026-01-01T00:00:00Z">
-        <w:r>
-          <w:t xml:space="preserve"> </w:t>
-        </w:r>
-      </w:ins>
-      <w:ins w:id="364" w:author="PR Preview" w:date="2026-01-01T00:00:00Z">
+      <w:ins w:id="397" w:author="PR Preview" w:date="2026-01-01T00:00:00Z">
+        <w:r>
+          <w:t xml:space="preserve"> </w:t>
+        </w:r>
+      </w:ins>
+      <w:ins w:id="398" w:author="PR Preview" w:date="2026-01-01T00:00:00Z">
         <w:r>
           <w:t xml:space="preserve">takes with positive probability.</w:t>
         </w:r>
       </w:ins>
-      <w:ins w:id="365" w:author="PR Preview" w:date="2026-01-01T00:00:00Z">
-        <w:r>
-          <w:t xml:space="preserve"> </w:t>
-        </w:r>
-      </w:ins>
-      <w:ins w:id="366" w:author="PR Preview" w:date="2026-01-01T00:00:00Z">
+      <w:ins w:id="399" w:author="PR Preview" w:date="2026-01-01T00:00:00Z">
+        <w:r>
+          <w:t xml:space="preserve"> </w:t>
+        </w:r>
+      </w:ins>
+      <w:ins w:id="400" w:author="PR Preview" w:date="2026-01-01T00:00:00Z">
         <w:r>
           <w:t xml:space="preserve">Write</w:t>
         </w:r>
       </w:ins>
-      <w:ins w:id="367" w:author="PR Preview" w:date="2026-01-01T00:00:00Z">
+      <w:ins w:id="401" w:author="PR Preview" w:date="2026-01-01T00:00:00Z">
         <w:r>
           <w:t xml:space="preserve"> </w:t>
         </w:r>
@@ -7329,7 +7731,7 @@
           <m:t>​</m:t>
         </m:r>
       </m:oMath>
-      <w:ins w:id="368" w:author="PR Preview" w:date="2026-01-01T00:00:00Z">
+      <w:ins w:id="402" w:author="PR Preview" w:date="2026-01-01T00:00:00Z">
         <w:r>
           <w:t xml:space="preserve">.</w:t>
         </w:r>
@@ -7620,12 +8022,12 @@
       <w:pPr>
         <w:pStyle w:val="FirstParagraph"/>
       </w:pPr>
-      <w:ins w:id="369" w:author="PR Preview" w:date="2026-01-01T00:00:00Z">
+      <w:ins w:id="403" w:author="PR Preview" w:date="2026-01-01T00:00:00Z">
         <w:r>
           <w:t xml:space="preserve">Each term involves</w:t>
         </w:r>
       </w:ins>
-      <w:ins w:id="370" w:author="PR Preview" w:date="2026-01-01T00:00:00Z">
+      <w:ins w:id="404" w:author="PR Preview" w:date="2026-01-01T00:00:00Z">
         <w:r>
           <w:t xml:space="preserve"> </w:t>
         </w:r>
@@ -7668,12 +8070,12 @@
           <m:t>​</m:t>
         </m:r>
       </m:oMath>
-      <w:ins w:id="371" w:author="PR Preview" w:date="2026-01-01T00:00:00Z">
+      <w:ins w:id="405" w:author="PR Preview" w:date="2026-01-01T00:00:00Z">
         <w:r>
           <w:t xml:space="preserve">, which does not depend on</w:t>
         </w:r>
       </w:ins>
-      <w:ins w:id="372" w:author="PR Preview" w:date="2026-01-01T00:00:00Z">
+      <w:ins w:id="406" w:author="PR Preview" w:date="2026-01-01T00:00:00Z">
         <w:r>
           <w:t xml:space="preserve"> </w:t>
         </w:r>
@@ -7683,22 +8085,22 @@
           <m:t>θ</m:t>
         </m:r>
       </m:oMath>
-      <w:ins w:id="373" w:author="PR Preview" w:date="2026-01-01T00:00:00Z">
+      <w:ins w:id="407" w:author="PR Preview" w:date="2026-01-01T00:00:00Z">
         <w:r>
           <w:t xml:space="preserve">,</w:t>
         </w:r>
       </w:ins>
-      <w:ins w:id="374" w:author="PR Preview" w:date="2026-01-01T00:00:00Z">
-        <w:r>
-          <w:t xml:space="preserve"> </w:t>
-        </w:r>
-      </w:ins>
-      <w:ins w:id="375" w:author="PR Preview" w:date="2026-01-01T00:00:00Z">
+      <w:ins w:id="408" w:author="PR Preview" w:date="2026-01-01T00:00:00Z">
+        <w:r>
+          <w:t xml:space="preserve"> </w:t>
+        </w:r>
+      </w:ins>
+      <w:ins w:id="409" w:author="PR Preview" w:date="2026-01-01T00:00:00Z">
         <w:r>
           <w:t xml:space="preserve">and the conditional probability, which does not depend on</w:t>
         </w:r>
       </w:ins>
-      <w:ins w:id="376" w:author="PR Preview" w:date="2026-01-01T00:00:00Z">
+      <w:ins w:id="410" w:author="PR Preview" w:date="2026-01-01T00:00:00Z">
         <w:r>
           <w:t xml:space="preserve"> </w:t>
         </w:r>
@@ -7708,23 +8110,23 @@
           <m:t>θ</m:t>
         </m:r>
       </m:oMath>
-      <w:ins w:id="377" w:author="PR Preview" w:date="2026-01-01T00:00:00Z">
-        <w:r>
-          <w:t xml:space="preserve"> </w:t>
-        </w:r>
-      </w:ins>
-      <w:ins w:id="378" w:author="PR Preview" w:date="2026-01-01T00:00:00Z">
+      <w:ins w:id="411" w:author="PR Preview" w:date="2026-01-01T00:00:00Z">
+        <w:r>
+          <w:t xml:space="preserve"> </w:t>
+        </w:r>
+      </w:ins>
+      <w:ins w:id="412" w:author="PR Preview" w:date="2026-01-01T00:00:00Z">
         <w:r>
           <w:t xml:space="preserve">by</w:t>
         </w:r>
       </w:ins>
-      <w:ins w:id="379" w:author="PR Preview" w:date="2026-01-01T00:00:00Z">
+      <w:ins w:id="413" w:author="PR Preview" w:date="2026-01-01T00:00:00Z">
         <w:r>
           <w:t xml:space="preserve"> </w:t>
         </w:r>
       </w:ins>
       <w:hyperlink w:anchor="eq-sufficient">
-        <w:ins w:id="380" w:author="PR Preview" w:date="2026-01-01T00:00:00Z">
+        <w:ins w:id="414" w:author="PR Preview" w:date="2026-01-01T00:00:00Z">
           <w:r>
             <w:rPr>
               <w:rStyle w:val="Hyperlink"/>
@@ -7733,22 +8135,22 @@
           </w:r>
         </w:ins>
       </w:hyperlink>
-      <w:ins w:id="381" w:author="PR Preview" w:date="2026-01-01T00:00:00Z">
+      <w:ins w:id="415" w:author="PR Preview" w:date="2026-01-01T00:00:00Z">
         <w:r>
           <w:t xml:space="preserve">.</w:t>
         </w:r>
       </w:ins>
-      <w:ins w:id="382" w:author="PR Preview" w:date="2026-01-01T00:00:00Z">
-        <w:r>
-          <w:t xml:space="preserve"> </w:t>
-        </w:r>
-      </w:ins>
-      <w:ins w:id="383" w:author="PR Preview" w:date="2026-01-01T00:00:00Z">
+      <w:ins w:id="416" w:author="PR Preview" w:date="2026-01-01T00:00:00Z">
+        <w:r>
+          <w:t xml:space="preserve"> </w:t>
+        </w:r>
+      </w:ins>
+      <w:ins w:id="417" w:author="PR Preview" w:date="2026-01-01T00:00:00Z">
         <w:r>
           <w:t xml:space="preserve">So the sum does not depend on</w:t>
         </w:r>
       </w:ins>
-      <w:ins w:id="384" w:author="PR Preview" w:date="2026-01-01T00:00:00Z">
+      <w:ins w:id="418" w:author="PR Preview" w:date="2026-01-01T00:00:00Z">
         <w:r>
           <w:t xml:space="preserve"> </w:t>
         </w:r>
@@ -7758,7 +8160,7 @@
           <m:t>θ</m:t>
         </m:r>
       </m:oMath>
-      <w:ins w:id="385" w:author="PR Preview" w:date="2026-01-01T00:00:00Z">
+      <w:ins w:id="419" w:author="PR Preview" w:date="2026-01-01T00:00:00Z">
         <w:r>
           <w:t xml:space="preserve">.</w:t>
         </w:r>
@@ -7769,7 +8171,7 @@
       <w:pPr>
         <w:pStyle w:val="BodyText"/>
       </w:pPr>
-      <w:ins w:id="386" w:author="PR Preview" w:date="2026-01-01T00:00:00Z">
+      <w:ins w:id="420" w:author="PR Preview" w:date="2026-01-01T00:00:00Z">
         <w:r>
           <w:rPr>
             <w:b/>
@@ -7778,17 +8180,17 @@
           <w:t xml:space="preserve">Theorem 2 (Rao–Blackwellizing preserves unbiasedness)</w:t>
         </w:r>
       </w:ins>
-      <w:ins w:id="387" w:author="PR Preview" w:date="2026-01-01T00:00:00Z">
-        <w:r>
-          <w:t xml:space="preserve"> </w:t>
-        </w:r>
-      </w:ins>
-      <w:ins w:id="388" w:author="PR Preview" w:date="2026-01-01T00:00:00Z">
+      <w:ins w:id="421" w:author="PR Preview" w:date="2026-01-01T00:00:00Z">
+        <w:r>
+          <w:t xml:space="preserve"> </w:t>
+        </w:r>
+      </w:ins>
+      <w:ins w:id="422" w:author="PR Preview" w:date="2026-01-01T00:00:00Z">
         <w:r>
           <w:t xml:space="preserve">If</w:t>
         </w:r>
       </w:ins>
-      <w:ins w:id="389" w:author="PR Preview" w:date="2026-01-01T00:00:00Z">
+      <w:ins w:id="423" w:author="PR Preview" w:date="2026-01-01T00:00:00Z">
         <w:r>
           <w:t xml:space="preserve"> </w:t>
         </w:r>
@@ -7805,23 +8207,23 @@
           </m:e>
         </m:acc>
       </m:oMath>
-      <w:ins w:id="390" w:author="PR Preview" w:date="2026-01-01T00:00:00Z">
-        <w:r>
-          <w:t xml:space="preserve"> </w:t>
-        </w:r>
-      </w:ins>
-      <w:ins w:id="391" w:author="PR Preview" w:date="2026-01-01T00:00:00Z">
+      <w:ins w:id="424" w:author="PR Preview" w:date="2026-01-01T00:00:00Z">
+        <w:r>
+          <w:t xml:space="preserve"> </w:t>
+        </w:r>
+      </w:ins>
+      <w:ins w:id="425" w:author="PR Preview" w:date="2026-01-01T00:00:00Z">
         <w:r>
           <w:t xml:space="preserve">is an</w:t>
         </w:r>
       </w:ins>
-      <w:ins w:id="392" w:author="PR Preview" w:date="2026-01-01T00:00:00Z">
+      <w:ins w:id="426" w:author="PR Preview" w:date="2026-01-01T00:00:00Z">
         <w:r>
           <w:t xml:space="preserve"> </w:t>
         </w:r>
       </w:ins>
       <w:hyperlink r:id="rId28">
-        <w:ins w:id="393" w:author="PR Preview" w:date="2026-01-01T00:00:00Z">
+        <w:ins w:id="427" w:author="PR Preview" w:date="2026-01-01T00:00:00Z">
           <w:r>
             <w:rPr>
               <w:rStyle w:val="Hyperlink"/>
@@ -7830,17 +8232,17 @@
           </w:r>
         </w:ins>
       </w:hyperlink>
-      <w:ins w:id="394" w:author="PR Preview" w:date="2026-01-01T00:00:00Z">
-        <w:r>
-          <w:t xml:space="preserve"> </w:t>
-        </w:r>
-      </w:ins>
-      <w:ins w:id="395" w:author="PR Preview" w:date="2026-01-01T00:00:00Z">
+      <w:ins w:id="428" w:author="PR Preview" w:date="2026-01-01T00:00:00Z">
+        <w:r>
+          <w:t xml:space="preserve"> </w:t>
+        </w:r>
+      </w:ins>
+      <w:ins w:id="429" w:author="PR Preview" w:date="2026-01-01T00:00:00Z">
         <w:r>
           <w:t xml:space="preserve">estimator of</w:t>
         </w:r>
       </w:ins>
-      <w:ins w:id="396" w:author="PR Preview" w:date="2026-01-01T00:00:00Z">
+      <w:ins w:id="430" w:author="PR Preview" w:date="2026-01-01T00:00:00Z">
         <w:r>
           <w:t xml:space="preserve"> </w:t>
         </w:r>
@@ -7850,17 +8252,17 @@
           <m:t>θ</m:t>
         </m:r>
       </m:oMath>
-      <w:ins w:id="397" w:author="PR Preview" w:date="2026-01-01T00:00:00Z">
-        <w:r>
-          <w:t xml:space="preserve"> </w:t>
-        </w:r>
-      </w:ins>
-      <w:ins w:id="398" w:author="PR Preview" w:date="2026-01-01T00:00:00Z">
+      <w:ins w:id="431" w:author="PR Preview" w:date="2026-01-01T00:00:00Z">
+        <w:r>
+          <w:t xml:space="preserve"> </w:t>
+        </w:r>
+      </w:ins>
+      <w:ins w:id="432" w:author="PR Preview" w:date="2026-01-01T00:00:00Z">
         <w:r>
           <w:t xml:space="preserve">and</w:t>
         </w:r>
       </w:ins>
-      <w:ins w:id="399" w:author="PR Preview" w:date="2026-01-01T00:00:00Z">
+      <w:ins w:id="433" w:author="PR Preview" w:date="2026-01-01T00:00:00Z">
         <w:r>
           <w:t xml:space="preserve"> </w:t>
         </w:r>
@@ -7896,23 +8298,23 @@
           <m:t>​</m:t>
         </m:r>
       </m:oMath>
-      <w:ins w:id="400" w:author="PR Preview" w:date="2026-01-01T00:00:00Z">
-        <w:r>
-          <w:t xml:space="preserve"> </w:t>
-        </w:r>
-      </w:ins>
-      <w:ins w:id="401" w:author="PR Preview" w:date="2026-01-01T00:00:00Z">
+      <w:ins w:id="434" w:author="PR Preview" w:date="2026-01-01T00:00:00Z">
+        <w:r>
+          <w:t xml:space="preserve"> </w:t>
+        </w:r>
+      </w:ins>
+      <w:ins w:id="435" w:author="PR Preview" w:date="2026-01-01T00:00:00Z">
         <w:r>
           <w:t xml:space="preserve">is a</w:t>
         </w:r>
       </w:ins>
-      <w:ins w:id="402" w:author="PR Preview" w:date="2026-01-01T00:00:00Z">
+      <w:ins w:id="436" w:author="PR Preview" w:date="2026-01-01T00:00:00Z">
         <w:r>
           <w:t xml:space="preserve"> </w:t>
         </w:r>
       </w:ins>
       <w:hyperlink w:anchor="def-sufficient">
-        <w:ins w:id="403" w:author="PR Preview" w:date="2026-01-01T00:00:00Z">
+        <w:ins w:id="437" w:author="PR Preview" w:date="2026-01-01T00:00:00Z">
           <w:r>
             <w:rPr>
               <w:rStyle w:val="Hyperlink"/>
@@ -7921,17 +8323,17 @@
           </w:r>
         </w:ins>
       </w:hyperlink>
-      <w:ins w:id="404" w:author="PR Preview" w:date="2026-01-01T00:00:00Z">
-        <w:r>
-          <w:t xml:space="preserve"> </w:t>
-        </w:r>
-      </w:ins>
-      <w:ins w:id="405" w:author="PR Preview" w:date="2026-01-01T00:00:00Z">
+      <w:ins w:id="438" w:author="PR Preview" w:date="2026-01-01T00:00:00Z">
+        <w:r>
+          <w:t xml:space="preserve"> </w:t>
+        </w:r>
+      </w:ins>
+      <w:ins w:id="439" w:author="PR Preview" w:date="2026-01-01T00:00:00Z">
         <w:r>
           <w:t xml:space="preserve">statistic for</w:t>
         </w:r>
       </w:ins>
-      <w:ins w:id="406" w:author="PR Preview" w:date="2026-01-01T00:00:00Z">
+      <w:ins w:id="440" w:author="PR Preview" w:date="2026-01-01T00:00:00Z">
         <w:r>
           <w:t xml:space="preserve"> </w:t>
         </w:r>
@@ -7941,22 +8343,22 @@
           <m:t>θ</m:t>
         </m:r>
       </m:oMath>
-      <w:ins w:id="407" w:author="PR Preview" w:date="2026-01-01T00:00:00Z">
+      <w:ins w:id="441" w:author="PR Preview" w:date="2026-01-01T00:00:00Z">
         <w:r>
           <w:t xml:space="preserve">,</w:t>
         </w:r>
       </w:ins>
-      <w:ins w:id="408" w:author="PR Preview" w:date="2026-01-01T00:00:00Z">
-        <w:r>
-          <w:t xml:space="preserve"> </w:t>
-        </w:r>
-      </w:ins>
-      <w:ins w:id="409" w:author="PR Preview" w:date="2026-01-01T00:00:00Z">
+      <w:ins w:id="442" w:author="PR Preview" w:date="2026-01-01T00:00:00Z">
+        <w:r>
+          <w:t xml:space="preserve"> </w:t>
+        </w:r>
+      </w:ins>
+      <w:ins w:id="443" w:author="PR Preview" w:date="2026-01-01T00:00:00Z">
         <w:r>
           <w:t xml:space="preserve">then</w:t>
         </w:r>
       </w:ins>
-      <w:ins w:id="410" w:author="PR Preview" w:date="2026-01-01T00:00:00Z">
+      <w:ins w:id="444" w:author="PR Preview" w:date="2026-01-01T00:00:00Z">
         <w:r>
           <w:t xml:space="preserve"> </w:t>
         </w:r>
@@ -8030,17 +8432,17 @@
           <m:t>​</m:t>
         </m:r>
       </m:oMath>
-      <w:ins w:id="411" w:author="PR Preview" w:date="2026-01-01T00:00:00Z">
-        <w:r>
-          <w:t xml:space="preserve"> </w:t>
-        </w:r>
-      </w:ins>
-      <w:ins w:id="412" w:author="PR Preview" w:date="2026-01-01T00:00:00Z">
+      <w:ins w:id="445" w:author="PR Preview" w:date="2026-01-01T00:00:00Z">
+        <w:r>
+          <w:t xml:space="preserve"> </w:t>
+        </w:r>
+      </w:ins>
+      <w:ins w:id="446" w:author="PR Preview" w:date="2026-01-01T00:00:00Z">
         <w:r>
           <w:t xml:space="preserve">is also unbiased for</w:t>
         </w:r>
       </w:ins>
-      <w:ins w:id="413" w:author="PR Preview" w:date="2026-01-01T00:00:00Z">
+      <w:ins w:id="447" w:author="PR Preview" w:date="2026-01-01T00:00:00Z">
         <w:r>
           <w:t xml:space="preserve"> </w:t>
         </w:r>
@@ -8050,7 +8452,7 @@
           <m:t>θ</m:t>
         </m:r>
       </m:oMath>
-      <w:ins w:id="414" w:author="PR Preview" w:date="2026-01-01T00:00:00Z">
+      <w:ins w:id="448" w:author="PR Preview" w:date="2026-01-01T00:00:00Z">
         <w:r>
           <w:t xml:space="preserve">.</w:t>
         </w:r>
@@ -8061,7 +8463,7 @@
       <w:pPr>
         <w:pStyle w:val="BodyText"/>
       </w:pPr>
-      <w:ins w:id="415" w:author="PR Preview" w:date="2026-01-01T00:00:00Z">
+      <w:ins w:id="449" w:author="PR Preview" w:date="2026-01-01T00:00:00Z">
         <w:r>
           <w:rPr>
             <w:i/>
@@ -8070,23 +8472,23 @@
           <w:t xml:space="preserve">Proof</w:t>
         </w:r>
       </w:ins>
-      <w:ins w:id="416" w:author="PR Preview" w:date="2026-01-01T00:00:00Z">
+      <w:ins w:id="450" w:author="PR Preview" w:date="2026-01-01T00:00:00Z">
         <w:r>
           <w:t xml:space="preserve">. </w:t>
         </w:r>
       </w:ins>
-      <w:ins w:id="417" w:author="PR Preview" w:date="2026-01-01T00:00:00Z">
+      <w:ins w:id="451" w:author="PR Preview" w:date="2026-01-01T00:00:00Z">
         <w:r>
           <w:t xml:space="preserve">We use the</w:t>
         </w:r>
       </w:ins>
-      <w:ins w:id="418" w:author="PR Preview" w:date="2026-01-01T00:00:00Z">
+      <w:ins w:id="452" w:author="PR Preview" w:date="2026-01-01T00:00:00Z">
         <w:r>
           <w:t xml:space="preserve"> </w:t>
         </w:r>
       </w:ins>
       <w:hyperlink r:id="rId30">
-        <w:ins w:id="419" w:author="PR Preview" w:date="2026-01-01T00:00:00Z">
+        <w:ins w:id="453" w:author="PR Preview" w:date="2026-01-01T00:00:00Z">
           <w:r>
             <w:rPr>
               <w:rStyle w:val="Hyperlink"/>
@@ -8095,7 +8497,7 @@
           </w:r>
         </w:ins>
       </w:hyperlink>
-      <w:ins w:id="420" w:author="PR Preview" w:date="2026-01-01T00:00:00Z">
+      <w:ins w:id="454" w:author="PR Preview" w:date="2026-01-01T00:00:00Z">
         <w:r>
           <w:t xml:space="preserve">:</w:t>
         </w:r>
@@ -8309,7 +8711,7 @@
       <w:pPr>
         <w:pStyle w:val="FirstParagraph"/>
       </w:pPr>
-      <w:ins w:id="421" w:author="PR Preview" w:date="2026-01-01T00:00:00Z">
+      <w:ins w:id="455" w:author="PR Preview" w:date="2026-01-01T00:00:00Z">
         <w:r>
           <w:rPr>
             <w:b/>
@@ -8318,17 +8720,17 @@
           <w:t xml:space="preserve">Theorem 3 (Rao–Blackwell theorem)</w:t>
         </w:r>
       </w:ins>
-      <w:ins w:id="422" w:author="PR Preview" w:date="2026-01-01T00:00:00Z">
-        <w:r>
-          <w:t xml:space="preserve"> </w:t>
-        </w:r>
-      </w:ins>
-      <w:ins w:id="423" w:author="PR Preview" w:date="2026-01-01T00:00:00Z">
+      <w:ins w:id="456" w:author="PR Preview" w:date="2026-01-01T00:00:00Z">
+        <w:r>
+          <w:t xml:space="preserve"> </w:t>
+        </w:r>
+      </w:ins>
+      <w:ins w:id="457" w:author="PR Preview" w:date="2026-01-01T00:00:00Z">
         <w:r>
           <w:t xml:space="preserve">Let</w:t>
         </w:r>
       </w:ins>
-      <w:ins w:id="424" w:author="PR Preview" w:date="2026-01-01T00:00:00Z">
+      <w:ins w:id="458" w:author="PR Preview" w:date="2026-01-01T00:00:00Z">
         <w:r>
           <w:t xml:space="preserve"> </w:t>
         </w:r>
@@ -8345,23 +8747,23 @@
           </m:e>
         </m:acc>
       </m:oMath>
-      <w:ins w:id="425" w:author="PR Preview" w:date="2026-01-01T00:00:00Z">
-        <w:r>
-          <w:t xml:space="preserve"> </w:t>
-        </w:r>
-      </w:ins>
-      <w:ins w:id="426" w:author="PR Preview" w:date="2026-01-01T00:00:00Z">
+      <w:ins w:id="459" w:author="PR Preview" w:date="2026-01-01T00:00:00Z">
+        <w:r>
+          <w:t xml:space="preserve"> </w:t>
+        </w:r>
+      </w:ins>
+      <w:ins w:id="460" w:author="PR Preview" w:date="2026-01-01T00:00:00Z">
         <w:r>
           <w:t xml:space="preserve">be an</w:t>
         </w:r>
       </w:ins>
-      <w:ins w:id="427" w:author="PR Preview" w:date="2026-01-01T00:00:00Z">
+      <w:ins w:id="461" w:author="PR Preview" w:date="2026-01-01T00:00:00Z">
         <w:r>
           <w:t xml:space="preserve"> </w:t>
         </w:r>
       </w:ins>
       <w:hyperlink r:id="rId28">
-        <w:ins w:id="428" w:author="PR Preview" w:date="2026-01-01T00:00:00Z">
+        <w:ins w:id="462" w:author="PR Preview" w:date="2026-01-01T00:00:00Z">
           <w:r>
             <w:rPr>
               <w:rStyle w:val="Hyperlink"/>
@@ -8370,17 +8772,17 @@
           </w:r>
         </w:ins>
       </w:hyperlink>
-      <w:ins w:id="429" w:author="PR Preview" w:date="2026-01-01T00:00:00Z">
-        <w:r>
-          <w:t xml:space="preserve"> </w:t>
-        </w:r>
-      </w:ins>
-      <w:ins w:id="430" w:author="PR Preview" w:date="2026-01-01T00:00:00Z">
+      <w:ins w:id="463" w:author="PR Preview" w:date="2026-01-01T00:00:00Z">
+        <w:r>
+          <w:t xml:space="preserve"> </w:t>
+        </w:r>
+      </w:ins>
+      <w:ins w:id="464" w:author="PR Preview" w:date="2026-01-01T00:00:00Z">
         <w:r>
           <w:t xml:space="preserve">estimator of</w:t>
         </w:r>
       </w:ins>
-      <w:ins w:id="431" w:author="PR Preview" w:date="2026-01-01T00:00:00Z">
+      <w:ins w:id="465" w:author="PR Preview" w:date="2026-01-01T00:00:00Z">
         <w:r>
           <w:t xml:space="preserve"> </w:t>
         </w:r>
@@ -8390,27 +8792,27 @@
           <m:t>θ</m:t>
         </m:r>
       </m:oMath>
-      <w:ins w:id="432" w:author="PR Preview" w:date="2026-01-01T00:00:00Z">
-        <w:r>
-          <w:t xml:space="preserve"> </w:t>
-        </w:r>
-      </w:ins>
-      <w:ins w:id="433" w:author="PR Preview" w:date="2026-01-01T00:00:00Z">
+      <w:ins w:id="466" w:author="PR Preview" w:date="2026-01-01T00:00:00Z">
+        <w:r>
+          <w:t xml:space="preserve"> </w:t>
+        </w:r>
+      </w:ins>
+      <w:ins w:id="467" w:author="PR Preview" w:date="2026-01-01T00:00:00Z">
         <w:r>
           <w:t xml:space="preserve">with finite variance,</w:t>
         </w:r>
       </w:ins>
-      <w:ins w:id="434" w:author="PR Preview" w:date="2026-01-01T00:00:00Z">
-        <w:r>
-          <w:t xml:space="preserve"> </w:t>
-        </w:r>
-      </w:ins>
-      <w:ins w:id="435" w:author="PR Preview" w:date="2026-01-01T00:00:00Z">
+      <w:ins w:id="468" w:author="PR Preview" w:date="2026-01-01T00:00:00Z">
+        <w:r>
+          <w:t xml:space="preserve"> </w:t>
+        </w:r>
+      </w:ins>
+      <w:ins w:id="469" w:author="PR Preview" w:date="2026-01-01T00:00:00Z">
         <w:r>
           <w:t xml:space="preserve">and let</w:t>
         </w:r>
       </w:ins>
-      <w:ins w:id="436" w:author="PR Preview" w:date="2026-01-01T00:00:00Z">
+      <w:ins w:id="470" w:author="PR Preview" w:date="2026-01-01T00:00:00Z">
         <w:r>
           <w:t xml:space="preserve"> </w:t>
         </w:r>
@@ -8446,23 +8848,23 @@
           <m:t>​</m:t>
         </m:r>
       </m:oMath>
-      <w:ins w:id="437" w:author="PR Preview" w:date="2026-01-01T00:00:00Z">
-        <w:r>
-          <w:t xml:space="preserve"> </w:t>
-        </w:r>
-      </w:ins>
-      <w:ins w:id="438" w:author="PR Preview" w:date="2026-01-01T00:00:00Z">
+      <w:ins w:id="471" w:author="PR Preview" w:date="2026-01-01T00:00:00Z">
+        <w:r>
+          <w:t xml:space="preserve"> </w:t>
+        </w:r>
+      </w:ins>
+      <w:ins w:id="472" w:author="PR Preview" w:date="2026-01-01T00:00:00Z">
         <w:r>
           <w:t xml:space="preserve">be a</w:t>
         </w:r>
       </w:ins>
-      <w:ins w:id="439" w:author="PR Preview" w:date="2026-01-01T00:00:00Z">
+      <w:ins w:id="473" w:author="PR Preview" w:date="2026-01-01T00:00:00Z">
         <w:r>
           <w:t xml:space="preserve"> </w:t>
         </w:r>
       </w:ins>
       <w:hyperlink w:anchor="def-sufficient">
-        <w:ins w:id="440" w:author="PR Preview" w:date="2026-01-01T00:00:00Z">
+        <w:ins w:id="474" w:author="PR Preview" w:date="2026-01-01T00:00:00Z">
           <w:r>
             <w:rPr>
               <w:rStyle w:val="Hyperlink"/>
@@ -8471,17 +8873,17 @@
           </w:r>
         </w:ins>
       </w:hyperlink>
-      <w:ins w:id="441" w:author="PR Preview" w:date="2026-01-01T00:00:00Z">
-        <w:r>
-          <w:t xml:space="preserve"> </w:t>
-        </w:r>
-      </w:ins>
-      <w:ins w:id="442" w:author="PR Preview" w:date="2026-01-01T00:00:00Z">
+      <w:ins w:id="475" w:author="PR Preview" w:date="2026-01-01T00:00:00Z">
+        <w:r>
+          <w:t xml:space="preserve"> </w:t>
+        </w:r>
+      </w:ins>
+      <w:ins w:id="476" w:author="PR Preview" w:date="2026-01-01T00:00:00Z">
         <w:r>
           <w:t xml:space="preserve">statistic for</w:t>
         </w:r>
       </w:ins>
-      <w:ins w:id="443" w:author="PR Preview" w:date="2026-01-01T00:00:00Z">
+      <w:ins w:id="477" w:author="PR Preview" w:date="2026-01-01T00:00:00Z">
         <w:r>
           <w:t xml:space="preserve"> </w:t>
         </w:r>
@@ -8491,28 +8893,28 @@
           <m:t>θ</m:t>
         </m:r>
       </m:oMath>
-      <w:ins w:id="444" w:author="PR Preview" w:date="2026-01-01T00:00:00Z">
+      <w:ins w:id="478" w:author="PR Preview" w:date="2026-01-01T00:00:00Z">
         <w:r>
           <w:t xml:space="preserve">.</w:t>
         </w:r>
       </w:ins>
-      <w:ins w:id="445" w:author="PR Preview" w:date="2026-01-01T00:00:00Z">
-        <w:r>
-          <w:t xml:space="preserve"> </w:t>
-        </w:r>
-      </w:ins>
-      <w:ins w:id="446" w:author="PR Preview" w:date="2026-01-01T00:00:00Z">
+      <w:ins w:id="479" w:author="PR Preview" w:date="2026-01-01T00:00:00Z">
+        <w:r>
+          <w:t xml:space="preserve"> </w:t>
+        </w:r>
+      </w:ins>
+      <w:ins w:id="480" w:author="PR Preview" w:date="2026-01-01T00:00:00Z">
         <w:r>
           <w:t xml:space="preserve">Then the</w:t>
         </w:r>
       </w:ins>
-      <w:ins w:id="447" w:author="PR Preview" w:date="2026-01-01T00:00:00Z">
+      <w:ins w:id="481" w:author="PR Preview" w:date="2026-01-01T00:00:00Z">
         <w:r>
           <w:t xml:space="preserve"> </w:t>
         </w:r>
       </w:ins>
       <w:hyperlink w:anchor="def-rao-blackwellized">
-        <w:ins w:id="448" w:author="PR Preview" w:date="2026-01-01T00:00:00Z">
+        <w:ins w:id="482" w:author="PR Preview" w:date="2026-01-01T00:00:00Z">
           <w:r>
             <w:rPr>
               <w:rStyle w:val="Hyperlink"/>
@@ -8521,27 +8923,27 @@
           </w:r>
         </w:ins>
       </w:hyperlink>
-      <w:ins w:id="449" w:author="PR Preview" w:date="2026-01-01T00:00:00Z">
-        <w:r>
-          <w:t xml:space="preserve"> </w:t>
-        </w:r>
-      </w:ins>
-      <w:ins w:id="450" w:author="PR Preview" w:date="2026-01-01T00:00:00Z">
+      <w:ins w:id="483" w:author="PR Preview" w:date="2026-01-01T00:00:00Z">
+        <w:r>
+          <w:t xml:space="preserve"> </w:t>
+        </w:r>
+      </w:ins>
+      <w:ins w:id="484" w:author="PR Preview" w:date="2026-01-01T00:00:00Z">
         <w:r>
           <w:t xml:space="preserve">is unbiased</w:t>
         </w:r>
       </w:ins>
-      <w:ins w:id="451" w:author="PR Preview" w:date="2026-01-01T00:00:00Z">
-        <w:r>
-          <w:t xml:space="preserve"> </w:t>
-        </w:r>
-      </w:ins>
-      <w:ins w:id="452" w:author="PR Preview" w:date="2026-01-01T00:00:00Z">
+      <w:ins w:id="485" w:author="PR Preview" w:date="2026-01-01T00:00:00Z">
+        <w:r>
+          <w:t xml:space="preserve"> </w:t>
+        </w:r>
+      </w:ins>
+      <w:ins w:id="486" w:author="PR Preview" w:date="2026-01-01T00:00:00Z">
         <w:r>
           <w:t xml:space="preserve">and has variance no larger than that of</w:t>
         </w:r>
       </w:ins>
-      <w:ins w:id="453" w:author="PR Preview" w:date="2026-01-01T00:00:00Z">
+      <w:ins w:id="487" w:author="PR Preview" w:date="2026-01-01T00:00:00Z">
         <w:r>
           <w:t xml:space="preserve"> </w:t>
         </w:r>
@@ -8558,12 +8960,12 @@
           </m:e>
         </m:acc>
       </m:oMath>
-      <w:ins w:id="454" w:author="PR Preview" w:date="2026-01-01T00:00:00Z">
+      <w:ins w:id="488" w:author="PR Preview" w:date="2026-01-01T00:00:00Z">
         <w:r>
           <w:t xml:space="preserve">, for every</w:t>
         </w:r>
       </w:ins>
-      <w:ins w:id="455" w:author="PR Preview" w:date="2026-01-01T00:00:00Z">
+      <w:ins w:id="489" w:author="PR Preview" w:date="2026-01-01T00:00:00Z">
         <w:r>
           <w:t xml:space="preserve"> </w:t>
         </w:r>
@@ -8573,7 +8975,7 @@
           <m:t>θ</m:t>
         </m:r>
       </m:oMath>
-      <w:ins w:id="456" w:author="PR Preview" w:date="2026-01-01T00:00:00Z">
+      <w:ins w:id="490" w:author="PR Preview" w:date="2026-01-01T00:00:00Z">
         <w:r>
           <w:t xml:space="preserve">:</w:t>
         </w:r>
@@ -8790,7 +9192,7 @@
                           </pic:cNvPicPr>
                         </pic:nvPicPr>
                         <pic:blipFill>
-                          <a:blip r:embed="rId15"/>
+                          <a:blip r:embed="rId14"/>
                           <a:stretch>
                             <a:fillRect/>
                           </a:stretch>
@@ -8880,7 +9282,7 @@
       <w:pPr>
         <w:pStyle w:val="BodyText"/>
       </w:pPr>
-      <w:ins w:id="457" w:author="PR Preview" w:date="2026-01-01T00:00:00Z">
+      <w:ins w:id="491" w:author="PR Preview" w:date="2026-01-01T00:00:00Z">
         <w:r>
           <w:rPr>
             <w:i/>
@@ -8889,23 +9291,23 @@
           <w:t xml:space="preserve">Proof</w:t>
         </w:r>
       </w:ins>
-      <w:ins w:id="458" w:author="PR Preview" w:date="2026-01-01T00:00:00Z">
+      <w:ins w:id="492" w:author="PR Preview" w:date="2026-01-01T00:00:00Z">
         <w:r>
           <w:t xml:space="preserve">. </w:t>
         </w:r>
       </w:ins>
-      <w:ins w:id="459" w:author="PR Preview" w:date="2026-01-01T00:00:00Z">
+      <w:ins w:id="493" w:author="PR Preview" w:date="2026-01-01T00:00:00Z">
         <w:r>
           <w:t xml:space="preserve">Unbiasedness is</w:t>
         </w:r>
       </w:ins>
-      <w:ins w:id="460" w:author="PR Preview" w:date="2026-01-01T00:00:00Z">
+      <w:ins w:id="494" w:author="PR Preview" w:date="2026-01-01T00:00:00Z">
         <w:r>
           <w:t xml:space="preserve"> </w:t>
         </w:r>
       </w:ins>
       <w:hyperlink w:anchor="thm-rb-unbiased">
-        <w:ins w:id="461" w:author="PR Preview" w:date="2026-01-01T00:00:00Z">
+        <w:ins w:id="495" w:author="PR Preview" w:date="2026-01-01T00:00:00Z">
           <w:r>
             <w:rPr>
               <w:rStyle w:val="Hyperlink"/>
@@ -8914,28 +9316,28 @@
           </w:r>
         </w:ins>
       </w:hyperlink>
-      <w:ins w:id="462" w:author="PR Preview" w:date="2026-01-01T00:00:00Z">
+      <w:ins w:id="496" w:author="PR Preview" w:date="2026-01-01T00:00:00Z">
         <w:r>
           <w:t xml:space="preserve">.</w:t>
         </w:r>
       </w:ins>
-      <w:ins w:id="463" w:author="PR Preview" w:date="2026-01-01T00:00:00Z">
-        <w:r>
-          <w:t xml:space="preserve"> </w:t>
-        </w:r>
-      </w:ins>
-      <w:ins w:id="464" w:author="PR Preview" w:date="2026-01-01T00:00:00Z">
+      <w:ins w:id="497" w:author="PR Preview" w:date="2026-01-01T00:00:00Z">
+        <w:r>
+          <w:t xml:space="preserve"> </w:t>
+        </w:r>
+      </w:ins>
+      <w:ins w:id="498" w:author="PR Preview" w:date="2026-01-01T00:00:00Z">
         <w:r>
           <w:t xml:space="preserve">For the variance, we use the</w:t>
         </w:r>
       </w:ins>
-      <w:ins w:id="465" w:author="PR Preview" w:date="2026-01-01T00:00:00Z">
+      <w:ins w:id="499" w:author="PR Preview" w:date="2026-01-01T00:00:00Z">
         <w:r>
           <w:t xml:space="preserve"> </w:t>
         </w:r>
       </w:ins>
       <w:hyperlink r:id="rId35">
-        <w:ins w:id="466" w:author="PR Preview" w:date="2026-01-01T00:00:00Z">
+        <w:ins w:id="500" w:author="PR Preview" w:date="2026-01-01T00:00:00Z">
           <w:r>
             <w:rPr>
               <w:rStyle w:val="Hyperlink"/>
@@ -8944,7 +9346,7 @@
           </w:r>
         </w:ins>
       </w:hyperlink>
-      <w:ins w:id="467" w:author="PR Preview" w:date="2026-01-01T00:00:00Z">
+      <w:ins w:id="501" w:author="PR Preview" w:date="2026-01-01T00:00:00Z">
         <w:r>
           <w:t xml:space="preserve">:</w:t>
         </w:r>
@@ -9322,7 +9724,7 @@
       <w:pPr>
         <w:pStyle w:val="FirstParagraph"/>
       </w:pPr>
-      <w:ins w:id="468" w:author="PR Preview" w:date="2026-01-01T00:00:00Z">
+      <w:ins w:id="502" w:author="PR Preview" w:date="2026-01-01T00:00:00Z">
         <w:r>
           <w:rPr>
             <w:b/>
@@ -9331,17 +9733,17 @@
           <w:t xml:space="preserve">Exercise 1 (Conditional probability of a zero given the Poisson sum)</w:t>
         </w:r>
       </w:ins>
-      <w:ins w:id="469" w:author="PR Preview" w:date="2026-01-01T00:00:00Z">
-        <w:r>
-          <w:t xml:space="preserve"> </w:t>
-        </w:r>
-      </w:ins>
-      <w:ins w:id="470" w:author="PR Preview" w:date="2026-01-01T00:00:00Z">
+      <w:ins w:id="503" w:author="PR Preview" w:date="2026-01-01T00:00:00Z">
+        <w:r>
+          <w:t xml:space="preserve"> </w:t>
+        </w:r>
+      </w:ins>
+      <w:ins w:id="504" w:author="PR Preview" w:date="2026-01-01T00:00:00Z">
         <w:r>
           <w:t xml:space="preserve">Let</w:t>
         </w:r>
       </w:ins>
-      <w:ins w:id="471" w:author="PR Preview" w:date="2026-01-01T00:00:00Z">
+      <w:ins w:id="505" w:author="PR Preview" w:date="2026-01-01T00:00:00Z">
         <w:r>
           <w:t xml:space="preserve"> </w:t>
         </w:r>
@@ -9435,17 +9837,17 @@
           <m:t>)</m:t>
         </m:r>
       </m:oMath>
-      <w:ins w:id="472" w:author="PR Preview" w:date="2026-01-01T00:00:00Z">
-        <w:r>
-          <w:t xml:space="preserve"> </w:t>
-        </w:r>
-      </w:ins>
-      <w:ins w:id="473" w:author="PR Preview" w:date="2026-01-01T00:00:00Z">
+      <w:ins w:id="506" w:author="PR Preview" w:date="2026-01-01T00:00:00Z">
+        <w:r>
+          <w:t xml:space="preserve"> </w:t>
+        </w:r>
+      </w:ins>
+      <w:ins w:id="507" w:author="PR Preview" w:date="2026-01-01T00:00:00Z">
         <w:r>
           <w:t xml:space="preserve">and</w:t>
         </w:r>
       </w:ins>
-      <w:ins w:id="474" w:author="PR Preview" w:date="2026-01-01T00:00:00Z">
+      <w:ins w:id="508" w:author="PR Preview" w:date="2026-01-01T00:00:00Z">
         <w:r>
           <w:t xml:space="preserve"> </w:t>
         </w:r>
@@ -9515,22 +9917,22 @@
           </m:e>
         </m:nary>
       </m:oMath>
-      <w:ins w:id="475" w:author="PR Preview" w:date="2026-01-01T00:00:00Z">
+      <w:ins w:id="509" w:author="PR Preview" w:date="2026-01-01T00:00:00Z">
         <w:r>
           <w:t xml:space="preserve">.</w:t>
         </w:r>
       </w:ins>
-      <w:ins w:id="476" w:author="PR Preview" w:date="2026-01-01T00:00:00Z">
-        <w:r>
-          <w:t xml:space="preserve"> </w:t>
-        </w:r>
-      </w:ins>
-      <w:ins w:id="477" w:author="PR Preview" w:date="2026-01-01T00:00:00Z">
+      <w:ins w:id="510" w:author="PR Preview" w:date="2026-01-01T00:00:00Z">
+        <w:r>
+          <w:t xml:space="preserve"> </w:t>
+        </w:r>
+      </w:ins>
+      <w:ins w:id="511" w:author="PR Preview" w:date="2026-01-01T00:00:00Z">
         <w:r>
           <w:t xml:space="preserve">Find</w:t>
         </w:r>
       </w:ins>
-      <w:ins w:id="478" w:author="PR Preview" w:date="2026-01-01T00:00:00Z">
+      <w:ins w:id="512" w:author="PR Preview" w:date="2026-01-01T00:00:00Z">
         <w:r>
           <w:t xml:space="preserve"> </w:t>
         </w:r>
@@ -9598,17 +10000,17 @@
           <m:t>​</m:t>
         </m:r>
       </m:oMath>
-      <w:ins w:id="479" w:author="PR Preview" w:date="2026-01-01T00:00:00Z">
-        <w:r>
-          <w:t xml:space="preserve"> </w:t>
-        </w:r>
-      </w:ins>
-      <w:ins w:id="480" w:author="PR Preview" w:date="2026-01-01T00:00:00Z">
+      <w:ins w:id="513" w:author="PR Preview" w:date="2026-01-01T00:00:00Z">
+        <w:r>
+          <w:t xml:space="preserve"> </w:t>
+        </w:r>
+      </w:ins>
+      <w:ins w:id="514" w:author="PR Preview" w:date="2026-01-01T00:00:00Z">
         <w:r>
           <w:t xml:space="preserve">for each</w:t>
         </w:r>
       </w:ins>
-      <w:ins w:id="481" w:author="PR Preview" w:date="2026-01-01T00:00:00Z">
+      <w:ins w:id="515" w:author="PR Preview" w:date="2026-01-01T00:00:00Z">
         <w:r>
           <w:t xml:space="preserve"> </w:t>
         </w:r>
@@ -9657,22 +10059,22 @@
           <m:t>…</m:t>
         </m:r>
       </m:oMath>
-      <w:ins w:id="482" w:author="PR Preview" w:date="2026-01-01T00:00:00Z">
+      <w:ins w:id="516" w:author="PR Preview" w:date="2026-01-01T00:00:00Z">
         <w:r>
           <w:t xml:space="preserve">.</w:t>
         </w:r>
       </w:ins>
-      <w:ins w:id="483" w:author="PR Preview" w:date="2026-01-01T00:00:00Z">
-        <w:r>
-          <w:t xml:space="preserve"> </w:t>
-        </w:r>
-      </w:ins>
-      <w:ins w:id="484" w:author="PR Preview" w:date="2026-01-01T00:00:00Z">
+      <w:ins w:id="517" w:author="PR Preview" w:date="2026-01-01T00:00:00Z">
+        <w:r>
+          <w:t xml:space="preserve"> </w:t>
+        </w:r>
+      </w:ins>
+      <w:ins w:id="518" w:author="PR Preview" w:date="2026-01-01T00:00:00Z">
         <w:r>
           <w:t xml:space="preserve">You may use that</w:t>
         </w:r>
       </w:ins>
-      <w:ins w:id="485" w:author="PR Preview" w:date="2026-01-01T00:00:00Z">
+      <w:ins w:id="519" w:author="PR Preview" w:date="2026-01-01T00:00:00Z">
         <w:r>
           <w:t xml:space="preserve"> </w:t>
         </w:r>
@@ -9712,18 +10114,18 @@
           <m:t>)</m:t>
         </m:r>
       </m:oMath>
-      <w:ins w:id="486" w:author="PR Preview" w:date="2026-01-01T00:00:00Z">
+      <w:ins w:id="520" w:author="PR Preview" w:date="2026-01-01T00:00:00Z">
         <w:r>
           <w:t xml:space="preserve">, by</w:t>
         </w:r>
       </w:ins>
-      <w:ins w:id="487" w:author="PR Preview" w:date="2026-01-01T00:00:00Z">
+      <w:ins w:id="521" w:author="PR Preview" w:date="2026-01-01T00:00:00Z">
         <w:r>
           <w:t xml:space="preserve"> </w:t>
         </w:r>
       </w:ins>
       <w:hyperlink r:id="rId36">
-        <w:ins w:id="488" w:author="PR Preview" w:date="2026-01-01T00:00:00Z">
+        <w:ins w:id="522" w:author="PR Preview" w:date="2026-01-01T00:00:00Z">
           <w:r>
             <w:rPr>
               <w:rStyle w:val="Hyperlink"/>
@@ -9732,17 +10134,17 @@
           </w:r>
         </w:ins>
       </w:hyperlink>
-      <w:ins w:id="489" w:author="PR Preview" w:date="2026-01-01T00:00:00Z">
-        <w:r>
-          <w:t xml:space="preserve"> </w:t>
-        </w:r>
-      </w:ins>
-      <w:ins w:id="490" w:author="PR Preview" w:date="2026-01-01T00:00:00Z">
+      <w:ins w:id="523" w:author="PR Preview" w:date="2026-01-01T00:00:00Z">
+        <w:r>
+          <w:t xml:space="preserve"> </w:t>
+        </w:r>
+      </w:ins>
+      <w:ins w:id="524" w:author="PR Preview" w:date="2026-01-01T00:00:00Z">
         <w:r>
           <w:t xml:space="preserve">and induction on</w:t>
         </w:r>
       </w:ins>
-      <w:ins w:id="491" w:author="PR Preview" w:date="2026-01-01T00:00:00Z">
+      <w:ins w:id="525" w:author="PR Preview" w:date="2026-01-01T00:00:00Z">
         <w:r>
           <w:t xml:space="preserve"> </w:t>
         </w:r>
@@ -9752,7 +10154,7 @@
           <m:t>n</m:t>
         </m:r>
       </m:oMath>
-      <w:ins w:id="492" w:author="PR Preview" w:date="2026-01-01T00:00:00Z">
+      <w:ins w:id="526" w:author="PR Preview" w:date="2026-01-01T00:00:00Z">
         <w:r>
           <w:t xml:space="preserve">.</w:t>
         </w:r>
@@ -9764,7 +10166,7 @@
       <w:pPr>
         <w:pStyle w:val="BodyText"/>
       </w:pPr>
-      <w:ins w:id="493" w:author="PR Preview" w:date="2026-01-01T00:00:00Z">
+      <w:ins w:id="527" w:author="PR Preview" w:date="2026-01-01T00:00:00Z">
         <w:r>
           <w:rPr>
             <w:i/>
@@ -9773,17 +10175,17 @@
           <w:t xml:space="preserve">Solution 1</w:t>
         </w:r>
       </w:ins>
-      <w:ins w:id="494" w:author="PR Preview" w:date="2026-01-01T00:00:00Z">
+      <w:ins w:id="528" w:author="PR Preview" w:date="2026-01-01T00:00:00Z">
         <w:r>
           <w:t xml:space="preserve">. </w:t>
         </w:r>
       </w:ins>
-      <w:ins w:id="495" w:author="PR Preview" w:date="2026-01-01T00:00:00Z">
+      <w:ins w:id="529" w:author="PR Preview" w:date="2026-01-01T00:00:00Z">
         <w:r>
           <w:t xml:space="preserve">The event</w:t>
         </w:r>
       </w:ins>
-      <w:ins w:id="496" w:author="PR Preview" w:date="2026-01-01T00:00:00Z">
+      <w:ins w:id="530" w:author="PR Preview" w:date="2026-01-01T00:00:00Z">
         <w:r>
           <w:t xml:space="preserve"> </w:t>
         </w:r>
@@ -9811,17 +10213,17 @@
           <m:t>0</m:t>
         </m:r>
       </m:oMath>
-      <w:ins w:id="497" w:author="PR Preview" w:date="2026-01-01T00:00:00Z">
-        <w:r>
-          <w:t xml:space="preserve"> </w:t>
-        </w:r>
-      </w:ins>
-      <w:ins w:id="498" w:author="PR Preview" w:date="2026-01-01T00:00:00Z">
+      <w:ins w:id="531" w:author="PR Preview" w:date="2026-01-01T00:00:00Z">
+        <w:r>
+          <w:t xml:space="preserve"> </w:t>
+        </w:r>
+      </w:ins>
+      <w:ins w:id="532" w:author="PR Preview" w:date="2026-01-01T00:00:00Z">
         <w:r>
           <w:t xml:space="preserve">and</w:t>
         </w:r>
       </w:ins>
-      <w:ins w:id="499" w:author="PR Preview" w:date="2026-01-01T00:00:00Z">
+      <w:ins w:id="533" w:author="PR Preview" w:date="2026-01-01T00:00:00Z">
         <w:r>
           <w:t xml:space="preserve"> </w:t>
         </w:r>
@@ -9840,17 +10242,17 @@
           <m:t>t</m:t>
         </m:r>
       </m:oMath>
-      <w:ins w:id="500" w:author="PR Preview" w:date="2026-01-01T00:00:00Z">
-        <w:r>
-          <w:t xml:space="preserve"> </w:t>
-        </w:r>
-      </w:ins>
-      <w:ins w:id="501" w:author="PR Preview" w:date="2026-01-01T00:00:00Z">
+      <w:ins w:id="534" w:author="PR Preview" w:date="2026-01-01T00:00:00Z">
+        <w:r>
+          <w:t xml:space="preserve"> </w:t>
+        </w:r>
+      </w:ins>
+      <w:ins w:id="535" w:author="PR Preview" w:date="2026-01-01T00:00:00Z">
         <w:r>
           <w:t xml:space="preserve">happens exactly when</w:t>
         </w:r>
       </w:ins>
-      <w:ins w:id="502" w:author="PR Preview" w:date="2026-01-01T00:00:00Z">
+      <w:ins w:id="536" w:author="PR Preview" w:date="2026-01-01T00:00:00Z">
         <w:r>
           <w:t xml:space="preserve"> </w:t>
         </w:r>
@@ -9878,17 +10280,17 @@
           <m:t>0</m:t>
         </m:r>
       </m:oMath>
-      <w:ins w:id="503" w:author="PR Preview" w:date="2026-01-01T00:00:00Z">
-        <w:r>
-          <w:t xml:space="preserve"> </w:t>
-        </w:r>
-      </w:ins>
-      <w:ins w:id="504" w:author="PR Preview" w:date="2026-01-01T00:00:00Z">
+      <w:ins w:id="537" w:author="PR Preview" w:date="2026-01-01T00:00:00Z">
+        <w:r>
+          <w:t xml:space="preserve"> </w:t>
+        </w:r>
+      </w:ins>
+      <w:ins w:id="538" w:author="PR Preview" w:date="2026-01-01T00:00:00Z">
         <w:r>
           <w:t xml:space="preserve">and</w:t>
         </w:r>
       </w:ins>
-      <w:ins w:id="505" w:author="PR Preview" w:date="2026-01-01T00:00:00Z">
+      <w:ins w:id="539" w:author="PR Preview" w:date="2026-01-01T00:00:00Z">
         <w:r>
           <w:t xml:space="preserve"> </w:t>
         </w:r>
@@ -9946,22 +10348,22 @@
           <m:t>t</m:t>
         </m:r>
       </m:oMath>
-      <w:ins w:id="506" w:author="PR Preview" w:date="2026-01-01T00:00:00Z">
+      <w:ins w:id="540" w:author="PR Preview" w:date="2026-01-01T00:00:00Z">
         <w:r>
           <w:t xml:space="preserve">,</w:t>
         </w:r>
       </w:ins>
-      <w:ins w:id="507" w:author="PR Preview" w:date="2026-01-01T00:00:00Z">
-        <w:r>
-          <w:t xml:space="preserve"> </w:t>
-        </w:r>
-      </w:ins>
-      <w:ins w:id="508" w:author="PR Preview" w:date="2026-01-01T00:00:00Z">
+      <w:ins w:id="541" w:author="PR Preview" w:date="2026-01-01T00:00:00Z">
+        <w:r>
+          <w:t xml:space="preserve"> </w:t>
+        </w:r>
+      </w:ins>
+      <w:ins w:id="542" w:author="PR Preview" w:date="2026-01-01T00:00:00Z">
         <w:r>
           <w:t xml:space="preserve">and</w:t>
         </w:r>
       </w:ins>
-      <w:ins w:id="509" w:author="PR Preview" w:date="2026-01-01T00:00:00Z">
+      <w:ins w:id="543" w:author="PR Preview" w:date="2026-01-01T00:00:00Z">
         <w:r>
           <w:t xml:space="preserve"> </w:t>
         </w:r>
@@ -10065,17 +10467,17 @@
           <m:t>​</m:t>
         </m:r>
       </m:oMath>
-      <w:ins w:id="510" w:author="PR Preview" w:date="2026-01-01T00:00:00Z">
-        <w:r>
-          <w:t xml:space="preserve"> </w:t>
-        </w:r>
-      </w:ins>
-      <w:ins w:id="511" w:author="PR Preview" w:date="2026-01-01T00:00:00Z">
+      <w:ins w:id="544" w:author="PR Preview" w:date="2026-01-01T00:00:00Z">
+        <w:r>
+          <w:t xml:space="preserve"> </w:t>
+        </w:r>
+      </w:ins>
+      <w:ins w:id="545" w:author="PR Preview" w:date="2026-01-01T00:00:00Z">
         <w:r>
           <w:t xml:space="preserve">is independent of</w:t>
         </w:r>
       </w:ins>
-      <w:ins w:id="512" w:author="PR Preview" w:date="2026-01-01T00:00:00Z">
+      <w:ins w:id="546" w:author="PR Preview" w:date="2026-01-01T00:00:00Z">
         <w:r>
           <w:t xml:space="preserve"> </w:t>
         </w:r>
@@ -10094,7 +10496,7 @@
           </m:sub>
         </m:sSub>
       </m:oMath>
-      <w:ins w:id="513" w:author="PR Preview" w:date="2026-01-01T00:00:00Z">
+      <w:ins w:id="547" w:author="PR Preview" w:date="2026-01-01T00:00:00Z">
         <w:r>
           <w:t xml:space="preserve">.</w:t>
         </w:r>
@@ -10299,7 +10701,7 @@
                   <m:nor/>
                   <m:sty m:val="p"/>
                 </m:rPr>
-                <m:t>(definition of conditional probability)</m:t>
+                <m:t>(conditional probability)</m:t>
               </m:r>
             </m:e>
             <m:e>
@@ -11469,7 +11871,7 @@
       <w:pPr>
         <w:pStyle w:val="FirstParagraph"/>
       </w:pPr>
-      <w:ins w:id="514" w:author="PR Preview" w:date="2026-01-01T00:00:00Z">
+      <w:ins w:id="548" w:author="PR Preview" w:date="2026-01-01T00:00:00Z">
         <w:r>
           <w:rPr>
             <w:b/>
@@ -11478,17 +11880,17 @@
           <w:t xml:space="preserve">Lemma 2 (Conditional probability of a zero given the Poisson sum)</w:t>
         </w:r>
       </w:ins>
-      <w:ins w:id="515" w:author="PR Preview" w:date="2026-01-01T00:00:00Z">
-        <w:r>
-          <w:t xml:space="preserve"> </w:t>
-        </w:r>
-      </w:ins>
-      <w:ins w:id="516" w:author="PR Preview" w:date="2026-01-01T00:00:00Z">
+      <w:ins w:id="549" w:author="PR Preview" w:date="2026-01-01T00:00:00Z">
+        <w:r>
+          <w:t xml:space="preserve"> </w:t>
+        </w:r>
+      </w:ins>
+      <w:ins w:id="550" w:author="PR Preview" w:date="2026-01-01T00:00:00Z">
         <w:r>
           <w:t xml:space="preserve">For</w:t>
         </w:r>
       </w:ins>
-      <w:ins w:id="517" w:author="PR Preview" w:date="2026-01-01T00:00:00Z">
+      <w:ins w:id="551" w:author="PR Preview" w:date="2026-01-01T00:00:00Z">
         <w:r>
           <w:t xml:space="preserve"> </w:t>
         </w:r>
@@ -11582,17 +11984,17 @@
           <m:t>)</m:t>
         </m:r>
       </m:oMath>
-      <w:ins w:id="518" w:author="PR Preview" w:date="2026-01-01T00:00:00Z">
-        <w:r>
-          <w:t xml:space="preserve"> </w:t>
-        </w:r>
-      </w:ins>
-      <w:ins w:id="519" w:author="PR Preview" w:date="2026-01-01T00:00:00Z">
+      <w:ins w:id="552" w:author="PR Preview" w:date="2026-01-01T00:00:00Z">
+        <w:r>
+          <w:t xml:space="preserve"> </w:t>
+        </w:r>
+      </w:ins>
+      <w:ins w:id="553" w:author="PR Preview" w:date="2026-01-01T00:00:00Z">
         <w:r>
           <w:t xml:space="preserve">and</w:t>
         </w:r>
       </w:ins>
-      <w:ins w:id="520" w:author="PR Preview" w:date="2026-01-01T00:00:00Z">
+      <w:ins w:id="554" w:author="PR Preview" w:date="2026-01-01T00:00:00Z">
         <w:r>
           <w:t xml:space="preserve"> </w:t>
         </w:r>
@@ -11662,7 +12064,7 @@
           </m:e>
         </m:nary>
       </m:oMath>
-      <w:ins w:id="521" w:author="PR Preview" w:date="2026-01-01T00:00:00Z">
+      <w:ins w:id="555" w:author="PR Preview" w:date="2026-01-01T00:00:00Z">
         <w:r>
           <w:t xml:space="preserve">,</w:t>
         </w:r>
@@ -11820,12 +12222,12 @@
       <w:pPr>
         <w:pStyle w:val="FirstParagraph"/>
       </w:pPr>
-      <w:ins w:id="522" w:author="PR Preview" w:date="2026-01-01T00:00:00Z">
+      <w:ins w:id="556" w:author="PR Preview" w:date="2026-01-01T00:00:00Z">
         <w:r>
           <w:t xml:space="preserve">for every</w:t>
         </w:r>
       </w:ins>
-      <w:ins w:id="523" w:author="PR Preview" w:date="2026-01-01T00:00:00Z">
+      <w:ins w:id="557" w:author="PR Preview" w:date="2026-01-01T00:00:00Z">
         <w:r>
           <w:t xml:space="preserve"> </w:t>
         </w:r>
@@ -11874,7 +12276,7 @@
           <m:t>…</m:t>
         </m:r>
       </m:oMath>
-      <w:ins w:id="524" w:author="PR Preview" w:date="2026-01-01T00:00:00Z">
+      <w:ins w:id="558" w:author="PR Preview" w:date="2026-01-01T00:00:00Z">
         <w:r>
           <w:t xml:space="preserve">.</w:t>
         </w:r>
@@ -11885,7 +12287,7 @@
       <w:pPr>
         <w:pStyle w:val="BodyText"/>
       </w:pPr>
-      <w:ins w:id="525" w:author="PR Preview" w:date="2026-01-01T00:00:00Z">
+      <w:ins w:id="559" w:author="PR Preview" w:date="2026-01-01T00:00:00Z">
         <w:r>
           <w:rPr>
             <w:i/>
@@ -11894,23 +12296,23 @@
           <w:t xml:space="preserve">Proof</w:t>
         </w:r>
       </w:ins>
-      <w:ins w:id="526" w:author="PR Preview" w:date="2026-01-01T00:00:00Z">
+      <w:ins w:id="560" w:author="PR Preview" w:date="2026-01-01T00:00:00Z">
         <w:r>
           <w:t xml:space="preserve">. </w:t>
         </w:r>
       </w:ins>
-      <w:ins w:id="527" w:author="PR Preview" w:date="2026-01-01T00:00:00Z">
+      <w:ins w:id="561" w:author="PR Preview" w:date="2026-01-01T00:00:00Z">
         <w:r>
           <w:t xml:space="preserve">This is the solution to</w:t>
         </w:r>
       </w:ins>
-      <w:ins w:id="528" w:author="PR Preview" w:date="2026-01-01T00:00:00Z">
+      <w:ins w:id="562" w:author="PR Preview" w:date="2026-01-01T00:00:00Z">
         <w:r>
           <w:t xml:space="preserve"> </w:t>
         </w:r>
       </w:ins>
       <w:hyperlink w:anchor="exr-poisson-zero-conditional">
-        <w:ins w:id="529" w:author="PR Preview" w:date="2026-01-01T00:00:00Z">
+        <w:ins w:id="563" w:author="PR Preview" w:date="2026-01-01T00:00:00Z">
           <w:r>
             <w:rPr>
               <w:rStyle w:val="Hyperlink"/>
@@ -11919,7 +12321,7 @@
           </w:r>
         </w:ins>
       </w:hyperlink>
-      <w:ins w:id="530" w:author="PR Preview" w:date="2026-01-01T00:00:00Z">
+      <w:ins w:id="564" w:author="PR Preview" w:date="2026-01-01T00:00:00Z">
         <w:r>
           <w:t xml:space="preserve">.</w:t>
         </w:r>
@@ -11930,7 +12332,7 @@
       <w:pPr>
         <w:pStyle w:val="BodyText"/>
       </w:pPr>
-      <w:ins w:id="531" w:author="PR Preview" w:date="2026-01-01T00:00:00Z">
+      <w:ins w:id="565" w:author="PR Preview" w:date="2026-01-01T00:00:00Z">
         <w:r>
           <w:rPr>
             <w:b/>
@@ -11939,22 +12341,22 @@
           <w:t xml:space="preserve">Example 2 (Rao–Blackwellizing an estimate of the chance of a zero count)</w:t>
         </w:r>
       </w:ins>
-      <w:ins w:id="532" w:author="PR Preview" w:date="2026-01-01T00:00:00Z">
-        <w:r>
-          <w:t xml:space="preserve"> </w:t>
-        </w:r>
-      </w:ins>
-      <w:ins w:id="533" w:author="PR Preview" w:date="2026-01-01T00:00:00Z">
+      <w:ins w:id="566" w:author="PR Preview" w:date="2026-01-01T00:00:00Z">
+        <w:r>
+          <w:t xml:space="preserve"> </w:t>
+        </w:r>
+      </w:ins>
+      <w:ins w:id="567" w:author="PR Preview" w:date="2026-01-01T00:00:00Z">
         <w:r>
           <w:t xml:space="preserve">The</w:t>
         </w:r>
       </w:ins>
-      <w:ins w:id="534" w:author="PR Preview" w:date="2026-01-01T00:00:00Z">
-        <w:r>
-          <w:t xml:space="preserve"> </w:t>
-        </w:r>
-      </w:ins>
-      <w:ins w:id="535" w:author="PR Preview" w:date="2026-01-01T00:00:00Z">
+      <w:ins w:id="568" w:author="PR Preview" w:date="2026-01-01T00:00:00Z">
+        <w:r>
+          <w:t xml:space="preserve"> </w:t>
+        </w:r>
+      </w:ins>
+      <w:ins w:id="569" w:author="PR Preview" w:date="2026-01-01T00:00:00Z">
         <w:r>
           <w:rPr>
             <w:rStyle w:val="VerbatimChar"/>
@@ -11962,17 +12364,17 @@
           <w:t xml:space="preserve">birthwt</w:t>
         </w:r>
       </w:ins>
-      <w:ins w:id="536" w:author="PR Preview" w:date="2026-01-01T00:00:00Z">
-        <w:r>
-          <w:t xml:space="preserve"> </w:t>
-        </w:r>
-      </w:ins>
-      <w:ins w:id="537" w:author="PR Preview" w:date="2026-01-01T00:00:00Z">
+      <w:ins w:id="570" w:author="PR Preview" w:date="2026-01-01T00:00:00Z">
+        <w:r>
+          <w:t xml:space="preserve"> </w:t>
+        </w:r>
+      </w:ins>
+      <w:ins w:id="571" w:author="PR Preview" w:date="2026-01-01T00:00:00Z">
         <w:r>
           <w:t xml:space="preserve">data record the number of previous premature labors (</w:t>
         </w:r>
       </w:ins>
-      <w:ins w:id="538" w:author="PR Preview" w:date="2026-01-01T00:00:00Z">
+      <w:ins w:id="572" w:author="PR Preview" w:date="2026-01-01T00:00:00Z">
         <w:r>
           <w:rPr>
             <w:rStyle w:val="VerbatimChar"/>
@@ -11980,43 +12382,43 @@
           <w:t xml:space="preserve">ptl</w:t>
         </w:r>
       </w:ins>
-      <w:ins w:id="539" w:author="PR Preview" w:date="2026-01-01T00:00:00Z">
+      <w:ins w:id="573" w:author="PR Preview" w:date="2026-01-01T00:00:00Z">
         <w:r>
           <w:t xml:space="preserve">) for 189 women</w:t>
         </w:r>
       </w:ins>
-      <w:ins w:id="540" w:author="PR Preview" w:date="2026-01-01T00:00:00Z">
-        <w:r>
-          <w:t xml:space="preserve"> </w:t>
-        </w:r>
-      </w:ins>
-      <w:ins w:id="541" w:author="PR Preview" w:date="2026-01-01T00:00:00Z">
+      <w:ins w:id="574" w:author="PR Preview" w:date="2026-01-01T00:00:00Z">
+        <w:r>
+          <w:t xml:space="preserve"> </w:t>
+        </w:r>
+      </w:ins>
+      <w:ins w:id="575" w:author="PR Preview" w:date="2026-01-01T00:00:00Z">
         <w:r>
           <w:t xml:space="preserve">in a study at Baystate Medical Center in Springfield, Massachusetts</w:t>
         </w:r>
       </w:ins>
-      <w:ins w:id="542" w:author="PR Preview" w:date="2026-01-01T00:00:00Z">
-        <w:r>
-          <w:t xml:space="preserve"> </w:t>
-        </w:r>
-      </w:ins>
-      <w:ins w:id="543" w:author="PR Preview" w:date="2026-01-01T00:00:00Z">
+      <w:ins w:id="576" w:author="PR Preview" w:date="2026-01-01T00:00:00Z">
+        <w:r>
+          <w:t xml:space="preserve"> </w:t>
+        </w:r>
+      </w:ins>
+      <w:ins w:id="577" w:author="PR Preview" w:date="2026-01-01T00:00:00Z">
         <w:r>
           <w:t xml:space="preserve">(Hosmer and Lemeshow 1989)</w:t>
         </w:r>
       </w:ins>
-      <w:ins w:id="544" w:author="PR Preview" w:date="2026-01-01T00:00:00Z">
+      <w:ins w:id="578" w:author="PR Preview" w:date="2026-01-01T00:00:00Z">
         <w:r>
           <w:t xml:space="preserve">; the data ship with the R package</w:t>
         </w:r>
       </w:ins>
-      <w:ins w:id="545" w:author="PR Preview" w:date="2026-01-01T00:00:00Z">
+      <w:ins w:id="579" w:author="PR Preview" w:date="2026-01-01T00:00:00Z">
         <w:r>
           <w:t xml:space="preserve"> </w:t>
         </w:r>
       </w:ins>
       <w:hyperlink r:id="rId41">
-        <w:ins w:id="546" w:author="PR Preview" w:date="2026-01-01T00:00:00Z">
+        <w:ins w:id="580" w:author="PR Preview" w:date="2026-01-01T00:00:00Z">
           <w:r>
             <w:rPr>
               <w:rStyle w:val="VerbatimChar"/>
@@ -12025,17 +12427,17 @@
           </w:r>
         </w:ins>
       </w:hyperlink>
-      <w:ins w:id="547" w:author="PR Preview" w:date="2026-01-01T00:00:00Z">
-        <w:r>
-          <w:t xml:space="preserve"> </w:t>
-        </w:r>
-      </w:ins>
-      <w:ins w:id="548" w:author="PR Preview" w:date="2026-01-01T00:00:00Z">
+      <w:ins w:id="581" w:author="PR Preview" w:date="2026-01-01T00:00:00Z">
+        <w:r>
+          <w:t xml:space="preserve"> </w:t>
+        </w:r>
+      </w:ins>
+      <w:ins w:id="582" w:author="PR Preview" w:date="2026-01-01T00:00:00Z">
         <w:r>
           <w:t xml:space="preserve">(</w:t>
         </w:r>
       </w:ins>
-      <w:ins w:id="549" w:author="PR Preview" w:date="2026-01-01T00:00:00Z">
+      <w:ins w:id="583" w:author="PR Preview" w:date="2026-01-01T00:00:00Z">
         <w:r>
           <w:rPr>
             <w:rStyle w:val="VerbatimChar"/>
@@ -12043,28 +12445,28 @@
           <w:t xml:space="preserve">MASS::birthwt</w:t>
         </w:r>
       </w:ins>
-      <w:ins w:id="550" w:author="PR Preview" w:date="2026-01-01T00:00:00Z">
+      <w:ins w:id="584" w:author="PR Preview" w:date="2026-01-01T00:00:00Z">
         <w:r>
           <w:t xml:space="preserve">),</w:t>
         </w:r>
       </w:ins>
-      <w:ins w:id="551" w:author="PR Preview" w:date="2026-01-01T00:00:00Z">
-        <w:r>
-          <w:t xml:space="preserve"> </w:t>
-        </w:r>
-      </w:ins>
-      <w:ins w:id="552" w:author="PR Preview" w:date="2026-01-01T00:00:00Z">
+      <w:ins w:id="585" w:author="PR Preview" w:date="2026-01-01T00:00:00Z">
+        <w:r>
+          <w:t xml:space="preserve"> </w:t>
+        </w:r>
+      </w:ins>
+      <w:ins w:id="586" w:author="PR Preview" w:date="2026-01-01T00:00:00Z">
         <w:r>
           <w:t xml:space="preserve">and this site has a copy at</w:t>
         </w:r>
       </w:ins>
-      <w:ins w:id="553" w:author="PR Preview" w:date="2026-01-01T00:00:00Z">
+      <w:ins w:id="587" w:author="PR Preview" w:date="2026-01-01T00:00:00Z">
         <w:r>
           <w:t xml:space="preserve"> </w:t>
         </w:r>
       </w:ins>
       <w:hyperlink r:id="rId42">
-        <w:ins w:id="554" w:author="PR Preview" w:date="2026-01-01T00:00:00Z">
+        <w:ins w:id="588" w:author="PR Preview" w:date="2026-01-01T00:00:00Z">
           <w:r>
             <w:rPr>
               <w:rStyle w:val="VerbatimChar"/>
@@ -12073,22 +12475,22 @@
           </w:r>
         </w:ins>
       </w:hyperlink>
-      <w:ins w:id="555" w:author="PR Preview" w:date="2026-01-01T00:00:00Z">
+      <w:ins w:id="589" w:author="PR Preview" w:date="2026-01-01T00:00:00Z">
         <w:r>
           <w:t xml:space="preserve">.</w:t>
         </w:r>
       </w:ins>
-      <w:ins w:id="556" w:author="PR Preview" w:date="2026-01-01T00:00:00Z">
-        <w:r>
-          <w:t xml:space="preserve"> </w:t>
-        </w:r>
-      </w:ins>
-      <w:ins w:id="557" w:author="PR Preview" w:date="2026-01-01T00:00:00Z">
+      <w:ins w:id="590" w:author="PR Preview" w:date="2026-01-01T00:00:00Z">
+        <w:r>
+          <w:t xml:space="preserve"> </w:t>
+        </w:r>
+      </w:ins>
+      <w:ins w:id="591" w:author="PR Preview" w:date="2026-01-01T00:00:00Z">
         <w:r>
           <w:t xml:space="preserve">Treat counts like these as a Poisson sample,</w:t>
         </w:r>
       </w:ins>
-      <w:ins w:id="558" w:author="PR Preview" w:date="2026-01-01T00:00:00Z">
+      <w:ins w:id="592" w:author="PR Preview" w:date="2026-01-01T00:00:00Z">
         <w:r>
           <w:t xml:space="preserve"> </w:t>
         </w:r>
@@ -12182,22 +12584,22 @@
           <m:t>)</m:t>
         </m:r>
       </m:oMath>
-      <w:ins w:id="559" w:author="PR Preview" w:date="2026-01-01T00:00:00Z">
+      <w:ins w:id="593" w:author="PR Preview" w:date="2026-01-01T00:00:00Z">
         <w:r>
           <w:t xml:space="preserve">,</w:t>
         </w:r>
       </w:ins>
-      <w:ins w:id="560" w:author="PR Preview" w:date="2026-01-01T00:00:00Z">
-        <w:r>
-          <w:t xml:space="preserve"> </w:t>
-        </w:r>
-      </w:ins>
-      <w:ins w:id="561" w:author="PR Preview" w:date="2026-01-01T00:00:00Z">
+      <w:ins w:id="594" w:author="PR Preview" w:date="2026-01-01T00:00:00Z">
+        <w:r>
+          <w:t xml:space="preserve"> </w:t>
+        </w:r>
+      </w:ins>
+      <w:ins w:id="595" w:author="PR Preview" w:date="2026-01-01T00:00:00Z">
         <w:r>
           <w:t xml:space="preserve">with</w:t>
         </w:r>
       </w:ins>
-      <w:ins w:id="562" w:author="PR Preview" w:date="2026-01-01T00:00:00Z">
+      <w:ins w:id="596" w:author="PR Preview" w:date="2026-01-01T00:00:00Z">
         <w:r>
           <w:t xml:space="preserve"> </w:t>
         </w:r>
@@ -12207,22 +12609,22 @@
           <m:t>λ</m:t>
         </m:r>
       </m:oMath>
-      <w:ins w:id="563" w:author="PR Preview" w:date="2026-01-01T00:00:00Z">
-        <w:r>
-          <w:t xml:space="preserve"> </w:t>
-        </w:r>
-      </w:ins>
-      <w:ins w:id="564" w:author="PR Preview" w:date="2026-01-01T00:00:00Z">
+      <w:ins w:id="597" w:author="PR Preview" w:date="2026-01-01T00:00:00Z">
+        <w:r>
+          <w:t xml:space="preserve"> </w:t>
+        </w:r>
+      </w:ins>
+      <w:ins w:id="598" w:author="PR Preview" w:date="2026-01-01T00:00:00Z">
         <w:r>
           <w:t xml:space="preserve">equal to the mean of</w:t>
         </w:r>
       </w:ins>
-      <w:ins w:id="565" w:author="PR Preview" w:date="2026-01-01T00:00:00Z">
-        <w:r>
-          <w:t xml:space="preserve"> </w:t>
-        </w:r>
-      </w:ins>
-      <w:ins w:id="566" w:author="PR Preview" w:date="2026-01-01T00:00:00Z">
+      <w:ins w:id="599" w:author="PR Preview" w:date="2026-01-01T00:00:00Z">
+        <w:r>
+          <w:t xml:space="preserve"> </w:t>
+        </w:r>
+      </w:ins>
+      <w:ins w:id="600" w:author="PR Preview" w:date="2026-01-01T00:00:00Z">
         <w:r>
           <w:rPr>
             <w:rStyle w:val="VerbatimChar"/>
@@ -12230,7 +12632,7 @@
           <w:t xml:space="preserve">ptl</w:t>
         </w:r>
       </w:ins>
-      <w:ins w:id="567" w:author="PR Preview" w:date="2026-01-01T00:00:00Z">
+      <w:ins w:id="601" w:author="PR Preview" w:date="2026-01-01T00:00:00Z">
         <w:r>
           <w:t xml:space="preserve">, 0.196.</w:t>
         </w:r>
@@ -12240,12 +12642,12 @@
       <w:pPr>
         <w:pStyle w:val="BodyText"/>
       </w:pPr>
-      <w:ins w:id="568" w:author="PR Preview" w:date="2026-01-01T00:00:00Z">
+      <w:ins w:id="602" w:author="PR Preview" w:date="2026-01-01T00:00:00Z">
         <w:r>
           <w:t xml:space="preserve">The estimand is the probability of a zero count,</w:t>
         </w:r>
       </w:ins>
-      <w:ins w:id="569" w:author="PR Preview" w:date="2026-01-01T00:00:00Z">
+      <w:ins w:id="603" w:author="PR Preview" w:date="2026-01-01T00:00:00Z">
         <w:r>
           <w:t xml:space="preserve"> </w:t>
         </w:r>
@@ -12324,22 +12726,22 @@
           </m:sup>
         </m:sSup>
       </m:oMath>
-      <w:ins w:id="570" w:author="PR Preview" w:date="2026-01-01T00:00:00Z">
+      <w:ins w:id="604" w:author="PR Preview" w:date="2026-01-01T00:00:00Z">
         <w:r>
           <w:t xml:space="preserve">.</w:t>
         </w:r>
       </w:ins>
-      <w:ins w:id="571" w:author="PR Preview" w:date="2026-01-01T00:00:00Z">
-        <w:r>
-          <w:t xml:space="preserve"> </w:t>
-        </w:r>
-      </w:ins>
-      <w:ins w:id="572" w:author="PR Preview" w:date="2026-01-01T00:00:00Z">
+      <w:ins w:id="605" w:author="PR Preview" w:date="2026-01-01T00:00:00Z">
+        <w:r>
+          <w:t xml:space="preserve"> </w:t>
+        </w:r>
+      </w:ins>
+      <w:ins w:id="606" w:author="PR Preview" w:date="2026-01-01T00:00:00Z">
         <w:r>
           <w:t xml:space="preserve">Index the model by</w:t>
         </w:r>
       </w:ins>
-      <w:ins w:id="573" w:author="PR Preview" w:date="2026-01-01T00:00:00Z">
+      <w:ins w:id="607" w:author="PR Preview" w:date="2026-01-01T00:00:00Z">
         <w:r>
           <w:t xml:space="preserve"> </w:t>
         </w:r>
@@ -12349,17 +12751,17 @@
           <m:t>π</m:t>
         </m:r>
       </m:oMath>
-      <w:ins w:id="574" w:author="PR Preview" w:date="2026-01-01T00:00:00Z">
-        <w:r>
-          <w:t xml:space="preserve"> </w:t>
-        </w:r>
-      </w:ins>
-      <w:ins w:id="575" w:author="PR Preview" w:date="2026-01-01T00:00:00Z">
+      <w:ins w:id="608" w:author="PR Preview" w:date="2026-01-01T00:00:00Z">
+        <w:r>
+          <w:t xml:space="preserve"> </w:t>
+        </w:r>
+      </w:ins>
+      <w:ins w:id="609" w:author="PR Preview" w:date="2026-01-01T00:00:00Z">
         <w:r>
           <w:t xml:space="preserve">instead of</w:t>
         </w:r>
       </w:ins>
-      <w:ins w:id="576" w:author="PR Preview" w:date="2026-01-01T00:00:00Z">
+      <w:ins w:id="610" w:author="PR Preview" w:date="2026-01-01T00:00:00Z">
         <w:r>
           <w:t xml:space="preserve"> </w:t>
         </w:r>
@@ -12369,17 +12771,17 @@
           <m:t>λ</m:t>
         </m:r>
       </m:oMath>
-      <w:ins w:id="577" w:author="PR Preview" w:date="2026-01-01T00:00:00Z">
-        <w:r>
-          <w:t xml:space="preserve"> </w:t>
-        </w:r>
-      </w:ins>
-      <w:ins w:id="578" w:author="PR Preview" w:date="2026-01-01T00:00:00Z">
+      <w:ins w:id="611" w:author="PR Preview" w:date="2026-01-01T00:00:00Z">
+        <w:r>
+          <w:t xml:space="preserve"> </w:t>
+        </w:r>
+      </w:ins>
+      <w:ins w:id="612" w:author="PR Preview" w:date="2026-01-01T00:00:00Z">
         <w:r>
           <w:t xml:space="preserve">(the map</w:t>
         </w:r>
       </w:ins>
-      <w:ins w:id="579" w:author="PR Preview" w:date="2026-01-01T00:00:00Z">
+      <w:ins w:id="613" w:author="PR Preview" w:date="2026-01-01T00:00:00Z">
         <w:r>
           <w:t xml:space="preserve"> </w:t>
         </w:r>
@@ -12413,27 +12815,27 @@
           </m:sup>
         </m:sSup>
       </m:oMath>
-      <w:ins w:id="580" w:author="PR Preview" w:date="2026-01-01T00:00:00Z">
-        <w:r>
-          <w:t xml:space="preserve"> </w:t>
-        </w:r>
-      </w:ins>
-      <w:ins w:id="581" w:author="PR Preview" w:date="2026-01-01T00:00:00Z">
+      <w:ins w:id="614" w:author="PR Preview" w:date="2026-01-01T00:00:00Z">
+        <w:r>
+          <w:t xml:space="preserve"> </w:t>
+        </w:r>
+      </w:ins>
+      <w:ins w:id="615" w:author="PR Preview" w:date="2026-01-01T00:00:00Z">
         <w:r>
           <w:t xml:space="preserve">is one-to-one);</w:t>
         </w:r>
       </w:ins>
-      <w:ins w:id="582" w:author="PR Preview" w:date="2026-01-01T00:00:00Z">
-        <w:r>
-          <w:t xml:space="preserve"> </w:t>
-        </w:r>
-      </w:ins>
-      <w:ins w:id="583" w:author="PR Preview" w:date="2026-01-01T00:00:00Z">
+      <w:ins w:id="616" w:author="PR Preview" w:date="2026-01-01T00:00:00Z">
+        <w:r>
+          <w:t xml:space="preserve"> </w:t>
+        </w:r>
+      </w:ins>
+      <w:ins w:id="617" w:author="PR Preview" w:date="2026-01-01T00:00:00Z">
         <w:r>
           <w:t xml:space="preserve">then the sum</w:t>
         </w:r>
       </w:ins>
-      <w:ins w:id="584" w:author="PR Preview" w:date="2026-01-01T00:00:00Z">
+      <w:ins w:id="618" w:author="PR Preview" w:date="2026-01-01T00:00:00Z">
         <w:r>
           <w:t xml:space="preserve"> </w:t>
         </w:r>
@@ -12490,23 +12892,23 @@
           </m:e>
         </m:nary>
       </m:oMath>
-      <w:ins w:id="585" w:author="PR Preview" w:date="2026-01-01T00:00:00Z">
-        <w:r>
-          <w:t xml:space="preserve"> </w:t>
-        </w:r>
-      </w:ins>
-      <w:ins w:id="586" w:author="PR Preview" w:date="2026-01-01T00:00:00Z">
+      <w:ins w:id="619" w:author="PR Preview" w:date="2026-01-01T00:00:00Z">
+        <w:r>
+          <w:t xml:space="preserve"> </w:t>
+        </w:r>
+      </w:ins>
+      <w:ins w:id="620" w:author="PR Preview" w:date="2026-01-01T00:00:00Z">
         <w:r>
           <w:t xml:space="preserve">is still</w:t>
         </w:r>
       </w:ins>
-      <w:ins w:id="587" w:author="PR Preview" w:date="2026-01-01T00:00:00Z">
+      <w:ins w:id="621" w:author="PR Preview" w:date="2026-01-01T00:00:00Z">
         <w:r>
           <w:t xml:space="preserve"> </w:t>
         </w:r>
       </w:ins>
       <w:hyperlink w:anchor="def-sufficient">
-        <w:ins w:id="588" w:author="PR Preview" w:date="2026-01-01T00:00:00Z">
+        <w:ins w:id="622" w:author="PR Preview" w:date="2026-01-01T00:00:00Z">
           <w:r>
             <w:rPr>
               <w:rStyle w:val="Hyperlink"/>
@@ -12515,18 +12917,18 @@
           </w:r>
         </w:ins>
       </w:hyperlink>
-      <w:ins w:id="589" w:author="PR Preview" w:date="2026-01-01T00:00:00Z">
+      <w:ins w:id="623" w:author="PR Preview" w:date="2026-01-01T00:00:00Z">
         <w:r>
           <w:t xml:space="preserve">, by</w:t>
         </w:r>
       </w:ins>
-      <w:ins w:id="590" w:author="PR Preview" w:date="2026-01-01T00:00:00Z">
+      <w:ins w:id="624" w:author="PR Preview" w:date="2026-01-01T00:00:00Z">
         <w:r>
           <w:t xml:space="preserve"> </w:t>
         </w:r>
       </w:ins>
       <w:hyperlink w:anchor="exm-poisson-sufficient">
-        <w:ins w:id="591" w:author="PR Preview" w:date="2026-01-01T00:00:00Z">
+        <w:ins w:id="625" w:author="PR Preview" w:date="2026-01-01T00:00:00Z">
           <w:r>
             <w:rPr>
               <w:rStyle w:val="Hyperlink"/>
@@ -12535,7 +12937,7 @@
           </w:r>
         </w:ins>
       </w:hyperlink>
-      <w:ins w:id="592" w:author="PR Preview" w:date="2026-01-01T00:00:00Z">
+      <w:ins w:id="626" w:author="PR Preview" w:date="2026-01-01T00:00:00Z">
         <w:r>
           <w:t xml:space="preserve">.</w:t>
         </w:r>
@@ -12545,12 +12947,12 @@
       <w:pPr>
         <w:pStyle w:val="BodyText"/>
       </w:pPr>
-      <w:ins w:id="593" w:author="PR Preview" w:date="2026-01-01T00:00:00Z">
+      <w:ins w:id="627" w:author="PR Preview" w:date="2026-01-01T00:00:00Z">
         <w:r>
           <w:t xml:space="preserve">The crude estimator is the indicator that the first observation is zero,</w:t>
         </w:r>
       </w:ins>
-      <w:ins w:id="594" w:author="PR Preview" w:date="2026-01-01T00:00:00Z">
+      <w:ins w:id="628" w:author="PR Preview" w:date="2026-01-01T00:00:00Z">
         <w:r>
           <w:t xml:space="preserve"> </w:t>
         </w:r>
@@ -12626,12 +13028,12 @@
           <m:t>​</m:t>
         </m:r>
       </m:oMath>
-      <w:ins w:id="595" w:author="PR Preview" w:date="2026-01-01T00:00:00Z">
+      <w:ins w:id="629" w:author="PR Preview" w:date="2026-01-01T00:00:00Z">
         <w:r>
           <w:t xml:space="preserve">, which uses one observation and is unbiased for</w:t>
         </w:r>
       </w:ins>
-      <w:ins w:id="596" w:author="PR Preview" w:date="2026-01-01T00:00:00Z">
+      <w:ins w:id="630" w:author="PR Preview" w:date="2026-01-01T00:00:00Z">
         <w:r>
           <w:t xml:space="preserve"> </w:t>
         </w:r>
@@ -12641,17 +13043,17 @@
           <m:t>π</m:t>
         </m:r>
       </m:oMath>
-      <w:ins w:id="597" w:author="PR Preview" w:date="2026-01-01T00:00:00Z">
+      <w:ins w:id="631" w:author="PR Preview" w:date="2026-01-01T00:00:00Z">
         <w:r>
           <w:t xml:space="preserve">.</w:t>
         </w:r>
       </w:ins>
-      <w:ins w:id="598" w:author="PR Preview" w:date="2026-01-01T00:00:00Z">
-        <w:r>
-          <w:t xml:space="preserve"> </w:t>
-        </w:r>
-      </w:ins>
-      <w:ins w:id="599" w:author="PR Preview" w:date="2026-01-01T00:00:00Z">
+      <w:ins w:id="632" w:author="PR Preview" w:date="2026-01-01T00:00:00Z">
+        <w:r>
+          <w:t xml:space="preserve"> </w:t>
+        </w:r>
+      </w:ins>
+      <w:ins w:id="633" w:author="PR Preview" w:date="2026-01-01T00:00:00Z">
         <w:r>
           <w:t xml:space="preserve">Its Rao–Blackwellization is</w:t>
         </w:r>
@@ -12917,18 +13319,18 @@
       <w:pPr>
         <w:pStyle w:val="FirstParagraph"/>
       </w:pPr>
-      <w:ins w:id="600" w:author="PR Preview" w:date="2026-01-01T00:00:00Z">
+      <w:ins w:id="634" w:author="PR Preview" w:date="2026-01-01T00:00:00Z">
         <w:r>
           <w:t xml:space="preserve">By</w:t>
         </w:r>
       </w:ins>
-      <w:ins w:id="601" w:author="PR Preview" w:date="2026-01-01T00:00:00Z">
+      <w:ins w:id="635" w:author="PR Preview" w:date="2026-01-01T00:00:00Z">
         <w:r>
           <w:t xml:space="preserve"> </w:t>
         </w:r>
       </w:ins>
       <w:hyperlink w:anchor="lem-poisson-zero-rb">
-        <w:ins w:id="602" w:author="PR Preview" w:date="2026-01-01T00:00:00Z">
+        <w:ins w:id="636" w:author="PR Preview" w:date="2026-01-01T00:00:00Z">
           <w:r>
             <w:rPr>
               <w:rStyle w:val="Hyperlink"/>
@@ -12937,18 +13339,18 @@
           </w:r>
         </w:ins>
       </w:hyperlink>
-      <w:ins w:id="603" w:author="PR Preview" w:date="2026-01-01T00:00:00Z">
+      <w:ins w:id="637" w:author="PR Preview" w:date="2026-01-01T00:00:00Z">
         <w:r>
           <w:t xml:space="preserve">, the conditional probability in the last line is the one in</w:t>
         </w:r>
       </w:ins>
-      <w:ins w:id="604" w:author="PR Preview" w:date="2026-01-01T00:00:00Z">
+      <w:ins w:id="638" w:author="PR Preview" w:date="2026-01-01T00:00:00Z">
         <w:r>
           <w:t xml:space="preserve"> </w:t>
         </w:r>
       </w:ins>
       <w:hyperlink w:anchor="eq-poisson-zero-conditional">
-        <w:ins w:id="605" w:author="PR Preview" w:date="2026-01-01T00:00:00Z">
+        <w:ins w:id="639" w:author="PR Preview" w:date="2026-01-01T00:00:00Z">
           <w:r>
             <w:rPr>
               <w:rStyle w:val="Hyperlink"/>
@@ -12957,22 +13359,22 @@
           </w:r>
         </w:ins>
       </w:hyperlink>
-      <w:ins w:id="606" w:author="PR Preview" w:date="2026-01-01T00:00:00Z">
+      <w:ins w:id="640" w:author="PR Preview" w:date="2026-01-01T00:00:00Z">
         <w:r>
           <w:t xml:space="preserve">.</w:t>
         </w:r>
       </w:ins>
-      <w:ins w:id="607" w:author="PR Preview" w:date="2026-01-01T00:00:00Z">
-        <w:r>
-          <w:t xml:space="preserve"> </w:t>
-        </w:r>
-      </w:ins>
-      <w:ins w:id="608" w:author="PR Preview" w:date="2026-01-01T00:00:00Z">
+      <w:ins w:id="641" w:author="PR Preview" w:date="2026-01-01T00:00:00Z">
+        <w:r>
+          <w:t xml:space="preserve"> </w:t>
+        </w:r>
+      </w:ins>
+      <w:ins w:id="642" w:author="PR Preview" w:date="2026-01-01T00:00:00Z">
         <w:r>
           <w:t xml:space="preserve">For</w:t>
         </w:r>
       </w:ins>
-      <w:ins w:id="609" w:author="PR Preview" w:date="2026-01-01T00:00:00Z">
+      <w:ins w:id="643" w:author="PR Preview" w:date="2026-01-01T00:00:00Z">
         <w:r>
           <w:t xml:space="preserve"> </w:t>
         </w:r>
@@ -12991,42 +13393,42 @@
           <m:t>20</m:t>
         </m:r>
       </m:oMath>
-      <w:ins w:id="610" w:author="PR Preview" w:date="2026-01-01T00:00:00Z">
-        <w:r>
-          <w:t xml:space="preserve"> </w:t>
-        </w:r>
-      </w:ins>
-      <w:ins w:id="611" w:author="PR Preview" w:date="2026-01-01T00:00:00Z">
+      <w:ins w:id="644" w:author="PR Preview" w:date="2026-01-01T00:00:00Z">
+        <w:r>
+          <w:t xml:space="preserve"> </w:t>
+        </w:r>
+      </w:ins>
+      <w:ins w:id="645" w:author="PR Preview" w:date="2026-01-01T00:00:00Z">
         <w:r>
           <w:t xml:space="preserve">we draw 10,000 samples, compute both estimators on each,</w:t>
         </w:r>
       </w:ins>
-      <w:ins w:id="612" w:author="PR Preview" w:date="2026-01-01T00:00:00Z">
-        <w:r>
-          <w:t xml:space="preserve"> </w:t>
-        </w:r>
-      </w:ins>
-      <w:ins w:id="613" w:author="PR Preview" w:date="2026-01-01T00:00:00Z">
+      <w:ins w:id="646" w:author="PR Preview" w:date="2026-01-01T00:00:00Z">
+        <w:r>
+          <w:t xml:space="preserve"> </w:t>
+        </w:r>
+      </w:ins>
+      <w:ins w:id="647" w:author="PR Preview" w:date="2026-01-01T00:00:00Z">
         <w:r>
           <w:t xml:space="preserve">and report each one’s mean (with a 95% confidence interval)</w:t>
         </w:r>
       </w:ins>
-      <w:ins w:id="614" w:author="PR Preview" w:date="2026-01-01T00:00:00Z">
-        <w:r>
-          <w:t xml:space="preserve"> </w:t>
-        </w:r>
-      </w:ins>
-      <w:ins w:id="615" w:author="PR Preview" w:date="2026-01-01T00:00:00Z">
+      <w:ins w:id="648" w:author="PR Preview" w:date="2026-01-01T00:00:00Z">
+        <w:r>
+          <w:t xml:space="preserve"> </w:t>
+        </w:r>
+      </w:ins>
+      <w:ins w:id="649" w:author="PR Preview" w:date="2026-01-01T00:00:00Z">
         <w:r>
           <w:t xml:space="preserve">and variance (with a 95% confidence interval from the normal approximation</w:t>
         </w:r>
       </w:ins>
-      <w:ins w:id="616" w:author="PR Preview" w:date="2026-01-01T00:00:00Z">
-        <w:r>
-          <w:t xml:space="preserve"> </w:t>
-        </w:r>
-      </w:ins>
-      <w:ins w:id="617" w:author="PR Preview" w:date="2026-01-01T00:00:00Z">
+      <w:ins w:id="650" w:author="PR Preview" w:date="2026-01-01T00:00:00Z">
+        <w:r>
+          <w:t xml:space="preserve"> </w:t>
+        </w:r>
+      </w:ins>
+      <w:ins w:id="651" w:author="PR Preview" w:date="2026-01-01T00:00:00Z">
         <w:r>
           <w:t xml:space="preserve">to the sampling distribution of a sample variance).</w:t>
         </w:r>
@@ -13036,7 +13438,7 @@
       <w:pPr>
         <w:pStyle w:val="SourceCode"/>
       </w:pPr>
-      <w:ins w:id="618" w:author="PR Preview" w:date="2026-01-01T00:00:00Z">
+      <w:ins w:id="652" w:author="PR Preview" w:date="2026-01-01T00:00:00Z">
         <w:r>
           <w:rPr>
             <w:rStyle w:val="NormalTok"/>
@@ -13044,7 +13446,7 @@
           <w:t xml:space="preserve">birthwt </w:t>
         </w:r>
       </w:ins>
-      <w:ins w:id="619" w:author="PR Preview" w:date="2026-01-01T00:00:00Z">
+      <w:ins w:id="653" w:author="PR Preview" w:date="2026-01-01T00:00:00Z">
         <w:r>
           <w:rPr>
             <w:rStyle w:val="OtherTok"/>
@@ -13052,7 +13454,7 @@
           <w:t xml:space="preserve">&lt;-</w:t>
         </w:r>
       </w:ins>
-      <w:ins w:id="620" w:author="PR Preview" w:date="2026-01-01T00:00:00Z">
+      <w:ins w:id="654" w:author="PR Preview" w:date="2026-01-01T00:00:00Z">
         <w:r>
           <w:rPr>
             <w:rStyle w:val="NormalTok"/>
@@ -13060,7 +13462,7 @@
           <w:t xml:space="preserve"> </w:t>
         </w:r>
       </w:ins>
-      <w:ins w:id="621" w:author="PR Preview" w:date="2026-01-01T00:00:00Z">
+      <w:ins w:id="655" w:author="PR Preview" w:date="2026-01-01T00:00:00Z">
         <w:r>
           <w:rPr>
             <w:rStyle w:val="FunctionTok"/>
@@ -13068,7 +13470,7 @@
           <w:t xml:space="preserve">read.csv</w:t>
         </w:r>
       </w:ins>
-      <w:ins w:id="622" w:author="PR Preview" w:date="2026-01-01T00:00:00Z">
+      <w:ins w:id="656" w:author="PR Preview" w:date="2026-01-01T00:00:00Z">
         <w:r>
           <w:rPr>
             <w:rStyle w:val="NormalTok"/>
@@ -13076,7 +13478,7 @@
           <w:t xml:space="preserve">(</w:t>
         </w:r>
       </w:ins>
-      <w:ins w:id="623" w:author="PR Preview" w:date="2026-01-01T00:00:00Z">
+      <w:ins w:id="657" w:author="PR Preview" w:date="2026-01-01T00:00:00Z">
         <w:r>
           <w:rPr>
             <w:rStyle w:val="StringTok"/>
@@ -13084,7 +13486,7 @@
           <w:t xml:space="preserve">"data/birthwt.csv"</w:t>
         </w:r>
       </w:ins>
-      <w:ins w:id="624" w:author="PR Preview" w:date="2026-01-01T00:00:00Z">
+      <w:ins w:id="658" w:author="PR Preview" w:date="2026-01-01T00:00:00Z">
         <w:r>
           <w:rPr>
             <w:rStyle w:val="NormalTok"/>
@@ -13092,17 +13494,17 @@
           <w:t xml:space="preserve">)</w:t>
         </w:r>
       </w:ins>
-      <w:ins w:id="625" w:author="PR Preview" w:date="2026-01-01T00:00:00Z">
+      <w:ins w:id="659" w:author="PR Preview" w:date="2026-01-01T00:00:00Z">
         <w:r>
           <w:br/>
         </w:r>
       </w:ins>
-      <w:ins w:id="626" w:author="PR Preview" w:date="2026-01-01T00:00:00Z">
+      <w:ins w:id="660" w:author="PR Preview" w:date="2026-01-01T00:00:00Z">
         <w:r>
           <w:br/>
         </w:r>
       </w:ins>
-      <w:ins w:id="627" w:author="PR Preview" w:date="2026-01-01T00:00:00Z">
+      <w:ins w:id="661" w:author="PR Preview" w:date="2026-01-01T00:00:00Z">
         <w:r>
           <w:rPr>
             <w:rStyle w:val="CommentTok"/>
@@ -13110,12 +13512,12 @@
           <w:t xml:space="preserve"># The Poisson rate: the observed mean number of previous premature labors.</w:t>
         </w:r>
       </w:ins>
-      <w:ins w:id="628" w:author="PR Preview" w:date="2026-01-01T00:00:00Z">
+      <w:ins w:id="662" w:author="PR Preview" w:date="2026-01-01T00:00:00Z">
         <w:r>
           <w:br/>
         </w:r>
       </w:ins>
-      <w:ins w:id="629" w:author="PR Preview" w:date="2026-01-01T00:00:00Z">
+      <w:ins w:id="663" w:author="PR Preview" w:date="2026-01-01T00:00:00Z">
         <w:r>
           <w:rPr>
             <w:rStyle w:val="NormalTok"/>
@@ -13123,7 +13525,7 @@
           <w:t xml:space="preserve">lambda </w:t>
         </w:r>
       </w:ins>
-      <w:ins w:id="630" w:author="PR Preview" w:date="2026-01-01T00:00:00Z">
+      <w:ins w:id="664" w:author="PR Preview" w:date="2026-01-01T00:00:00Z">
         <w:r>
           <w:rPr>
             <w:rStyle w:val="OtherTok"/>
@@ -13131,7 +13533,7 @@
           <w:t xml:space="preserve">&lt;-</w:t>
         </w:r>
       </w:ins>
-      <w:ins w:id="631" w:author="PR Preview" w:date="2026-01-01T00:00:00Z">
+      <w:ins w:id="665" w:author="PR Preview" w:date="2026-01-01T00:00:00Z">
         <w:r>
           <w:rPr>
             <w:rStyle w:val="NormalTok"/>
@@ -13139,7 +13541,7 @@
           <w:t xml:space="preserve"> </w:t>
         </w:r>
       </w:ins>
-      <w:ins w:id="632" w:author="PR Preview" w:date="2026-01-01T00:00:00Z">
+      <w:ins w:id="666" w:author="PR Preview" w:date="2026-01-01T00:00:00Z">
         <w:r>
           <w:rPr>
             <w:rStyle w:val="FunctionTok"/>
@@ -13147,7 +13549,7 @@
           <w:t xml:space="preserve">mean</w:t>
         </w:r>
       </w:ins>
-      <w:ins w:id="633" w:author="PR Preview" w:date="2026-01-01T00:00:00Z">
+      <w:ins w:id="667" w:author="PR Preview" w:date="2026-01-01T00:00:00Z">
         <w:r>
           <w:rPr>
             <w:rStyle w:val="NormalTok"/>
@@ -13155,7 +13557,7 @@
           <w:t xml:space="preserve">(birthwt</w:t>
         </w:r>
       </w:ins>
-      <w:ins w:id="634" w:author="PR Preview" w:date="2026-01-01T00:00:00Z">
+      <w:ins w:id="668" w:author="PR Preview" w:date="2026-01-01T00:00:00Z">
         <w:r>
           <w:rPr>
             <w:rStyle w:val="SpecialCharTok"/>
@@ -13163,7 +13565,7 @@
           <w:t xml:space="preserve">$</w:t>
         </w:r>
       </w:ins>
-      <w:ins w:id="635" w:author="PR Preview" w:date="2026-01-01T00:00:00Z">
+      <w:ins w:id="669" w:author="PR Preview" w:date="2026-01-01T00:00:00Z">
         <w:r>
           <w:rPr>
             <w:rStyle w:val="NormalTok"/>
@@ -13171,12 +13573,12 @@
           <w:t xml:space="preserve">ptl)</w:t>
         </w:r>
       </w:ins>
-      <w:ins w:id="636" w:author="PR Preview" w:date="2026-01-01T00:00:00Z">
+      <w:ins w:id="670" w:author="PR Preview" w:date="2026-01-01T00:00:00Z">
         <w:r>
           <w:br/>
         </w:r>
       </w:ins>
-      <w:ins w:id="637" w:author="PR Preview" w:date="2026-01-01T00:00:00Z">
+      <w:ins w:id="671" w:author="PR Preview" w:date="2026-01-01T00:00:00Z">
         <w:r>
           <w:rPr>
             <w:rStyle w:val="CommentTok"/>
@@ -13184,12 +13586,12 @@
           <w:t xml:space="preserve"># The estimand: the probability of a zero count.</w:t>
         </w:r>
       </w:ins>
-      <w:ins w:id="638" w:author="PR Preview" w:date="2026-01-01T00:00:00Z">
+      <w:ins w:id="672" w:author="PR Preview" w:date="2026-01-01T00:00:00Z">
         <w:r>
           <w:br/>
         </w:r>
       </w:ins>
-      <w:ins w:id="639" w:author="PR Preview" w:date="2026-01-01T00:00:00Z">
+      <w:ins w:id="673" w:author="PR Preview" w:date="2026-01-01T00:00:00Z">
         <w:r>
           <w:rPr>
             <w:rStyle w:val="NormalTok"/>
@@ -13197,7 +13599,7 @@
           <w:t xml:space="preserve">pi_true </w:t>
         </w:r>
       </w:ins>
-      <w:ins w:id="640" w:author="PR Preview" w:date="2026-01-01T00:00:00Z">
+      <w:ins w:id="674" w:author="PR Preview" w:date="2026-01-01T00:00:00Z">
         <w:r>
           <w:rPr>
             <w:rStyle w:val="OtherTok"/>
@@ -13205,7 +13607,7 @@
           <w:t xml:space="preserve">&lt;-</w:t>
         </w:r>
       </w:ins>
-      <w:ins w:id="641" w:author="PR Preview" w:date="2026-01-01T00:00:00Z">
+      <w:ins w:id="675" w:author="PR Preview" w:date="2026-01-01T00:00:00Z">
         <w:r>
           <w:rPr>
             <w:rStyle w:val="NormalTok"/>
@@ -13213,7 +13615,7 @@
           <w:t xml:space="preserve"> </w:t>
         </w:r>
       </w:ins>
-      <w:ins w:id="642" w:author="PR Preview" w:date="2026-01-01T00:00:00Z">
+      <w:ins w:id="676" w:author="PR Preview" w:date="2026-01-01T00:00:00Z">
         <w:r>
           <w:rPr>
             <w:rStyle w:val="FunctionTok"/>
@@ -13221,7 +13623,7 @@
           <w:t xml:space="preserve">exp</w:t>
         </w:r>
       </w:ins>
-      <w:ins w:id="643" w:author="PR Preview" w:date="2026-01-01T00:00:00Z">
+      <w:ins w:id="677" w:author="PR Preview" w:date="2026-01-01T00:00:00Z">
         <w:r>
           <w:rPr>
             <w:rStyle w:val="NormalTok"/>
@@ -13229,7 +13631,7 @@
           <w:t xml:space="preserve">(</w:t>
         </w:r>
       </w:ins>
-      <w:ins w:id="644" w:author="PR Preview" w:date="2026-01-01T00:00:00Z">
+      <w:ins w:id="678" w:author="PR Preview" w:date="2026-01-01T00:00:00Z">
         <w:r>
           <w:rPr>
             <w:rStyle w:val="SpecialCharTok"/>
@@ -13237,7 +13639,7 @@
           <w:t xml:space="preserve">-</w:t>
         </w:r>
       </w:ins>
-      <w:ins w:id="645" w:author="PR Preview" w:date="2026-01-01T00:00:00Z">
+      <w:ins w:id="679" w:author="PR Preview" w:date="2026-01-01T00:00:00Z">
         <w:r>
           <w:rPr>
             <w:rStyle w:val="NormalTok"/>
@@ -13245,17 +13647,17 @@
           <w:t xml:space="preserve">lambda)</w:t>
         </w:r>
       </w:ins>
-      <w:ins w:id="646" w:author="PR Preview" w:date="2026-01-01T00:00:00Z">
+      <w:ins w:id="680" w:author="PR Preview" w:date="2026-01-01T00:00:00Z">
         <w:r>
           <w:br/>
         </w:r>
       </w:ins>
-      <w:ins w:id="647" w:author="PR Preview" w:date="2026-01-01T00:00:00Z">
+      <w:ins w:id="681" w:author="PR Preview" w:date="2026-01-01T00:00:00Z">
         <w:r>
           <w:br/>
         </w:r>
       </w:ins>
-      <w:ins w:id="648" w:author="PR Preview" w:date="2026-01-01T00:00:00Z">
+      <w:ins w:id="682" w:author="PR Preview" w:date="2026-01-01T00:00:00Z">
         <w:r>
           <w:rPr>
             <w:rStyle w:val="NormalTok"/>
@@ -13263,7 +13665,7 @@
           <w:t xml:space="preserve">n </w:t>
         </w:r>
       </w:ins>
-      <w:ins w:id="649" w:author="PR Preview" w:date="2026-01-01T00:00:00Z">
+      <w:ins w:id="683" w:author="PR Preview" w:date="2026-01-01T00:00:00Z">
         <w:r>
           <w:rPr>
             <w:rStyle w:val="OtherTok"/>
@@ -13271,7 +13673,7 @@
           <w:t xml:space="preserve">&lt;-</w:t>
         </w:r>
       </w:ins>
-      <w:ins w:id="650" w:author="PR Preview" w:date="2026-01-01T00:00:00Z">
+      <w:ins w:id="684" w:author="PR Preview" w:date="2026-01-01T00:00:00Z">
         <w:r>
           <w:rPr>
             <w:rStyle w:val="NormalTok"/>
@@ -13279,7 +13681,7 @@
           <w:t xml:space="preserve"> </w:t>
         </w:r>
       </w:ins>
-      <w:ins w:id="651" w:author="PR Preview" w:date="2026-01-01T00:00:00Z">
+      <w:ins w:id="685" w:author="PR Preview" w:date="2026-01-01T00:00:00Z">
         <w:r>
           <w:rPr>
             <w:rStyle w:val="DecValTok"/>
@@ -13287,12 +13689,12 @@
           <w:t xml:space="preserve">20</w:t>
         </w:r>
       </w:ins>
-      <w:ins w:id="652" w:author="PR Preview" w:date="2026-01-01T00:00:00Z">
+      <w:ins w:id="686" w:author="PR Preview" w:date="2026-01-01T00:00:00Z">
         <w:r>
           <w:br/>
         </w:r>
       </w:ins>
-      <w:ins w:id="653" w:author="PR Preview" w:date="2026-01-01T00:00:00Z">
+      <w:ins w:id="687" w:author="PR Preview" w:date="2026-01-01T00:00:00Z">
         <w:r>
           <w:rPr>
             <w:rStyle w:val="NormalTok"/>
@@ -13300,7 +13702,7 @@
           <w:t xml:space="preserve">n_reps </w:t>
         </w:r>
       </w:ins>
-      <w:ins w:id="654" w:author="PR Preview" w:date="2026-01-01T00:00:00Z">
+      <w:ins w:id="688" w:author="PR Preview" w:date="2026-01-01T00:00:00Z">
         <w:r>
           <w:rPr>
             <w:rStyle w:val="OtherTok"/>
@@ -13308,7 +13710,7 @@
           <w:t xml:space="preserve">&lt;-</w:t>
         </w:r>
       </w:ins>
-      <w:ins w:id="655" w:author="PR Preview" w:date="2026-01-01T00:00:00Z">
+      <w:ins w:id="689" w:author="PR Preview" w:date="2026-01-01T00:00:00Z">
         <w:r>
           <w:rPr>
             <w:rStyle w:val="NormalTok"/>
@@ -13316,7 +13718,7 @@
           <w:t xml:space="preserve"> </w:t>
         </w:r>
       </w:ins>
-      <w:ins w:id="656" w:author="PR Preview" w:date="2026-01-01T00:00:00Z">
+      <w:ins w:id="690" w:author="PR Preview" w:date="2026-01-01T00:00:00Z">
         <w:r>
           <w:rPr>
             <w:rStyle w:val="DecValTok"/>
@@ -13324,17 +13726,17 @@
           <w:t xml:space="preserve">10000</w:t>
         </w:r>
       </w:ins>
-      <w:ins w:id="657" w:author="PR Preview" w:date="2026-01-01T00:00:00Z">
+      <w:ins w:id="691" w:author="PR Preview" w:date="2026-01-01T00:00:00Z">
         <w:r>
           <w:br/>
         </w:r>
       </w:ins>
-      <w:ins w:id="658" w:author="PR Preview" w:date="2026-01-01T00:00:00Z">
+      <w:ins w:id="692" w:author="PR Preview" w:date="2026-01-01T00:00:00Z">
         <w:r>
           <w:br/>
         </w:r>
       </w:ins>
-      <w:ins w:id="659" w:author="PR Preview" w:date="2026-01-01T00:00:00Z">
+      <w:ins w:id="693" w:author="PR Preview" w:date="2026-01-01T00:00:00Z">
         <w:r>
           <w:rPr>
             <w:rStyle w:val="FunctionTok"/>
@@ -13342,7 +13744,7 @@
           <w:t xml:space="preserve">set.seed</w:t>
         </w:r>
       </w:ins>
-      <w:ins w:id="660" w:author="PR Preview" w:date="2026-01-01T00:00:00Z">
+      <w:ins w:id="694" w:author="PR Preview" w:date="2026-01-01T00:00:00Z">
         <w:r>
           <w:rPr>
             <w:rStyle w:val="NormalTok"/>
@@ -13350,7 +13752,7 @@
           <w:t xml:space="preserve">(</w:t>
         </w:r>
       </w:ins>
-      <w:ins w:id="661" w:author="PR Preview" w:date="2026-01-01T00:00:00Z">
+      <w:ins w:id="695" w:author="PR Preview" w:date="2026-01-01T00:00:00Z">
         <w:r>
           <w:rPr>
             <w:rStyle w:val="DecValTok"/>
@@ -13358,7 +13760,7 @@
           <w:t xml:space="preserve">1945</w:t>
         </w:r>
       </w:ins>
-      <w:ins w:id="662" w:author="PR Preview" w:date="2026-01-01T00:00:00Z">
+      <w:ins w:id="696" w:author="PR Preview" w:date="2026-01-01T00:00:00Z">
         <w:r>
           <w:rPr>
             <w:rStyle w:val="NormalTok"/>
@@ -13366,12 +13768,12 @@
           <w:t xml:space="preserve">)</w:t>
         </w:r>
       </w:ins>
-      <w:ins w:id="663" w:author="PR Preview" w:date="2026-01-01T00:00:00Z">
+      <w:ins w:id="697" w:author="PR Preview" w:date="2026-01-01T00:00:00Z">
         <w:r>
           <w:br/>
         </w:r>
       </w:ins>
-      <w:ins w:id="664" w:author="PR Preview" w:date="2026-01-01T00:00:00Z">
+      <w:ins w:id="698" w:author="PR Preview" w:date="2026-01-01T00:00:00Z">
         <w:r>
           <w:rPr>
             <w:rStyle w:val="CommentTok"/>
@@ -13379,12 +13781,12 @@
           <w:t xml:space="preserve"># One row per sample of n counts.</w:t>
         </w:r>
       </w:ins>
-      <w:ins w:id="665" w:author="PR Preview" w:date="2026-01-01T00:00:00Z">
+      <w:ins w:id="699" w:author="PR Preview" w:date="2026-01-01T00:00:00Z">
         <w:r>
           <w:br/>
         </w:r>
       </w:ins>
-      <w:ins w:id="666" w:author="PR Preview" w:date="2026-01-01T00:00:00Z">
+      <w:ins w:id="700" w:author="PR Preview" w:date="2026-01-01T00:00:00Z">
         <w:r>
           <w:rPr>
             <w:rStyle w:val="NormalTok"/>
@@ -13392,7 +13794,7 @@
           <w:t xml:space="preserve">samples </w:t>
         </w:r>
       </w:ins>
-      <w:ins w:id="667" w:author="PR Preview" w:date="2026-01-01T00:00:00Z">
+      <w:ins w:id="701" w:author="PR Preview" w:date="2026-01-01T00:00:00Z">
         <w:r>
           <w:rPr>
             <w:rStyle w:val="OtherTok"/>
@@ -13400,7 +13802,7 @@
           <w:t xml:space="preserve">&lt;-</w:t>
         </w:r>
       </w:ins>
-      <w:ins w:id="668" w:author="PR Preview" w:date="2026-01-01T00:00:00Z">
+      <w:ins w:id="702" w:author="PR Preview" w:date="2026-01-01T00:00:00Z">
         <w:r>
           <w:rPr>
             <w:rStyle w:val="NormalTok"/>
@@ -13408,7 +13810,7 @@
           <w:t xml:space="preserve"> </w:t>
         </w:r>
       </w:ins>
-      <w:ins w:id="669" w:author="PR Preview" w:date="2026-01-01T00:00:00Z">
+      <w:ins w:id="703" w:author="PR Preview" w:date="2026-01-01T00:00:00Z">
         <w:r>
           <w:rPr>
             <w:rStyle w:val="FunctionTok"/>
@@ -13416,7 +13818,7 @@
           <w:t xml:space="preserve">matrix</w:t>
         </w:r>
       </w:ins>
-      <w:ins w:id="670" w:author="PR Preview" w:date="2026-01-01T00:00:00Z">
+      <w:ins w:id="704" w:author="PR Preview" w:date="2026-01-01T00:00:00Z">
         <w:r>
           <w:rPr>
             <w:rStyle w:val="NormalTok"/>
@@ -13424,7 +13826,7 @@
           <w:t xml:space="preserve">(</w:t>
         </w:r>
       </w:ins>
-      <w:ins w:id="671" w:author="PR Preview" w:date="2026-01-01T00:00:00Z">
+      <w:ins w:id="705" w:author="PR Preview" w:date="2026-01-01T00:00:00Z">
         <w:r>
           <w:rPr>
             <w:rStyle w:val="FunctionTok"/>
@@ -13432,7 +13834,7 @@
           <w:t xml:space="preserve">rpois</w:t>
         </w:r>
       </w:ins>
-      <w:ins w:id="672" w:author="PR Preview" w:date="2026-01-01T00:00:00Z">
+      <w:ins w:id="706" w:author="PR Preview" w:date="2026-01-01T00:00:00Z">
         <w:r>
           <w:rPr>
             <w:rStyle w:val="NormalTok"/>
@@ -13440,7 +13842,7 @@
           <w:t xml:space="preserve">(n </w:t>
         </w:r>
       </w:ins>
-      <w:ins w:id="673" w:author="PR Preview" w:date="2026-01-01T00:00:00Z">
+      <w:ins w:id="707" w:author="PR Preview" w:date="2026-01-01T00:00:00Z">
         <w:r>
           <w:rPr>
             <w:rStyle w:val="SpecialCharTok"/>
@@ -13448,7 +13850,7 @@
           <w:t xml:space="preserve">*</w:t>
         </w:r>
       </w:ins>
-      <w:ins w:id="674" w:author="PR Preview" w:date="2026-01-01T00:00:00Z">
+      <w:ins w:id="708" w:author="PR Preview" w:date="2026-01-01T00:00:00Z">
         <w:r>
           <w:rPr>
             <w:rStyle w:val="NormalTok"/>
@@ -13456,7 +13858,7 @@
           <w:t xml:space="preserve"> n_reps, lambda), </w:t>
         </w:r>
       </w:ins>
-      <w:ins w:id="675" w:author="PR Preview" w:date="2026-01-01T00:00:00Z">
+      <w:ins w:id="709" w:author="PR Preview" w:date="2026-01-01T00:00:00Z">
         <w:r>
           <w:rPr>
             <w:rStyle w:val="AttributeTok"/>
@@ -13464,7 +13866,7 @@
           <w:t xml:space="preserve">nrow =</w:t>
         </w:r>
       </w:ins>
-      <w:ins w:id="676" w:author="PR Preview" w:date="2026-01-01T00:00:00Z">
+      <w:ins w:id="710" w:author="PR Preview" w:date="2026-01-01T00:00:00Z">
         <w:r>
           <w:rPr>
             <w:rStyle w:val="NormalTok"/>
@@ -13472,12 +13874,12 @@
           <w:t xml:space="preserve"> n_reps)</w:t>
         </w:r>
       </w:ins>
-      <w:ins w:id="677" w:author="PR Preview" w:date="2026-01-01T00:00:00Z">
+      <w:ins w:id="711" w:author="PR Preview" w:date="2026-01-01T00:00:00Z">
         <w:r>
           <w:br/>
         </w:r>
       </w:ins>
-      <w:ins w:id="678" w:author="PR Preview" w:date="2026-01-01T00:00:00Z">
+      <w:ins w:id="712" w:author="PR Preview" w:date="2026-01-01T00:00:00Z">
         <w:r>
           <w:rPr>
             <w:rStyle w:val="NormalTok"/>
@@ -13485,7 +13887,7 @@
           <w:t xml:space="preserve">s_sum </w:t>
         </w:r>
       </w:ins>
-      <w:ins w:id="679" w:author="PR Preview" w:date="2026-01-01T00:00:00Z">
+      <w:ins w:id="713" w:author="PR Preview" w:date="2026-01-01T00:00:00Z">
         <w:r>
           <w:rPr>
             <w:rStyle w:val="OtherTok"/>
@@ -13493,7 +13895,7 @@
           <w:t xml:space="preserve">&lt;-</w:t>
         </w:r>
       </w:ins>
-      <w:ins w:id="680" w:author="PR Preview" w:date="2026-01-01T00:00:00Z">
+      <w:ins w:id="714" w:author="PR Preview" w:date="2026-01-01T00:00:00Z">
         <w:r>
           <w:rPr>
             <w:rStyle w:val="NormalTok"/>
@@ -13501,7 +13903,7 @@
           <w:t xml:space="preserve"> </w:t>
         </w:r>
       </w:ins>
-      <w:ins w:id="681" w:author="PR Preview" w:date="2026-01-01T00:00:00Z">
+      <w:ins w:id="715" w:author="PR Preview" w:date="2026-01-01T00:00:00Z">
         <w:r>
           <w:rPr>
             <w:rStyle w:val="FunctionTok"/>
@@ -13509,7 +13911,7 @@
           <w:t xml:space="preserve">rowSums</w:t>
         </w:r>
       </w:ins>
-      <w:ins w:id="682" w:author="PR Preview" w:date="2026-01-01T00:00:00Z">
+      <w:ins w:id="716" w:author="PR Preview" w:date="2026-01-01T00:00:00Z">
         <w:r>
           <w:rPr>
             <w:rStyle w:val="NormalTok"/>
@@ -13517,17 +13919,17 @@
           <w:t xml:space="preserve">(samples)</w:t>
         </w:r>
       </w:ins>
-      <w:ins w:id="683" w:author="PR Preview" w:date="2026-01-01T00:00:00Z">
+      <w:ins w:id="717" w:author="PR Preview" w:date="2026-01-01T00:00:00Z">
         <w:r>
           <w:br/>
         </w:r>
       </w:ins>
-      <w:ins w:id="684" w:author="PR Preview" w:date="2026-01-01T00:00:00Z">
+      <w:ins w:id="718" w:author="PR Preview" w:date="2026-01-01T00:00:00Z">
         <w:r>
           <w:br/>
         </w:r>
       </w:ins>
-      <w:ins w:id="685" w:author="PR Preview" w:date="2026-01-01T00:00:00Z">
+      <w:ins w:id="719" w:author="PR Preview" w:date="2026-01-01T00:00:00Z">
         <w:r>
           <w:rPr>
             <w:rStyle w:val="CommentTok"/>
@@ -13535,12 +13937,12 @@
           <w:t xml:space="preserve"># The crude estimator and its Rao-Blackwellization.</w:t>
         </w:r>
       </w:ins>
-      <w:ins w:id="686" w:author="PR Preview" w:date="2026-01-01T00:00:00Z">
+      <w:ins w:id="720" w:author="PR Preview" w:date="2026-01-01T00:00:00Z">
         <w:r>
           <w:br/>
         </w:r>
       </w:ins>
-      <w:ins w:id="687" w:author="PR Preview" w:date="2026-01-01T00:00:00Z">
+      <w:ins w:id="721" w:author="PR Preview" w:date="2026-01-01T00:00:00Z">
         <w:r>
           <w:rPr>
             <w:rStyle w:val="NormalTok"/>
@@ -13548,7 +13950,7 @@
           <w:t xml:space="preserve">est </w:t>
         </w:r>
       </w:ins>
-      <w:ins w:id="688" w:author="PR Preview" w:date="2026-01-01T00:00:00Z">
+      <w:ins w:id="722" w:author="PR Preview" w:date="2026-01-01T00:00:00Z">
         <w:r>
           <w:rPr>
             <w:rStyle w:val="OtherTok"/>
@@ -13556,7 +13958,7 @@
           <w:t xml:space="preserve">&lt;-</w:t>
         </w:r>
       </w:ins>
-      <w:ins w:id="689" w:author="PR Preview" w:date="2026-01-01T00:00:00Z">
+      <w:ins w:id="723" w:author="PR Preview" w:date="2026-01-01T00:00:00Z">
         <w:r>
           <w:rPr>
             <w:rStyle w:val="NormalTok"/>
@@ -13564,7 +13966,7 @@
           <w:t xml:space="preserve"> </w:t>
         </w:r>
       </w:ins>
-      <w:ins w:id="690" w:author="PR Preview" w:date="2026-01-01T00:00:00Z">
+      <w:ins w:id="724" w:author="PR Preview" w:date="2026-01-01T00:00:00Z">
         <w:r>
           <w:rPr>
             <w:rStyle w:val="FunctionTok"/>
@@ -13572,7 +13974,7 @@
           <w:t xml:space="preserve">data.frame</w:t>
         </w:r>
       </w:ins>
-      <w:ins w:id="691" w:author="PR Preview" w:date="2026-01-01T00:00:00Z">
+      <w:ins w:id="725" w:author="PR Preview" w:date="2026-01-01T00:00:00Z">
         <w:r>
           <w:rPr>
             <w:rStyle w:val="NormalTok"/>
@@ -13580,12 +13982,12 @@
           <w:t xml:space="preserve">(</w:t>
         </w:r>
       </w:ins>
-      <w:ins w:id="692" w:author="PR Preview" w:date="2026-01-01T00:00:00Z">
+      <w:ins w:id="726" w:author="PR Preview" w:date="2026-01-01T00:00:00Z">
         <w:r>
           <w:br/>
         </w:r>
       </w:ins>
-      <w:ins w:id="693" w:author="PR Preview" w:date="2026-01-01T00:00:00Z">
+      <w:ins w:id="727" w:author="PR Preview" w:date="2026-01-01T00:00:00Z">
         <w:r>
           <w:rPr>
             <w:rStyle w:val="NormalTok"/>
@@ -13593,7 +13995,7 @@
           <w:t xml:space="preserve">  </w:t>
         </w:r>
       </w:ins>
-      <w:ins w:id="694" w:author="PR Preview" w:date="2026-01-01T00:00:00Z">
+      <w:ins w:id="728" w:author="PR Preview" w:date="2026-01-01T00:00:00Z">
         <w:r>
           <w:rPr>
             <w:rStyle w:val="AttributeTok"/>
@@ -13601,7 +14003,7 @@
           <w:t xml:space="preserve">crude =</w:t>
         </w:r>
       </w:ins>
-      <w:ins w:id="695" w:author="PR Preview" w:date="2026-01-01T00:00:00Z">
+      <w:ins w:id="729" w:author="PR Preview" w:date="2026-01-01T00:00:00Z">
         <w:r>
           <w:rPr>
             <w:rStyle w:val="NormalTok"/>
@@ -13609,7 +14011,7 @@
           <w:t xml:space="preserve"> </w:t>
         </w:r>
       </w:ins>
-      <w:ins w:id="696" w:author="PR Preview" w:date="2026-01-01T00:00:00Z">
+      <w:ins w:id="730" w:author="PR Preview" w:date="2026-01-01T00:00:00Z">
         <w:r>
           <w:rPr>
             <w:rStyle w:val="FunctionTok"/>
@@ -13617,7 +14019,7 @@
           <w:t xml:space="preserve">as.numeric</w:t>
         </w:r>
       </w:ins>
-      <w:ins w:id="697" w:author="PR Preview" w:date="2026-01-01T00:00:00Z">
+      <w:ins w:id="731" w:author="PR Preview" w:date="2026-01-01T00:00:00Z">
         <w:r>
           <w:rPr>
             <w:rStyle w:val="NormalTok"/>
@@ -13625,7 +14027,7 @@
           <w:t xml:space="preserve">(samples[, </w:t>
         </w:r>
       </w:ins>
-      <w:ins w:id="698" w:author="PR Preview" w:date="2026-01-01T00:00:00Z">
+      <w:ins w:id="732" w:author="PR Preview" w:date="2026-01-01T00:00:00Z">
         <w:r>
           <w:rPr>
             <w:rStyle w:val="DecValTok"/>
@@ -13633,7 +14035,7 @@
           <w:t xml:space="preserve">1</w:t>
         </w:r>
       </w:ins>
-      <w:ins w:id="699" w:author="PR Preview" w:date="2026-01-01T00:00:00Z">
+      <w:ins w:id="733" w:author="PR Preview" w:date="2026-01-01T00:00:00Z">
         <w:r>
           <w:rPr>
             <w:rStyle w:val="NormalTok"/>
@@ -13641,7 +14043,7 @@
           <w:t xml:space="preserve">] </w:t>
         </w:r>
       </w:ins>
-      <w:ins w:id="700" w:author="PR Preview" w:date="2026-01-01T00:00:00Z">
+      <w:ins w:id="734" w:author="PR Preview" w:date="2026-01-01T00:00:00Z">
         <w:r>
           <w:rPr>
             <w:rStyle w:val="SpecialCharTok"/>
@@ -13649,7 +14051,7 @@
           <w:t xml:space="preserve">==</w:t>
         </w:r>
       </w:ins>
-      <w:ins w:id="701" w:author="PR Preview" w:date="2026-01-01T00:00:00Z">
+      <w:ins w:id="735" w:author="PR Preview" w:date="2026-01-01T00:00:00Z">
         <w:r>
           <w:rPr>
             <w:rStyle w:val="NormalTok"/>
@@ -13657,7 +14059,7 @@
           <w:t xml:space="preserve"> </w:t>
         </w:r>
       </w:ins>
-      <w:ins w:id="702" w:author="PR Preview" w:date="2026-01-01T00:00:00Z">
+      <w:ins w:id="736" w:author="PR Preview" w:date="2026-01-01T00:00:00Z">
         <w:r>
           <w:rPr>
             <w:rStyle w:val="DecValTok"/>
@@ -13665,7 +14067,7 @@
           <w:t xml:space="preserve">0</w:t>
         </w:r>
       </w:ins>
-      <w:ins w:id="703" w:author="PR Preview" w:date="2026-01-01T00:00:00Z">
+      <w:ins w:id="737" w:author="PR Preview" w:date="2026-01-01T00:00:00Z">
         <w:r>
           <w:rPr>
             <w:rStyle w:val="NormalTok"/>
@@ -13673,12 +14075,12 @@
           <w:t xml:space="preserve">),</w:t>
         </w:r>
       </w:ins>
-      <w:ins w:id="704" w:author="PR Preview" w:date="2026-01-01T00:00:00Z">
+      <w:ins w:id="738" w:author="PR Preview" w:date="2026-01-01T00:00:00Z">
         <w:r>
           <w:br/>
         </w:r>
       </w:ins>
-      <w:ins w:id="705" w:author="PR Preview" w:date="2026-01-01T00:00:00Z">
+      <w:ins w:id="739" w:author="PR Preview" w:date="2026-01-01T00:00:00Z">
         <w:r>
           <w:rPr>
             <w:rStyle w:val="NormalTok"/>
@@ -13686,7 +14088,7 @@
           <w:t xml:space="preserve">  </w:t>
         </w:r>
       </w:ins>
-      <w:ins w:id="706" w:author="PR Preview" w:date="2026-01-01T00:00:00Z">
+      <w:ins w:id="740" w:author="PR Preview" w:date="2026-01-01T00:00:00Z">
         <w:r>
           <w:rPr>
             <w:rStyle w:val="AttributeTok"/>
@@ -13694,7 +14096,7 @@
           <w:t xml:space="preserve">rao_blackwell =</w:t>
         </w:r>
       </w:ins>
-      <w:ins w:id="707" w:author="PR Preview" w:date="2026-01-01T00:00:00Z">
+      <w:ins w:id="741" w:author="PR Preview" w:date="2026-01-01T00:00:00Z">
         <w:r>
           <w:rPr>
             <w:rStyle w:val="NormalTok"/>
@@ -13702,7 +14104,7 @@
           <w:t xml:space="preserve"> ((n </w:t>
         </w:r>
       </w:ins>
-      <w:ins w:id="708" w:author="PR Preview" w:date="2026-01-01T00:00:00Z">
+      <w:ins w:id="742" w:author="PR Preview" w:date="2026-01-01T00:00:00Z">
         <w:r>
           <w:rPr>
             <w:rStyle w:val="SpecialCharTok"/>
@@ -13710,7 +14112,7 @@
           <w:t xml:space="preserve">-</w:t>
         </w:r>
       </w:ins>
-      <w:ins w:id="709" w:author="PR Preview" w:date="2026-01-01T00:00:00Z">
+      <w:ins w:id="743" w:author="PR Preview" w:date="2026-01-01T00:00:00Z">
         <w:r>
           <w:rPr>
             <w:rStyle w:val="NormalTok"/>
@@ -13718,7 +14120,7 @@
           <w:t xml:space="preserve"> </w:t>
         </w:r>
       </w:ins>
-      <w:ins w:id="710" w:author="PR Preview" w:date="2026-01-01T00:00:00Z">
+      <w:ins w:id="744" w:author="PR Preview" w:date="2026-01-01T00:00:00Z">
         <w:r>
           <w:rPr>
             <w:rStyle w:val="DecValTok"/>
@@ -13726,7 +14128,7 @@
           <w:t xml:space="preserve">1</w:t>
         </w:r>
       </w:ins>
-      <w:ins w:id="711" w:author="PR Preview" w:date="2026-01-01T00:00:00Z">
+      <w:ins w:id="745" w:author="PR Preview" w:date="2026-01-01T00:00:00Z">
         <w:r>
           <w:rPr>
             <w:rStyle w:val="NormalTok"/>
@@ -13734,7 +14136,7 @@
           <w:t xml:space="preserve">) </w:t>
         </w:r>
       </w:ins>
-      <w:ins w:id="712" w:author="PR Preview" w:date="2026-01-01T00:00:00Z">
+      <w:ins w:id="746" w:author="PR Preview" w:date="2026-01-01T00:00:00Z">
         <w:r>
           <w:rPr>
             <w:rStyle w:val="SpecialCharTok"/>
@@ -13742,7 +14144,7 @@
           <w:t xml:space="preserve">/</w:t>
         </w:r>
       </w:ins>
-      <w:ins w:id="713" w:author="PR Preview" w:date="2026-01-01T00:00:00Z">
+      <w:ins w:id="747" w:author="PR Preview" w:date="2026-01-01T00:00:00Z">
         <w:r>
           <w:rPr>
             <w:rStyle w:val="NormalTok"/>
@@ -13750,7 +14152,7 @@
           <w:t xml:space="preserve"> n)</w:t>
         </w:r>
       </w:ins>
-      <w:ins w:id="714" w:author="PR Preview" w:date="2026-01-01T00:00:00Z">
+      <w:ins w:id="748" w:author="PR Preview" w:date="2026-01-01T00:00:00Z">
         <w:r>
           <w:rPr>
             <w:rStyle w:val="SpecialCharTok"/>
@@ -13758,7 +14160,7 @@
           <w:t xml:space="preserve">^</w:t>
         </w:r>
       </w:ins>
-      <w:ins w:id="715" w:author="PR Preview" w:date="2026-01-01T00:00:00Z">
+      <w:ins w:id="749" w:author="PR Preview" w:date="2026-01-01T00:00:00Z">
         <w:r>
           <w:rPr>
             <w:rStyle w:val="NormalTok"/>
@@ -13766,12 +14168,12 @@
           <w:t xml:space="preserve">s_sum</w:t>
         </w:r>
       </w:ins>
-      <w:ins w:id="716" w:author="PR Preview" w:date="2026-01-01T00:00:00Z">
+      <w:ins w:id="750" w:author="PR Preview" w:date="2026-01-01T00:00:00Z">
         <w:r>
           <w:br/>
         </w:r>
       </w:ins>
-      <w:ins w:id="717" w:author="PR Preview" w:date="2026-01-01T00:00:00Z">
+      <w:ins w:id="751" w:author="PR Preview" w:date="2026-01-01T00:00:00Z">
         <w:r>
           <w:rPr>
             <w:rStyle w:val="NormalTok"/>
@@ -13779,17 +14181,17 @@
           <w:t xml:space="preserve">)</w:t>
         </w:r>
       </w:ins>
-      <w:ins w:id="718" w:author="PR Preview" w:date="2026-01-01T00:00:00Z">
+      <w:ins w:id="752" w:author="PR Preview" w:date="2026-01-01T00:00:00Z">
         <w:r>
           <w:br/>
         </w:r>
       </w:ins>
-      <w:ins w:id="719" w:author="PR Preview" w:date="2026-01-01T00:00:00Z">
+      <w:ins w:id="753" w:author="PR Preview" w:date="2026-01-01T00:00:00Z">
         <w:r>
           <w:br/>
         </w:r>
       </w:ins>
-      <w:ins w:id="720" w:author="PR Preview" w:date="2026-01-01T00:00:00Z">
+      <w:ins w:id="754" w:author="PR Preview" w:date="2026-01-01T00:00:00Z">
         <w:r>
           <w:rPr>
             <w:rStyle w:val="CommentTok"/>
@@ -13797,12 +14199,12 @@
           <w:t xml:space="preserve"># Mean with a t interval; variance with a normal-approximation interval,</w:t>
         </w:r>
       </w:ins>
-      <w:ins w:id="721" w:author="PR Preview" w:date="2026-01-01T00:00:00Z">
+      <w:ins w:id="755" w:author="PR Preview" w:date="2026-01-01T00:00:00Z">
         <w:r>
           <w:br/>
         </w:r>
       </w:ins>
-      <w:ins w:id="722" w:author="PR Preview" w:date="2026-01-01T00:00:00Z">
+      <w:ins w:id="756" w:author="PR Preview" w:date="2026-01-01T00:00:00Z">
         <w:r>
           <w:rPr>
             <w:rStyle w:val="CommentTok"/>
@@ -13810,12 +14212,12 @@
           <w:t xml:space="preserve"># using the standard error sqrt((m4 - s^4) / N) of a sample variance.</w:t>
         </w:r>
       </w:ins>
-      <w:ins w:id="723" w:author="PR Preview" w:date="2026-01-01T00:00:00Z">
+      <w:ins w:id="757" w:author="PR Preview" w:date="2026-01-01T00:00:00Z">
         <w:r>
           <w:br/>
         </w:r>
       </w:ins>
-      <w:ins w:id="724" w:author="PR Preview" w:date="2026-01-01T00:00:00Z">
+      <w:ins w:id="758" w:author="PR Preview" w:date="2026-01-01T00:00:00Z">
         <w:r>
           <w:rPr>
             <w:rStyle w:val="NormalTok"/>
@@ -13823,7 +14225,7 @@
           <w:t xml:space="preserve">summarize_estimator </w:t>
         </w:r>
       </w:ins>
-      <w:ins w:id="725" w:author="PR Preview" w:date="2026-01-01T00:00:00Z">
+      <w:ins w:id="759" w:author="PR Preview" w:date="2026-01-01T00:00:00Z">
         <w:r>
           <w:rPr>
             <w:rStyle w:val="OtherTok"/>
@@ -13831,7 +14233,7 @@
           <w:t xml:space="preserve">&lt;-</w:t>
         </w:r>
       </w:ins>
-      <w:ins w:id="726" w:author="PR Preview" w:date="2026-01-01T00:00:00Z">
+      <w:ins w:id="760" w:author="PR Preview" w:date="2026-01-01T00:00:00Z">
         <w:r>
           <w:rPr>
             <w:rStyle w:val="NormalTok"/>
@@ -13839,7 +14241,7 @@
           <w:t xml:space="preserve"> </w:t>
         </w:r>
       </w:ins>
-      <w:ins w:id="727" w:author="PR Preview" w:date="2026-01-01T00:00:00Z">
+      <w:ins w:id="761" w:author="PR Preview" w:date="2026-01-01T00:00:00Z">
         <w:r>
           <w:rPr>
             <w:rStyle w:val="ControlFlowTok"/>
@@ -13847,7 +14249,7 @@
           <w:t xml:space="preserve">function</w:t>
         </w:r>
       </w:ins>
-      <w:ins w:id="728" w:author="PR Preview" w:date="2026-01-01T00:00:00Z">
+      <w:ins w:id="762" w:author="PR Preview" w:date="2026-01-01T00:00:00Z">
         <w:r>
           <w:rPr>
             <w:rStyle w:val="NormalTok"/>
@@ -13855,12 +14257,12 @@
           <w:t xml:space="preserve">(x) {</w:t>
         </w:r>
       </w:ins>
-      <w:ins w:id="729" w:author="PR Preview" w:date="2026-01-01T00:00:00Z">
+      <w:ins w:id="763" w:author="PR Preview" w:date="2026-01-01T00:00:00Z">
         <w:r>
           <w:br/>
         </w:r>
       </w:ins>
-      <w:ins w:id="730" w:author="PR Preview" w:date="2026-01-01T00:00:00Z">
+      <w:ins w:id="764" w:author="PR Preview" w:date="2026-01-01T00:00:00Z">
         <w:r>
           <w:rPr>
             <w:rStyle w:val="NormalTok"/>
@@ -13868,7 +14270,7 @@
           <w:t xml:space="preserve">  tt </w:t>
         </w:r>
       </w:ins>
-      <w:ins w:id="731" w:author="PR Preview" w:date="2026-01-01T00:00:00Z">
+      <w:ins w:id="765" w:author="PR Preview" w:date="2026-01-01T00:00:00Z">
         <w:r>
           <w:rPr>
             <w:rStyle w:val="OtherTok"/>
@@ -13876,7 +14278,7 @@
           <w:t xml:space="preserve">&lt;-</w:t>
         </w:r>
       </w:ins>
-      <w:ins w:id="732" w:author="PR Preview" w:date="2026-01-01T00:00:00Z">
+      <w:ins w:id="766" w:author="PR Preview" w:date="2026-01-01T00:00:00Z">
         <w:r>
           <w:rPr>
             <w:rStyle w:val="NormalTok"/>
@@ -13884,7 +14286,7 @@
           <w:t xml:space="preserve"> </w:t>
         </w:r>
       </w:ins>
-      <w:ins w:id="733" w:author="PR Preview" w:date="2026-01-01T00:00:00Z">
+      <w:ins w:id="767" w:author="PR Preview" w:date="2026-01-01T00:00:00Z">
         <w:r>
           <w:rPr>
             <w:rStyle w:val="FunctionTok"/>
@@ -13892,7 +14294,7 @@
           <w:t xml:space="preserve">t.test</w:t>
         </w:r>
       </w:ins>
-      <w:ins w:id="734" w:author="PR Preview" w:date="2026-01-01T00:00:00Z">
+      <w:ins w:id="768" w:author="PR Preview" w:date="2026-01-01T00:00:00Z">
         <w:r>
           <w:rPr>
             <w:rStyle w:val="NormalTok"/>
@@ -13900,12 +14302,12 @@
           <w:t xml:space="preserve">(x)</w:t>
         </w:r>
       </w:ins>
-      <w:ins w:id="735" w:author="PR Preview" w:date="2026-01-01T00:00:00Z">
+      <w:ins w:id="769" w:author="PR Preview" w:date="2026-01-01T00:00:00Z">
         <w:r>
           <w:br/>
         </w:r>
       </w:ins>
-      <w:ins w:id="736" w:author="PR Preview" w:date="2026-01-01T00:00:00Z">
+      <w:ins w:id="770" w:author="PR Preview" w:date="2026-01-01T00:00:00Z">
         <w:r>
           <w:rPr>
             <w:rStyle w:val="NormalTok"/>
@@ -13913,7 +14315,7 @@
           <w:t xml:space="preserve">  v </w:t>
         </w:r>
       </w:ins>
-      <w:ins w:id="737" w:author="PR Preview" w:date="2026-01-01T00:00:00Z">
+      <w:ins w:id="771" w:author="PR Preview" w:date="2026-01-01T00:00:00Z">
         <w:r>
           <w:rPr>
             <w:rStyle w:val="OtherTok"/>
@@ -13921,7 +14323,7 @@
           <w:t xml:space="preserve">&lt;-</w:t>
         </w:r>
       </w:ins>
-      <w:ins w:id="738" w:author="PR Preview" w:date="2026-01-01T00:00:00Z">
+      <w:ins w:id="772" w:author="PR Preview" w:date="2026-01-01T00:00:00Z">
         <w:r>
           <w:rPr>
             <w:rStyle w:val="NormalTok"/>
@@ -13929,7 +14331,7 @@
           <w:t xml:space="preserve"> </w:t>
         </w:r>
       </w:ins>
-      <w:ins w:id="739" w:author="PR Preview" w:date="2026-01-01T00:00:00Z">
+      <w:ins w:id="773" w:author="PR Preview" w:date="2026-01-01T00:00:00Z">
         <w:r>
           <w:rPr>
             <w:rStyle w:val="FunctionTok"/>
@@ -13937,7 +14339,7 @@
           <w:t xml:space="preserve">var</w:t>
         </w:r>
       </w:ins>
-      <w:ins w:id="740" w:author="PR Preview" w:date="2026-01-01T00:00:00Z">
+      <w:ins w:id="774" w:author="PR Preview" w:date="2026-01-01T00:00:00Z">
         <w:r>
           <w:rPr>
             <w:rStyle w:val="NormalTok"/>
@@ -13945,12 +14347,12 @@
           <w:t xml:space="preserve">(x)</w:t>
         </w:r>
       </w:ins>
-      <w:ins w:id="741" w:author="PR Preview" w:date="2026-01-01T00:00:00Z">
+      <w:ins w:id="775" w:author="PR Preview" w:date="2026-01-01T00:00:00Z">
         <w:r>
           <w:br/>
         </w:r>
       </w:ins>
-      <w:ins w:id="742" w:author="PR Preview" w:date="2026-01-01T00:00:00Z">
+      <w:ins w:id="776" w:author="PR Preview" w:date="2026-01-01T00:00:00Z">
         <w:r>
           <w:rPr>
             <w:rStyle w:val="NormalTok"/>
@@ -13958,7 +14360,7 @@
           <w:t xml:space="preserve">  m4 </w:t>
         </w:r>
       </w:ins>
-      <w:ins w:id="743" w:author="PR Preview" w:date="2026-01-01T00:00:00Z">
+      <w:ins w:id="777" w:author="PR Preview" w:date="2026-01-01T00:00:00Z">
         <w:r>
           <w:rPr>
             <w:rStyle w:val="OtherTok"/>
@@ -13966,7 +14368,7 @@
           <w:t xml:space="preserve">&lt;-</w:t>
         </w:r>
       </w:ins>
-      <w:ins w:id="744" w:author="PR Preview" w:date="2026-01-01T00:00:00Z">
+      <w:ins w:id="778" w:author="PR Preview" w:date="2026-01-01T00:00:00Z">
         <w:r>
           <w:rPr>
             <w:rStyle w:val="NormalTok"/>
@@ -13974,7 +14376,7 @@
           <w:t xml:space="preserve"> </w:t>
         </w:r>
       </w:ins>
-      <w:ins w:id="745" w:author="PR Preview" w:date="2026-01-01T00:00:00Z">
+      <w:ins w:id="779" w:author="PR Preview" w:date="2026-01-01T00:00:00Z">
         <w:r>
           <w:rPr>
             <w:rStyle w:val="FunctionTok"/>
@@ -13982,7 +14384,7 @@
           <w:t xml:space="preserve">mean</w:t>
         </w:r>
       </w:ins>
-      <w:ins w:id="746" w:author="PR Preview" w:date="2026-01-01T00:00:00Z">
+      <w:ins w:id="780" w:author="PR Preview" w:date="2026-01-01T00:00:00Z">
         <w:r>
           <w:rPr>
             <w:rStyle w:val="NormalTok"/>
@@ -13990,7 +14392,7 @@
           <w:t xml:space="preserve">((x </w:t>
         </w:r>
       </w:ins>
-      <w:ins w:id="747" w:author="PR Preview" w:date="2026-01-01T00:00:00Z">
+      <w:ins w:id="781" w:author="PR Preview" w:date="2026-01-01T00:00:00Z">
         <w:r>
           <w:rPr>
             <w:rStyle w:val="SpecialCharTok"/>
@@ -13998,7 +14400,7 @@
           <w:t xml:space="preserve">-</w:t>
         </w:r>
       </w:ins>
-      <w:ins w:id="748" w:author="PR Preview" w:date="2026-01-01T00:00:00Z">
+      <w:ins w:id="782" w:author="PR Preview" w:date="2026-01-01T00:00:00Z">
         <w:r>
           <w:rPr>
             <w:rStyle w:val="NormalTok"/>
@@ -14006,7 +14408,7 @@
           <w:t xml:space="preserve"> </w:t>
         </w:r>
       </w:ins>
-      <w:ins w:id="749" w:author="PR Preview" w:date="2026-01-01T00:00:00Z">
+      <w:ins w:id="783" w:author="PR Preview" w:date="2026-01-01T00:00:00Z">
         <w:r>
           <w:rPr>
             <w:rStyle w:val="FunctionTok"/>
@@ -14014,7 +14416,7 @@
           <w:t xml:space="preserve">mean</w:t>
         </w:r>
       </w:ins>
-      <w:ins w:id="750" w:author="PR Preview" w:date="2026-01-01T00:00:00Z">
+      <w:ins w:id="784" w:author="PR Preview" w:date="2026-01-01T00:00:00Z">
         <w:r>
           <w:rPr>
             <w:rStyle w:val="NormalTok"/>
@@ -14022,7 +14424,7 @@
           <w:t xml:space="preserve">(x))</w:t>
         </w:r>
       </w:ins>
-      <w:ins w:id="751" w:author="PR Preview" w:date="2026-01-01T00:00:00Z">
+      <w:ins w:id="785" w:author="PR Preview" w:date="2026-01-01T00:00:00Z">
         <w:r>
           <w:rPr>
             <w:rStyle w:val="SpecialCharTok"/>
@@ -14030,7 +14432,7 @@
           <w:t xml:space="preserve">^</w:t>
         </w:r>
       </w:ins>
-      <w:ins w:id="752" w:author="PR Preview" w:date="2026-01-01T00:00:00Z">
+      <w:ins w:id="786" w:author="PR Preview" w:date="2026-01-01T00:00:00Z">
         <w:r>
           <w:rPr>
             <w:rStyle w:val="DecValTok"/>
@@ -14038,7 +14440,7 @@
           <w:t xml:space="preserve">4</w:t>
         </w:r>
       </w:ins>
-      <w:ins w:id="753" w:author="PR Preview" w:date="2026-01-01T00:00:00Z">
+      <w:ins w:id="787" w:author="PR Preview" w:date="2026-01-01T00:00:00Z">
         <w:r>
           <w:rPr>
             <w:rStyle w:val="NormalTok"/>
@@ -14046,12 +14448,12 @@
           <w:t xml:space="preserve">)</w:t>
         </w:r>
       </w:ins>
-      <w:ins w:id="754" w:author="PR Preview" w:date="2026-01-01T00:00:00Z">
+      <w:ins w:id="788" w:author="PR Preview" w:date="2026-01-01T00:00:00Z">
         <w:r>
           <w:br/>
         </w:r>
       </w:ins>
-      <w:ins w:id="755" w:author="PR Preview" w:date="2026-01-01T00:00:00Z">
+      <w:ins w:id="789" w:author="PR Preview" w:date="2026-01-01T00:00:00Z">
         <w:r>
           <w:rPr>
             <w:rStyle w:val="NormalTok"/>
@@ -14059,7 +14461,7 @@
           <w:t xml:space="preserve">  se_v </w:t>
         </w:r>
       </w:ins>
-      <w:ins w:id="756" w:author="PR Preview" w:date="2026-01-01T00:00:00Z">
+      <w:ins w:id="790" w:author="PR Preview" w:date="2026-01-01T00:00:00Z">
         <w:r>
           <w:rPr>
             <w:rStyle w:val="OtherTok"/>
@@ -14067,7 +14469,7 @@
           <w:t xml:space="preserve">&lt;-</w:t>
         </w:r>
       </w:ins>
-      <w:ins w:id="757" w:author="PR Preview" w:date="2026-01-01T00:00:00Z">
+      <w:ins w:id="791" w:author="PR Preview" w:date="2026-01-01T00:00:00Z">
         <w:r>
           <w:rPr>
             <w:rStyle w:val="NormalTok"/>
@@ -14075,7 +14477,7 @@
           <w:t xml:space="preserve"> </w:t>
         </w:r>
       </w:ins>
-      <w:ins w:id="758" w:author="PR Preview" w:date="2026-01-01T00:00:00Z">
+      <w:ins w:id="792" w:author="PR Preview" w:date="2026-01-01T00:00:00Z">
         <w:r>
           <w:rPr>
             <w:rStyle w:val="FunctionTok"/>
@@ -14083,7 +14485,7 @@
           <w:t xml:space="preserve">sqrt</w:t>
         </w:r>
       </w:ins>
-      <w:ins w:id="759" w:author="PR Preview" w:date="2026-01-01T00:00:00Z">
+      <w:ins w:id="793" w:author="PR Preview" w:date="2026-01-01T00:00:00Z">
         <w:r>
           <w:rPr>
             <w:rStyle w:val="NormalTok"/>
@@ -14091,7 +14493,7 @@
           <w:t xml:space="preserve">((m4 </w:t>
         </w:r>
       </w:ins>
-      <w:ins w:id="760" w:author="PR Preview" w:date="2026-01-01T00:00:00Z">
+      <w:ins w:id="794" w:author="PR Preview" w:date="2026-01-01T00:00:00Z">
         <w:r>
           <w:rPr>
             <w:rStyle w:val="SpecialCharTok"/>
@@ -14099,7 +14501,7 @@
           <w:t xml:space="preserve">-</w:t>
         </w:r>
       </w:ins>
-      <w:ins w:id="761" w:author="PR Preview" w:date="2026-01-01T00:00:00Z">
+      <w:ins w:id="795" w:author="PR Preview" w:date="2026-01-01T00:00:00Z">
         <w:r>
           <w:rPr>
             <w:rStyle w:val="NormalTok"/>
@@ -14107,7 +14509,7 @@
           <w:t xml:space="preserve"> v</w:t>
         </w:r>
       </w:ins>
-      <w:ins w:id="762" w:author="PR Preview" w:date="2026-01-01T00:00:00Z">
+      <w:ins w:id="796" w:author="PR Preview" w:date="2026-01-01T00:00:00Z">
         <w:r>
           <w:rPr>
             <w:rStyle w:val="SpecialCharTok"/>
@@ -14115,7 +14517,7 @@
           <w:t xml:space="preserve">^</w:t>
         </w:r>
       </w:ins>
-      <w:ins w:id="763" w:author="PR Preview" w:date="2026-01-01T00:00:00Z">
+      <w:ins w:id="797" w:author="PR Preview" w:date="2026-01-01T00:00:00Z">
         <w:r>
           <w:rPr>
             <w:rStyle w:val="DecValTok"/>
@@ -14123,7 +14525,7 @@
           <w:t xml:space="preserve">2</w:t>
         </w:r>
       </w:ins>
-      <w:ins w:id="764" w:author="PR Preview" w:date="2026-01-01T00:00:00Z">
+      <w:ins w:id="798" w:author="PR Preview" w:date="2026-01-01T00:00:00Z">
         <w:r>
           <w:rPr>
             <w:rStyle w:val="NormalTok"/>
@@ -14131,7 +14533,7 @@
           <w:t xml:space="preserve">) </w:t>
         </w:r>
       </w:ins>
-      <w:ins w:id="765" w:author="PR Preview" w:date="2026-01-01T00:00:00Z">
+      <w:ins w:id="799" w:author="PR Preview" w:date="2026-01-01T00:00:00Z">
         <w:r>
           <w:rPr>
             <w:rStyle w:val="SpecialCharTok"/>
@@ -14139,7 +14541,7 @@
           <w:t xml:space="preserve">/</w:t>
         </w:r>
       </w:ins>
-      <w:ins w:id="766" w:author="PR Preview" w:date="2026-01-01T00:00:00Z">
+      <w:ins w:id="800" w:author="PR Preview" w:date="2026-01-01T00:00:00Z">
         <w:r>
           <w:rPr>
             <w:rStyle w:val="NormalTok"/>
@@ -14147,7 +14549,7 @@
           <w:t xml:space="preserve"> </w:t>
         </w:r>
       </w:ins>
-      <w:ins w:id="767" w:author="PR Preview" w:date="2026-01-01T00:00:00Z">
+      <w:ins w:id="801" w:author="PR Preview" w:date="2026-01-01T00:00:00Z">
         <w:r>
           <w:rPr>
             <w:rStyle w:val="FunctionTok"/>
@@ -14155,7 +14557,7 @@
           <w:t xml:space="preserve">length</w:t>
         </w:r>
       </w:ins>
-      <w:ins w:id="768" w:author="PR Preview" w:date="2026-01-01T00:00:00Z">
+      <w:ins w:id="802" w:author="PR Preview" w:date="2026-01-01T00:00:00Z">
         <w:r>
           <w:rPr>
             <w:rStyle w:val="NormalTok"/>
@@ -14163,12 +14565,12 @@
           <w:t xml:space="preserve">(x))</w:t>
         </w:r>
       </w:ins>
-      <w:ins w:id="769" w:author="PR Preview" w:date="2026-01-01T00:00:00Z">
+      <w:ins w:id="803" w:author="PR Preview" w:date="2026-01-01T00:00:00Z">
         <w:r>
           <w:br/>
         </w:r>
       </w:ins>
-      <w:ins w:id="770" w:author="PR Preview" w:date="2026-01-01T00:00:00Z">
+      <w:ins w:id="804" w:author="PR Preview" w:date="2026-01-01T00:00:00Z">
         <w:r>
           <w:rPr>
             <w:rStyle w:val="NormalTok"/>
@@ -14176,7 +14578,7 @@
           <w:t xml:space="preserve">  </w:t>
         </w:r>
       </w:ins>
-      <w:ins w:id="771" w:author="PR Preview" w:date="2026-01-01T00:00:00Z">
+      <w:ins w:id="805" w:author="PR Preview" w:date="2026-01-01T00:00:00Z">
         <w:r>
           <w:rPr>
             <w:rStyle w:val="FunctionTok"/>
@@ -14184,7 +14586,7 @@
           <w:t xml:space="preserve">data.frame</w:t>
         </w:r>
       </w:ins>
-      <w:ins w:id="772" w:author="PR Preview" w:date="2026-01-01T00:00:00Z">
+      <w:ins w:id="806" w:author="PR Preview" w:date="2026-01-01T00:00:00Z">
         <w:r>
           <w:rPr>
             <w:rStyle w:val="NormalTok"/>
@@ -14192,12 +14594,12 @@
           <w:t xml:space="preserve">(</w:t>
         </w:r>
       </w:ins>
-      <w:ins w:id="773" w:author="PR Preview" w:date="2026-01-01T00:00:00Z">
+      <w:ins w:id="807" w:author="PR Preview" w:date="2026-01-01T00:00:00Z">
         <w:r>
           <w:br/>
         </w:r>
       </w:ins>
-      <w:ins w:id="774" w:author="PR Preview" w:date="2026-01-01T00:00:00Z">
+      <w:ins w:id="808" w:author="PR Preview" w:date="2026-01-01T00:00:00Z">
         <w:r>
           <w:rPr>
             <w:rStyle w:val="NormalTok"/>
@@ -14205,7 +14607,7 @@
           <w:t xml:space="preserve">    </w:t>
         </w:r>
       </w:ins>
-      <w:ins w:id="775" w:author="PR Preview" w:date="2026-01-01T00:00:00Z">
+      <w:ins w:id="809" w:author="PR Preview" w:date="2026-01-01T00:00:00Z">
         <w:r>
           <w:rPr>
             <w:rStyle w:val="AttributeTok"/>
@@ -14213,7 +14615,7 @@
           <w:t xml:space="preserve">mean =</w:t>
         </w:r>
       </w:ins>
-      <w:ins w:id="776" w:author="PR Preview" w:date="2026-01-01T00:00:00Z">
+      <w:ins w:id="810" w:author="PR Preview" w:date="2026-01-01T00:00:00Z">
         <w:r>
           <w:rPr>
             <w:rStyle w:val="NormalTok"/>
@@ -14221,7 +14623,7 @@
           <w:t xml:space="preserve"> </w:t>
         </w:r>
       </w:ins>
-      <w:ins w:id="777" w:author="PR Preview" w:date="2026-01-01T00:00:00Z">
+      <w:ins w:id="811" w:author="PR Preview" w:date="2026-01-01T00:00:00Z">
         <w:r>
           <w:rPr>
             <w:rStyle w:val="FunctionTok"/>
@@ -14229,15 +14631,28 @@
           <w:t xml:space="preserve">mean</w:t>
         </w:r>
       </w:ins>
-      <w:ins w:id="778" w:author="PR Preview" w:date="2026-01-01T00:00:00Z">
+      <w:ins w:id="812" w:author="PR Preview" w:date="2026-01-01T00:00:00Z">
         <w:r>
           <w:rPr>
             <w:rStyle w:val="NormalTok"/>
           </w:rPr>
-          <w:t xml:space="preserve">(x), </w:t>
-        </w:r>
-      </w:ins>
-      <w:ins w:id="779" w:author="PR Preview" w:date="2026-01-01T00:00:00Z">
+          <w:t xml:space="preserve">(x),</w:t>
+        </w:r>
+      </w:ins>
+      <w:ins w:id="813" w:author="PR Preview" w:date="2026-01-01T00:00:00Z">
+        <w:r>
+          <w:br/>
+        </w:r>
+      </w:ins>
+      <w:ins w:id="814" w:author="PR Preview" w:date="2026-01-01T00:00:00Z">
+        <w:r>
+          <w:rPr>
+            <w:rStyle w:val="NormalTok"/>
+          </w:rPr>
+          <w:t xml:space="preserve">    </w:t>
+        </w:r>
+      </w:ins>
+      <w:ins w:id="815" w:author="PR Preview" w:date="2026-01-01T00:00:00Z">
         <w:r>
           <w:rPr>
             <w:rStyle w:val="AttributeTok"/>
@@ -14245,7 +14660,7 @@
           <w:t xml:space="preserve">mean_lower =</w:t>
         </w:r>
       </w:ins>
-      <w:ins w:id="780" w:author="PR Preview" w:date="2026-01-01T00:00:00Z">
+      <w:ins w:id="816" w:author="PR Preview" w:date="2026-01-01T00:00:00Z">
         <w:r>
           <w:rPr>
             <w:rStyle w:val="NormalTok"/>
@@ -14253,7 +14668,7 @@
           <w:t xml:space="preserve"> tt</w:t>
         </w:r>
       </w:ins>
-      <w:ins w:id="781" w:author="PR Preview" w:date="2026-01-01T00:00:00Z">
+      <w:ins w:id="817" w:author="PR Preview" w:date="2026-01-01T00:00:00Z">
         <w:r>
           <w:rPr>
             <w:rStyle w:val="SpecialCharTok"/>
@@ -14261,7 +14676,7 @@
           <w:t xml:space="preserve">$</w:t>
         </w:r>
       </w:ins>
-      <w:ins w:id="782" w:author="PR Preview" w:date="2026-01-01T00:00:00Z">
+      <w:ins w:id="818" w:author="PR Preview" w:date="2026-01-01T00:00:00Z">
         <w:r>
           <w:rPr>
             <w:rStyle w:val="NormalTok"/>
@@ -14269,7 +14684,7 @@
           <w:t xml:space="preserve">conf.int[</w:t>
         </w:r>
       </w:ins>
-      <w:ins w:id="783" w:author="PR Preview" w:date="2026-01-01T00:00:00Z">
+      <w:ins w:id="819" w:author="PR Preview" w:date="2026-01-01T00:00:00Z">
         <w:r>
           <w:rPr>
             <w:rStyle w:val="DecValTok"/>
@@ -14277,15 +14692,28 @@
           <w:t xml:space="preserve">1</w:t>
         </w:r>
       </w:ins>
-      <w:ins w:id="784" w:author="PR Preview" w:date="2026-01-01T00:00:00Z">
+      <w:ins w:id="820" w:author="PR Preview" w:date="2026-01-01T00:00:00Z">
         <w:r>
           <w:rPr>
             <w:rStyle w:val="NormalTok"/>
           </w:rPr>
-          <w:t xml:space="preserve">], </w:t>
-        </w:r>
-      </w:ins>
-      <w:ins w:id="785" w:author="PR Preview" w:date="2026-01-01T00:00:00Z">
+          <w:t xml:space="preserve">],</w:t>
+        </w:r>
+      </w:ins>
+      <w:ins w:id="821" w:author="PR Preview" w:date="2026-01-01T00:00:00Z">
+        <w:r>
+          <w:br/>
+        </w:r>
+      </w:ins>
+      <w:ins w:id="822" w:author="PR Preview" w:date="2026-01-01T00:00:00Z">
+        <w:r>
+          <w:rPr>
+            <w:rStyle w:val="NormalTok"/>
+          </w:rPr>
+          <w:t xml:space="preserve">    </w:t>
+        </w:r>
+      </w:ins>
+      <w:ins w:id="823" w:author="PR Preview" w:date="2026-01-01T00:00:00Z">
         <w:r>
           <w:rPr>
             <w:rStyle w:val="AttributeTok"/>
@@ -14293,7 +14721,7 @@
           <w:t xml:space="preserve">mean_upper =</w:t>
         </w:r>
       </w:ins>
-      <w:ins w:id="786" w:author="PR Preview" w:date="2026-01-01T00:00:00Z">
+      <w:ins w:id="824" w:author="PR Preview" w:date="2026-01-01T00:00:00Z">
         <w:r>
           <w:rPr>
             <w:rStyle w:val="NormalTok"/>
@@ -14301,7 +14729,7 @@
           <w:t xml:space="preserve"> tt</w:t>
         </w:r>
       </w:ins>
-      <w:ins w:id="787" w:author="PR Preview" w:date="2026-01-01T00:00:00Z">
+      <w:ins w:id="825" w:author="PR Preview" w:date="2026-01-01T00:00:00Z">
         <w:r>
           <w:rPr>
             <w:rStyle w:val="SpecialCharTok"/>
@@ -14309,7 +14737,7 @@
           <w:t xml:space="preserve">$</w:t>
         </w:r>
       </w:ins>
-      <w:ins w:id="788" w:author="PR Preview" w:date="2026-01-01T00:00:00Z">
+      <w:ins w:id="826" w:author="PR Preview" w:date="2026-01-01T00:00:00Z">
         <w:r>
           <w:rPr>
             <w:rStyle w:val="NormalTok"/>
@@ -14317,7 +14745,7 @@
           <w:t xml:space="preserve">conf.int[</w:t>
         </w:r>
       </w:ins>
-      <w:ins w:id="789" w:author="PR Preview" w:date="2026-01-01T00:00:00Z">
+      <w:ins w:id="827" w:author="PR Preview" w:date="2026-01-01T00:00:00Z">
         <w:r>
           <w:rPr>
             <w:rStyle w:val="DecValTok"/>
@@ -14325,7 +14753,7 @@
           <w:t xml:space="preserve">2</w:t>
         </w:r>
       </w:ins>
-      <w:ins w:id="790" w:author="PR Preview" w:date="2026-01-01T00:00:00Z">
+      <w:ins w:id="828" w:author="PR Preview" w:date="2026-01-01T00:00:00Z">
         <w:r>
           <w:rPr>
             <w:rStyle w:val="NormalTok"/>
@@ -14333,12 +14761,12 @@
           <w:t xml:space="preserve">],</w:t>
         </w:r>
       </w:ins>
-      <w:ins w:id="791" w:author="PR Preview" w:date="2026-01-01T00:00:00Z">
+      <w:ins w:id="829" w:author="PR Preview" w:date="2026-01-01T00:00:00Z">
         <w:r>
           <w:br/>
         </w:r>
       </w:ins>
-      <w:ins w:id="792" w:author="PR Preview" w:date="2026-01-01T00:00:00Z">
+      <w:ins w:id="830" w:author="PR Preview" w:date="2026-01-01T00:00:00Z">
         <w:r>
           <w:rPr>
             <w:rStyle w:val="NormalTok"/>
@@ -14346,7 +14774,7 @@
           <w:t xml:space="preserve">    </w:t>
         </w:r>
       </w:ins>
-      <w:ins w:id="793" w:author="PR Preview" w:date="2026-01-01T00:00:00Z">
+      <w:ins w:id="831" w:author="PR Preview" w:date="2026-01-01T00:00:00Z">
         <w:r>
           <w:rPr>
             <w:rStyle w:val="AttributeTok"/>
@@ -14354,15 +14782,28 @@
           <w:t xml:space="preserve">variance =</w:t>
         </w:r>
       </w:ins>
-      <w:ins w:id="794" w:author="PR Preview" w:date="2026-01-01T00:00:00Z">
+      <w:ins w:id="832" w:author="PR Preview" w:date="2026-01-01T00:00:00Z">
         <w:r>
           <w:rPr>
             <w:rStyle w:val="NormalTok"/>
           </w:rPr>
-          <w:t xml:space="preserve"> v, </w:t>
-        </w:r>
-      </w:ins>
-      <w:ins w:id="795" w:author="PR Preview" w:date="2026-01-01T00:00:00Z">
+          <w:t xml:space="preserve"> v,</w:t>
+        </w:r>
+      </w:ins>
+      <w:ins w:id="833" w:author="PR Preview" w:date="2026-01-01T00:00:00Z">
+        <w:r>
+          <w:br/>
+        </w:r>
+      </w:ins>
+      <w:ins w:id="834" w:author="PR Preview" w:date="2026-01-01T00:00:00Z">
+        <w:r>
+          <w:rPr>
+            <w:rStyle w:val="NormalTok"/>
+          </w:rPr>
+          <w:t xml:space="preserve">    </w:t>
+        </w:r>
+      </w:ins>
+      <w:ins w:id="835" w:author="PR Preview" w:date="2026-01-01T00:00:00Z">
         <w:r>
           <w:rPr>
             <w:rStyle w:val="AttributeTok"/>
@@ -14370,7 +14811,7 @@
           <w:t xml:space="preserve">var_lower =</w:t>
         </w:r>
       </w:ins>
-      <w:ins w:id="796" w:author="PR Preview" w:date="2026-01-01T00:00:00Z">
+      <w:ins w:id="836" w:author="PR Preview" w:date="2026-01-01T00:00:00Z">
         <w:r>
           <w:rPr>
             <w:rStyle w:val="NormalTok"/>
@@ -14378,7 +14819,7 @@
           <w:t xml:space="preserve"> v </w:t>
         </w:r>
       </w:ins>
-      <w:ins w:id="797" w:author="PR Preview" w:date="2026-01-01T00:00:00Z">
+      <w:ins w:id="837" w:author="PR Preview" w:date="2026-01-01T00:00:00Z">
         <w:r>
           <w:rPr>
             <w:rStyle w:val="SpecialCharTok"/>
@@ -14386,7 +14827,7 @@
           <w:t xml:space="preserve">-</w:t>
         </w:r>
       </w:ins>
-      <w:ins w:id="798" w:author="PR Preview" w:date="2026-01-01T00:00:00Z">
+      <w:ins w:id="838" w:author="PR Preview" w:date="2026-01-01T00:00:00Z">
         <w:r>
           <w:rPr>
             <w:rStyle w:val="NormalTok"/>
@@ -14394,7 +14835,7 @@
           <w:t xml:space="preserve"> </w:t>
         </w:r>
       </w:ins>
-      <w:ins w:id="799" w:author="PR Preview" w:date="2026-01-01T00:00:00Z">
+      <w:ins w:id="839" w:author="PR Preview" w:date="2026-01-01T00:00:00Z">
         <w:r>
           <w:rPr>
             <w:rStyle w:val="FloatTok"/>
@@ -14402,7 +14843,7 @@
           <w:t xml:space="preserve">1.96</w:t>
         </w:r>
       </w:ins>
-      <w:ins w:id="800" w:author="PR Preview" w:date="2026-01-01T00:00:00Z">
+      <w:ins w:id="840" w:author="PR Preview" w:date="2026-01-01T00:00:00Z">
         <w:r>
           <w:rPr>
             <w:rStyle w:val="NormalTok"/>
@@ -14410,7 +14851,7 @@
           <w:t xml:space="preserve"> </w:t>
         </w:r>
       </w:ins>
-      <w:ins w:id="801" w:author="PR Preview" w:date="2026-01-01T00:00:00Z">
+      <w:ins w:id="841" w:author="PR Preview" w:date="2026-01-01T00:00:00Z">
         <w:r>
           <w:rPr>
             <w:rStyle w:val="SpecialCharTok"/>
@@ -14418,15 +14859,28 @@
           <w:t xml:space="preserve">*</w:t>
         </w:r>
       </w:ins>
-      <w:ins w:id="802" w:author="PR Preview" w:date="2026-01-01T00:00:00Z">
+      <w:ins w:id="842" w:author="PR Preview" w:date="2026-01-01T00:00:00Z">
         <w:r>
           <w:rPr>
             <w:rStyle w:val="NormalTok"/>
           </w:rPr>
-          <w:t xml:space="preserve"> se_v, </w:t>
-        </w:r>
-      </w:ins>
-      <w:ins w:id="803" w:author="PR Preview" w:date="2026-01-01T00:00:00Z">
+          <w:t xml:space="preserve"> se_v,</w:t>
+        </w:r>
+      </w:ins>
+      <w:ins w:id="843" w:author="PR Preview" w:date="2026-01-01T00:00:00Z">
+        <w:r>
+          <w:br/>
+        </w:r>
+      </w:ins>
+      <w:ins w:id="844" w:author="PR Preview" w:date="2026-01-01T00:00:00Z">
+        <w:r>
+          <w:rPr>
+            <w:rStyle w:val="NormalTok"/>
+          </w:rPr>
+          <w:t xml:space="preserve">    </w:t>
+        </w:r>
+      </w:ins>
+      <w:ins w:id="845" w:author="PR Preview" w:date="2026-01-01T00:00:00Z">
         <w:r>
           <w:rPr>
             <w:rStyle w:val="AttributeTok"/>
@@ -14434,7 +14888,7 @@
           <w:t xml:space="preserve">var_upper =</w:t>
         </w:r>
       </w:ins>
-      <w:ins w:id="804" w:author="PR Preview" w:date="2026-01-01T00:00:00Z">
+      <w:ins w:id="846" w:author="PR Preview" w:date="2026-01-01T00:00:00Z">
         <w:r>
           <w:rPr>
             <w:rStyle w:val="NormalTok"/>
@@ -14442,7 +14896,7 @@
           <w:t xml:space="preserve"> v </w:t>
         </w:r>
       </w:ins>
-      <w:ins w:id="805" w:author="PR Preview" w:date="2026-01-01T00:00:00Z">
+      <w:ins w:id="847" w:author="PR Preview" w:date="2026-01-01T00:00:00Z">
         <w:r>
           <w:rPr>
             <w:rStyle w:val="SpecialCharTok"/>
@@ -14450,7 +14904,7 @@
           <w:t xml:space="preserve">+</w:t>
         </w:r>
       </w:ins>
-      <w:ins w:id="806" w:author="PR Preview" w:date="2026-01-01T00:00:00Z">
+      <w:ins w:id="848" w:author="PR Preview" w:date="2026-01-01T00:00:00Z">
         <w:r>
           <w:rPr>
             <w:rStyle w:val="NormalTok"/>
@@ -14458,7 +14912,7 @@
           <w:t xml:space="preserve"> </w:t>
         </w:r>
       </w:ins>
-      <w:ins w:id="807" w:author="PR Preview" w:date="2026-01-01T00:00:00Z">
+      <w:ins w:id="849" w:author="PR Preview" w:date="2026-01-01T00:00:00Z">
         <w:r>
           <w:rPr>
             <w:rStyle w:val="FloatTok"/>
@@ -14466,7 +14920,7 @@
           <w:t xml:space="preserve">1.96</w:t>
         </w:r>
       </w:ins>
-      <w:ins w:id="808" w:author="PR Preview" w:date="2026-01-01T00:00:00Z">
+      <w:ins w:id="850" w:author="PR Preview" w:date="2026-01-01T00:00:00Z">
         <w:r>
           <w:rPr>
             <w:rStyle w:val="NormalTok"/>
@@ -14474,7 +14928,7 @@
           <w:t xml:space="preserve"> </w:t>
         </w:r>
       </w:ins>
-      <w:ins w:id="809" w:author="PR Preview" w:date="2026-01-01T00:00:00Z">
+      <w:ins w:id="851" w:author="PR Preview" w:date="2026-01-01T00:00:00Z">
         <w:r>
           <w:rPr>
             <w:rStyle w:val="SpecialCharTok"/>
@@ -14482,7 +14936,7 @@
           <w:t xml:space="preserve">*</w:t>
         </w:r>
       </w:ins>
-      <w:ins w:id="810" w:author="PR Preview" w:date="2026-01-01T00:00:00Z">
+      <w:ins w:id="852" w:author="PR Preview" w:date="2026-01-01T00:00:00Z">
         <w:r>
           <w:rPr>
             <w:rStyle w:val="NormalTok"/>
@@ -14490,12 +14944,12 @@
           <w:t xml:space="preserve"> se_v</w:t>
         </w:r>
       </w:ins>
-      <w:ins w:id="811" w:author="PR Preview" w:date="2026-01-01T00:00:00Z">
+      <w:ins w:id="853" w:author="PR Preview" w:date="2026-01-01T00:00:00Z">
         <w:r>
           <w:br/>
         </w:r>
       </w:ins>
-      <w:ins w:id="812" w:author="PR Preview" w:date="2026-01-01T00:00:00Z">
+      <w:ins w:id="854" w:author="PR Preview" w:date="2026-01-01T00:00:00Z">
         <w:r>
           <w:rPr>
             <w:rStyle w:val="NormalTok"/>
@@ -14503,12 +14957,12 @@
           <w:t xml:space="preserve">  )</w:t>
         </w:r>
       </w:ins>
-      <w:ins w:id="813" w:author="PR Preview" w:date="2026-01-01T00:00:00Z">
+      <w:ins w:id="855" w:author="PR Preview" w:date="2026-01-01T00:00:00Z">
         <w:r>
           <w:br/>
         </w:r>
       </w:ins>
-      <w:ins w:id="814" w:author="PR Preview" w:date="2026-01-01T00:00:00Z">
+      <w:ins w:id="856" w:author="PR Preview" w:date="2026-01-01T00:00:00Z">
         <w:r>
           <w:rPr>
             <w:rStyle w:val="NormalTok"/>
@@ -14516,12 +14970,12 @@
           <w:t xml:space="preserve">}</w:t>
         </w:r>
       </w:ins>
-      <w:ins w:id="815" w:author="PR Preview" w:date="2026-01-01T00:00:00Z">
+      <w:ins w:id="857" w:author="PR Preview" w:date="2026-01-01T00:00:00Z">
         <w:r>
           <w:br/>
         </w:r>
       </w:ins>
-      <w:ins w:id="816" w:author="PR Preview" w:date="2026-01-01T00:00:00Z">
+      <w:ins w:id="858" w:author="PR Preview" w:date="2026-01-01T00:00:00Z">
         <w:r>
           <w:rPr>
             <w:rStyle w:val="NormalTok"/>
@@ -14529,7 +14983,7 @@
           <w:t xml:space="preserve">rb_summary </w:t>
         </w:r>
       </w:ins>
-      <w:ins w:id="817" w:author="PR Preview" w:date="2026-01-01T00:00:00Z">
+      <w:ins w:id="859" w:author="PR Preview" w:date="2026-01-01T00:00:00Z">
         <w:r>
           <w:rPr>
             <w:rStyle w:val="OtherTok"/>
@@ -14537,7 +14991,7 @@
           <w:t xml:space="preserve">&lt;-</w:t>
         </w:r>
       </w:ins>
-      <w:ins w:id="818" w:author="PR Preview" w:date="2026-01-01T00:00:00Z">
+      <w:ins w:id="860" w:author="PR Preview" w:date="2026-01-01T00:00:00Z">
         <w:r>
           <w:rPr>
             <w:rStyle w:val="NormalTok"/>
@@ -14545,7 +14999,7 @@
           <w:t xml:space="preserve"> </w:t>
         </w:r>
       </w:ins>
-      <w:ins w:id="819" w:author="PR Preview" w:date="2026-01-01T00:00:00Z">
+      <w:ins w:id="861" w:author="PR Preview" w:date="2026-01-01T00:00:00Z">
         <w:r>
           <w:rPr>
             <w:rStyle w:val="FunctionTok"/>
@@ -14553,7 +15007,7 @@
           <w:t xml:space="preserve">do.call</w:t>
         </w:r>
       </w:ins>
-      <w:ins w:id="820" w:author="PR Preview" w:date="2026-01-01T00:00:00Z">
+      <w:ins w:id="862" w:author="PR Preview" w:date="2026-01-01T00:00:00Z">
         <w:r>
           <w:rPr>
             <w:rStyle w:val="NormalTok"/>
@@ -14561,7 +15015,7 @@
           <w:t xml:space="preserve">(rbind, </w:t>
         </w:r>
       </w:ins>
-      <w:ins w:id="821" w:author="PR Preview" w:date="2026-01-01T00:00:00Z">
+      <w:ins w:id="863" w:author="PR Preview" w:date="2026-01-01T00:00:00Z">
         <w:r>
           <w:rPr>
             <w:rStyle w:val="FunctionTok"/>
@@ -14569,7 +15023,7 @@
           <w:t xml:space="preserve">lapply</w:t>
         </w:r>
       </w:ins>
-      <w:ins w:id="822" w:author="PR Preview" w:date="2026-01-01T00:00:00Z">
+      <w:ins w:id="864" w:author="PR Preview" w:date="2026-01-01T00:00:00Z">
         <w:r>
           <w:rPr>
             <w:rStyle w:val="NormalTok"/>
@@ -14577,12 +15031,12 @@
           <w:t xml:space="preserve">(est, summarize_estimator))</w:t>
         </w:r>
       </w:ins>
-      <w:ins w:id="823" w:author="PR Preview" w:date="2026-01-01T00:00:00Z">
+      <w:ins w:id="865" w:author="PR Preview" w:date="2026-01-01T00:00:00Z">
         <w:r>
           <w:br/>
         </w:r>
       </w:ins>
-      <w:ins w:id="824" w:author="PR Preview" w:date="2026-01-01T00:00:00Z">
+      <w:ins w:id="866" w:author="PR Preview" w:date="2026-01-01T00:00:00Z">
         <w:r>
           <w:rPr>
             <w:rStyle w:val="FunctionTok"/>
@@ -14590,7 +15044,7 @@
           <w:t xml:space="preserve">round</w:t>
         </w:r>
       </w:ins>
-      <w:ins w:id="825" w:author="PR Preview" w:date="2026-01-01T00:00:00Z">
+      <w:ins w:id="867" w:author="PR Preview" w:date="2026-01-01T00:00:00Z">
         <w:r>
           <w:rPr>
             <w:rStyle w:val="NormalTok"/>
@@ -14598,7 +15052,7 @@
           <w:t xml:space="preserve">(rb_summary, </w:t>
         </w:r>
       </w:ins>
-      <w:ins w:id="826" w:author="PR Preview" w:date="2026-01-01T00:00:00Z">
+      <w:ins w:id="868" w:author="PR Preview" w:date="2026-01-01T00:00:00Z">
         <w:r>
           <w:rPr>
             <w:rStyle w:val="DecValTok"/>
@@ -14606,7 +15060,7 @@
           <w:t xml:space="preserve">4</w:t>
         </w:r>
       </w:ins>
-      <w:ins w:id="827" w:author="PR Preview" w:date="2026-01-01T00:00:00Z">
+      <w:ins w:id="869" w:author="PR Preview" w:date="2026-01-01T00:00:00Z">
         <w:r>
           <w:rPr>
             <w:rStyle w:val="NormalTok"/>
@@ -14614,12 +15068,12 @@
           <w:t xml:space="preserve">)</w:t>
         </w:r>
       </w:ins>
-      <w:ins w:id="828" w:author="PR Preview" w:date="2026-01-01T00:00:00Z">
+      <w:ins w:id="870" w:author="PR Preview" w:date="2026-01-01T00:00:00Z">
         <w:r>
           <w:br/>
         </w:r>
       </w:ins>
-      <w:ins w:id="829" w:author="PR Preview" w:date="2026-01-01T00:00:00Z">
+      <w:ins w:id="871" w:author="PR Preview" w:date="2026-01-01T00:00:00Z">
         <w:r>
           <w:rPr>
             <w:rStyle w:val="CommentTok"/>
@@ -14627,12 +15081,12 @@
           <w:t xml:space="preserve">#&gt; # A tibble: 2 × 6</w:t>
         </w:r>
       </w:ins>
-      <w:ins w:id="830" w:author="PR Preview" w:date="2026-01-01T00:00:00Z">
+      <w:ins w:id="872" w:author="PR Preview" w:date="2026-01-01T00:00:00Z">
         <w:r>
           <w:br/>
         </w:r>
       </w:ins>
-      <w:ins w:id="831" w:author="PR Preview" w:date="2026-01-01T00:00:00Z">
+      <w:ins w:id="873" w:author="PR Preview" w:date="2026-01-01T00:00:00Z">
         <w:r>
           <w:rPr>
             <w:rStyle w:val="CommentTok"/>
@@ -14640,12 +15094,12 @@
           <w:t xml:space="preserve">#&gt;    mean mean_lower mean_upper variance var_lower var_upper</w:t>
         </w:r>
       </w:ins>
-      <w:ins w:id="832" w:author="PR Preview" w:date="2026-01-01T00:00:00Z">
+      <w:ins w:id="874" w:author="PR Preview" w:date="2026-01-01T00:00:00Z">
         <w:r>
           <w:br/>
         </w:r>
       </w:ins>
-      <w:ins w:id="833" w:author="PR Preview" w:date="2026-01-01T00:00:00Z">
+      <w:ins w:id="875" w:author="PR Preview" w:date="2026-01-01T00:00:00Z">
         <w:r>
           <w:rPr>
             <w:rStyle w:val="CommentTok"/>
@@ -14653,12 +15107,12 @@
           <w:t xml:space="preserve">#&gt;   &lt;dbl&gt;      &lt;dbl&gt;      &lt;dbl&gt;    &lt;dbl&gt;     &lt;dbl&gt;     &lt;dbl&gt;</w:t>
         </w:r>
       </w:ins>
-      <w:ins w:id="834" w:author="PR Preview" w:date="2026-01-01T00:00:00Z">
+      <w:ins w:id="876" w:author="PR Preview" w:date="2026-01-01T00:00:00Z">
         <w:r>
           <w:br/>
         </w:r>
       </w:ins>
-      <w:ins w:id="835" w:author="PR Preview" w:date="2026-01-01T00:00:00Z">
+      <w:ins w:id="877" w:author="PR Preview" w:date="2026-01-01T00:00:00Z">
         <w:r>
           <w:rPr>
             <w:rStyle w:val="CommentTok"/>
@@ -14666,12 +15120,12 @@
           <w:t xml:space="preserve">#&gt; 1 0.816      0.808      0.824   0.150     0.145     0.155 </w:t>
         </w:r>
       </w:ins>
-      <w:ins w:id="836" w:author="PR Preview" w:date="2026-01-01T00:00:00Z">
+      <w:ins w:id="878" w:author="PR Preview" w:date="2026-01-01T00:00:00Z">
         <w:r>
           <w:br/>
         </w:r>
       </w:ins>
-      <w:ins w:id="837" w:author="PR Preview" w:date="2026-01-01T00:00:00Z">
+      <w:ins w:id="879" w:author="PR Preview" w:date="2026-01-01T00:00:00Z">
         <w:r>
           <w:rPr>
             <w:rStyle w:val="CommentTok"/>
@@ -14684,12 +15138,12 @@
       <w:pPr>
         <w:pStyle w:val="FirstParagraph"/>
       </w:pPr>
-      <w:ins w:id="838" w:author="PR Preview" w:date="2026-01-01T00:00:00Z">
+      <w:ins w:id="880" w:author="PR Preview" w:date="2026-01-01T00:00:00Z">
         <w:r>
           <w:t xml:space="preserve">The estimand is</w:t>
         </w:r>
       </w:ins>
-      <w:ins w:id="839" w:author="PR Preview" w:date="2026-01-01T00:00:00Z">
+      <w:ins w:id="881" w:author="PR Preview" w:date="2026-01-01T00:00:00Z">
         <w:r>
           <w:t xml:space="preserve"> </w:t>
         </w:r>
@@ -14705,33 +15159,33 @@
           <m:t>=</m:t>
         </m:r>
       </m:oMath>
-      <w:ins w:id="840" w:author="PR Preview" w:date="2026-01-01T00:00:00Z">
-        <w:r>
-          <w:t xml:space="preserve"> </w:t>
-        </w:r>
-      </w:ins>
-      <w:ins w:id="841" w:author="PR Preview" w:date="2026-01-01T00:00:00Z">
+      <w:ins w:id="882" w:author="PR Preview" w:date="2026-01-01T00:00:00Z">
+        <w:r>
+          <w:t xml:space="preserve"> </w:t>
+        </w:r>
+      </w:ins>
+      <w:ins w:id="883" w:author="PR Preview" w:date="2026-01-01T00:00:00Z">
         <w:r>
           <w:t xml:space="preserve">0.822.</w:t>
         </w:r>
       </w:ins>
-      <w:ins w:id="842" w:author="PR Preview" w:date="2026-01-01T00:00:00Z">
-        <w:r>
-          <w:t xml:space="preserve"> </w:t>
-        </w:r>
-      </w:ins>
-      <w:ins w:id="843" w:author="PR Preview" w:date="2026-01-01T00:00:00Z">
+      <w:ins w:id="884" w:author="PR Preview" w:date="2026-01-01T00:00:00Z">
+        <w:r>
+          <w:t xml:space="preserve"> </w:t>
+        </w:r>
+      </w:ins>
+      <w:ins w:id="885" w:author="PR Preview" w:date="2026-01-01T00:00:00Z">
         <w:r>
           <w:t xml:space="preserve">Both estimators have simulated means near it, as</w:t>
         </w:r>
       </w:ins>
-      <w:ins w:id="844" w:author="PR Preview" w:date="2026-01-01T00:00:00Z">
+      <w:ins w:id="886" w:author="PR Preview" w:date="2026-01-01T00:00:00Z">
         <w:r>
           <w:t xml:space="preserve"> </w:t>
         </w:r>
       </w:ins>
       <w:hyperlink w:anchor="thm-rb-unbiased">
-        <w:ins w:id="845" w:author="PR Preview" w:date="2026-01-01T00:00:00Z">
+        <w:ins w:id="887" w:author="PR Preview" w:date="2026-01-01T00:00:00Z">
           <w:r>
             <w:rPr>
               <w:rStyle w:val="Hyperlink"/>
@@ -14740,43 +15194,43 @@
           </w:r>
         </w:ins>
       </w:hyperlink>
-      <w:ins w:id="846" w:author="PR Preview" w:date="2026-01-01T00:00:00Z">
-        <w:r>
-          <w:t xml:space="preserve"> </w:t>
-        </w:r>
-      </w:ins>
-      <w:ins w:id="847" w:author="PR Preview" w:date="2026-01-01T00:00:00Z">
+      <w:ins w:id="888" w:author="PR Preview" w:date="2026-01-01T00:00:00Z">
+        <w:r>
+          <w:t xml:space="preserve"> </w:t>
+        </w:r>
+      </w:ins>
+      <w:ins w:id="889" w:author="PR Preview" w:date="2026-01-01T00:00:00Z">
         <w:r>
           <w:t xml:space="preserve">says they must.</w:t>
         </w:r>
       </w:ins>
-      <w:ins w:id="848" w:author="PR Preview" w:date="2026-01-01T00:00:00Z">
-        <w:r>
-          <w:t xml:space="preserve"> </w:t>
-        </w:r>
-      </w:ins>
-      <w:ins w:id="849" w:author="PR Preview" w:date="2026-01-01T00:00:00Z">
+      <w:ins w:id="890" w:author="PR Preview" w:date="2026-01-01T00:00:00Z">
+        <w:r>
+          <w:t xml:space="preserve"> </w:t>
+        </w:r>
+      </w:ins>
+      <w:ins w:id="891" w:author="PR Preview" w:date="2026-01-01T00:00:00Z">
         <w:r>
           <w:t xml:space="preserve">The variance of the Rao–Blackwellized estimator is about 22.7 times smaller than that of the crude estimator,</w:t>
         </w:r>
       </w:ins>
-      <w:ins w:id="850" w:author="PR Preview" w:date="2026-01-01T00:00:00Z">
-        <w:r>
-          <w:t xml:space="preserve"> </w:t>
-        </w:r>
-      </w:ins>
-      <w:ins w:id="851" w:author="PR Preview" w:date="2026-01-01T00:00:00Z">
+      <w:ins w:id="892" w:author="PR Preview" w:date="2026-01-01T00:00:00Z">
+        <w:r>
+          <w:t xml:space="preserve"> </w:t>
+        </w:r>
+      </w:ins>
+      <w:ins w:id="893" w:author="PR Preview" w:date="2026-01-01T00:00:00Z">
         <w:r>
           <w:t xml:space="preserve">as</w:t>
         </w:r>
       </w:ins>
-      <w:ins w:id="852" w:author="PR Preview" w:date="2026-01-01T00:00:00Z">
+      <w:ins w:id="894" w:author="PR Preview" w:date="2026-01-01T00:00:00Z">
         <w:r>
           <w:t xml:space="preserve"> </w:t>
         </w:r>
       </w:ins>
       <w:hyperlink w:anchor="thm-rao-blackwell">
-        <w:ins w:id="853" w:author="PR Preview" w:date="2026-01-01T00:00:00Z">
+        <w:ins w:id="895" w:author="PR Preview" w:date="2026-01-01T00:00:00Z">
           <w:r>
             <w:rPr>
               <w:rStyle w:val="Hyperlink"/>
@@ -14785,12 +15239,12 @@
           </w:r>
         </w:ins>
       </w:hyperlink>
-      <w:ins w:id="854" w:author="PR Preview" w:date="2026-01-01T00:00:00Z">
-        <w:r>
-          <w:t xml:space="preserve"> </w:t>
-        </w:r>
-      </w:ins>
-      <w:ins w:id="855" w:author="PR Preview" w:date="2026-01-01T00:00:00Z">
+      <w:ins w:id="896" w:author="PR Preview" w:date="2026-01-01T00:00:00Z">
+        <w:r>
+          <w:t xml:space="preserve"> </w:t>
+        </w:r>
+      </w:ins>
+      <w:ins w:id="897" w:author="PR Preview" w:date="2026-01-01T00:00:00Z">
         <w:r>
           <w:t xml:space="preserve">requires.</w:t>
         </w:r>
@@ -15503,7 +15957,7 @@
       <w:pPr>
         <w:pStyle w:val="BodyText"/>
       </w:pPr>
-      <w:ins w:id="856" w:author="PR Preview" w:date="2026-01-01T00:00:00Z">
+      <w:ins w:id="898" w:author="PR Preview" w:date="2026-01-01T00:00:00Z">
         <w:r>
           <w:rPr>
             <w:i/>
@@ -15512,17 +15966,17 @@
           <w:t xml:space="preserve">Remark 3</w:t>
         </w:r>
       </w:ins>
-      <w:ins w:id="857" w:author="PR Preview" w:date="2026-01-01T00:00:00Z">
+      <w:ins w:id="899" w:author="PR Preview" w:date="2026-01-01T00:00:00Z">
         <w:r>
           <w:t xml:space="preserve"> (Sufficiency is needed). </w:t>
         </w:r>
       </w:ins>
-      <w:ins w:id="858" w:author="PR Preview" w:date="2026-01-01T00:00:00Z">
+      <w:ins w:id="900" w:author="PR Preview" w:date="2026-01-01T00:00:00Z">
         <w:r>
           <w:t xml:space="preserve">If</w:t>
         </w:r>
       </w:ins>
-      <w:ins w:id="859" w:author="PR Preview" w:date="2026-01-01T00:00:00Z">
+      <w:ins w:id="901" w:author="PR Preview" w:date="2026-01-01T00:00:00Z">
         <w:r>
           <w:t xml:space="preserve"> </w:t>
         </w:r>
@@ -15558,17 +16012,17 @@
           <m:t>​</m:t>
         </m:r>
       </m:oMath>
-      <w:ins w:id="860" w:author="PR Preview" w:date="2026-01-01T00:00:00Z">
-        <w:r>
-          <w:t xml:space="preserve"> </w:t>
-        </w:r>
-      </w:ins>
-      <w:ins w:id="861" w:author="PR Preview" w:date="2026-01-01T00:00:00Z">
+      <w:ins w:id="902" w:author="PR Preview" w:date="2026-01-01T00:00:00Z">
+        <w:r>
+          <w:t xml:space="preserve"> </w:t>
+        </w:r>
+      </w:ins>
+      <w:ins w:id="903" w:author="PR Preview" w:date="2026-01-01T00:00:00Z">
         <w:r>
           <w:t xml:space="preserve">is not sufficient, then</w:t>
         </w:r>
       </w:ins>
-      <w:ins w:id="862" w:author="PR Preview" w:date="2026-01-01T00:00:00Z">
+      <w:ins w:id="904" w:author="PR Preview" w:date="2026-01-01T00:00:00Z">
         <w:r>
           <w:t xml:space="preserve"> </w:t>
         </w:r>
@@ -15642,17 +16096,17 @@
           <m:t>​</m:t>
         </m:r>
       </m:oMath>
-      <w:ins w:id="863" w:author="PR Preview" w:date="2026-01-01T00:00:00Z">
-        <w:r>
-          <w:t xml:space="preserve"> </w:t>
-        </w:r>
-      </w:ins>
-      <w:ins w:id="864" w:author="PR Preview" w:date="2026-01-01T00:00:00Z">
+      <w:ins w:id="905" w:author="PR Preview" w:date="2026-01-01T00:00:00Z">
+        <w:r>
+          <w:t xml:space="preserve"> </w:t>
+        </w:r>
+      </w:ins>
+      <w:ins w:id="906" w:author="PR Preview" w:date="2026-01-01T00:00:00Z">
         <w:r>
           <w:t xml:space="preserve">may depend on</w:t>
         </w:r>
       </w:ins>
-      <w:ins w:id="865" w:author="PR Preview" w:date="2026-01-01T00:00:00Z">
+      <w:ins w:id="907" w:author="PR Preview" w:date="2026-01-01T00:00:00Z">
         <w:r>
           <w:t xml:space="preserve"> </w:t>
         </w:r>
@@ -15662,37 +16116,37 @@
           <m:t>θ</m:t>
         </m:r>
       </m:oMath>
-      <w:ins w:id="866" w:author="PR Preview" w:date="2026-01-01T00:00:00Z">
+      <w:ins w:id="908" w:author="PR Preview" w:date="2026-01-01T00:00:00Z">
         <w:r>
           <w:t xml:space="preserve">,</w:t>
         </w:r>
       </w:ins>
-      <w:ins w:id="867" w:author="PR Preview" w:date="2026-01-01T00:00:00Z">
-        <w:r>
-          <w:t xml:space="preserve"> </w:t>
-        </w:r>
-      </w:ins>
-      <w:ins w:id="868" w:author="PR Preview" w:date="2026-01-01T00:00:00Z">
+      <w:ins w:id="909" w:author="PR Preview" w:date="2026-01-01T00:00:00Z">
+        <w:r>
+          <w:t xml:space="preserve"> </w:t>
+        </w:r>
+      </w:ins>
+      <w:ins w:id="910" w:author="PR Preview" w:date="2026-01-01T00:00:00Z">
         <w:r>
           <w:t xml:space="preserve">in which case it is not an estimator at all</w:t>
         </w:r>
       </w:ins>
-      <w:ins w:id="869" w:author="PR Preview" w:date="2026-01-01T00:00:00Z">
-        <w:r>
-          <w:t xml:space="preserve"> </w:t>
-        </w:r>
-      </w:ins>
-      <w:ins w:id="870" w:author="PR Preview" w:date="2026-01-01T00:00:00Z">
+      <w:ins w:id="911" w:author="PR Preview" w:date="2026-01-01T00:00:00Z">
+        <w:r>
+          <w:t xml:space="preserve"> </w:t>
+        </w:r>
+      </w:ins>
+      <w:ins w:id="912" w:author="PR Preview" w:date="2026-01-01T00:00:00Z">
         <w:r>
           <w:t xml:space="preserve">(</w:t>
         </w:r>
       </w:ins>
-      <w:ins w:id="871" w:author="PR Preview" w:date="2026-01-01T00:00:00Z">
+      <w:ins w:id="913" w:author="PR Preview" w:date="2026-01-01T00:00:00Z">
         <w:r>
           <w:t xml:space="preserve">Casella and Berger (2002, Example 7.3.18)</w:t>
         </w:r>
       </w:ins>
-      <w:ins w:id="872" w:author="PR Preview" w:date="2026-01-01T00:00:00Z">
+      <w:ins w:id="914" w:author="PR Preview" w:date="2026-01-01T00:00:00Z">
         <w:r>
           <w:t xml:space="preserve">).</w:t>
         </w:r>
@@ -15705,7 +16159,7 @@
       <w:pPr>
         <w:pStyle w:val="Heading2"/>
       </w:pPr>
-      <w:ins w:id="873" w:author="PR Preview" w:date="2026-01-01T00:00:00Z">
+      <w:ins w:id="915" w:author="PR Preview" w:date="2026-01-01T00:00:00Z">
         <w:r>
           <w:t xml:space="preserve">References</w:t>
         </w:r>
@@ -15717,27 +16171,27 @@
       <w:pPr>
         <w:pStyle w:val="Bibliography"/>
       </w:pPr>
-      <w:ins w:id="874" w:author="PR Preview" w:date="2026-01-01T00:00:00Z">
+      <w:ins w:id="916" w:author="PR Preview" w:date="2026-01-01T00:00:00Z">
         <w:r>
           <w:t xml:space="preserve">Blackwell, David. 1947.</w:t>
         </w:r>
       </w:ins>
-      <w:ins w:id="875" w:author="PR Preview" w:date="2026-01-01T00:00:00Z">
-        <w:r>
-          <w:t xml:space="preserve"> </w:t>
-        </w:r>
-      </w:ins>
-      <w:ins w:id="876" w:author="PR Preview" w:date="2026-01-01T00:00:00Z">
+      <w:ins w:id="917" w:author="PR Preview" w:date="2026-01-01T00:00:00Z">
+        <w:r>
+          <w:t xml:space="preserve"> </w:t>
+        </w:r>
+      </w:ins>
+      <w:ins w:id="918" w:author="PR Preview" w:date="2026-01-01T00:00:00Z">
         <w:r>
           <w:t xml:space="preserve">“Conditional Expectation and Unbiased Sequential Estimation.”</w:t>
         </w:r>
       </w:ins>
-      <w:ins w:id="877" w:author="PR Preview" w:date="2026-01-01T00:00:00Z">
-        <w:r>
-          <w:t xml:space="preserve"> </w:t>
-        </w:r>
-      </w:ins>
-      <w:ins w:id="878" w:author="PR Preview" w:date="2026-01-01T00:00:00Z">
+      <w:ins w:id="919" w:author="PR Preview" w:date="2026-01-01T00:00:00Z">
+        <w:r>
+          <w:t xml:space="preserve"> </w:t>
+        </w:r>
+      </w:ins>
+      <w:ins w:id="920" w:author="PR Preview" w:date="2026-01-01T00:00:00Z">
         <w:r>
           <w:rPr>
             <w:i/>
@@ -15746,23 +16200,23 @@
           <w:t xml:space="preserve">The Annals of Mathematical Statistics</w:t>
         </w:r>
       </w:ins>
-      <w:ins w:id="879" w:author="PR Preview" w:date="2026-01-01T00:00:00Z">
-        <w:r>
-          <w:t xml:space="preserve"> </w:t>
-        </w:r>
-      </w:ins>
-      <w:ins w:id="880" w:author="PR Preview" w:date="2026-01-01T00:00:00Z">
+      <w:ins w:id="921" w:author="PR Preview" w:date="2026-01-01T00:00:00Z">
+        <w:r>
+          <w:t xml:space="preserve"> </w:t>
+        </w:r>
+      </w:ins>
+      <w:ins w:id="922" w:author="PR Preview" w:date="2026-01-01T00:00:00Z">
         <w:r>
           <w:t xml:space="preserve">18 (1): 105–10.</w:t>
         </w:r>
       </w:ins>
-      <w:ins w:id="881" w:author="PR Preview" w:date="2026-01-01T00:00:00Z">
+      <w:ins w:id="923" w:author="PR Preview" w:date="2026-01-01T00:00:00Z">
         <w:r>
           <w:t xml:space="preserve"> </w:t>
         </w:r>
       </w:ins>
       <w:hyperlink r:id="rId50">
-        <w:ins w:id="882" w:author="PR Preview" w:date="2026-01-01T00:00:00Z">
+        <w:ins w:id="924" w:author="PR Preview" w:date="2026-01-01T00:00:00Z">
           <w:r>
             <w:rPr>
               <w:rStyle w:val="Hyperlink"/>
@@ -15771,7 +16225,7 @@
           </w:r>
         </w:ins>
       </w:hyperlink>
-      <w:ins w:id="883" w:author="PR Preview" w:date="2026-01-01T00:00:00Z">
+      <w:ins w:id="925" w:author="PR Preview" w:date="2026-01-01T00:00:00Z">
         <w:r>
           <w:t xml:space="preserve">.</w:t>
         </w:r>
@@ -15783,17 +16237,17 @@
       <w:pPr>
         <w:pStyle w:val="Bibliography"/>
       </w:pPr>
-      <w:ins w:id="884" w:author="PR Preview" w:date="2026-01-01T00:00:00Z">
+      <w:ins w:id="926" w:author="PR Preview" w:date="2026-01-01T00:00:00Z">
         <w:r>
           <w:t xml:space="preserve">Casella, George, and Roger Berger. 2002.</w:t>
         </w:r>
       </w:ins>
-      <w:ins w:id="885" w:author="PR Preview" w:date="2026-01-01T00:00:00Z">
-        <w:r>
-          <w:t xml:space="preserve"> </w:t>
-        </w:r>
-      </w:ins>
-      <w:ins w:id="886" w:author="PR Preview" w:date="2026-01-01T00:00:00Z">
+      <w:ins w:id="927" w:author="PR Preview" w:date="2026-01-01T00:00:00Z">
+        <w:r>
+          <w:t xml:space="preserve"> </w:t>
+        </w:r>
+      </w:ins>
+      <w:ins w:id="928" w:author="PR Preview" w:date="2026-01-01T00:00:00Z">
         <w:r>
           <w:rPr>
             <w:i/>
@@ -15802,18 +16256,18 @@
           <w:t xml:space="preserve">Statistical Inference</w:t>
         </w:r>
       </w:ins>
-      <w:ins w:id="887" w:author="PR Preview" w:date="2026-01-01T00:00:00Z">
+      <w:ins w:id="929" w:author="PR Preview" w:date="2026-01-01T00:00:00Z">
         <w:r>
           <w:t xml:space="preserve">. 2nd ed. Cengage Learning.</w:t>
         </w:r>
       </w:ins>
-      <w:ins w:id="888" w:author="PR Preview" w:date="2026-01-01T00:00:00Z">
+      <w:ins w:id="930" w:author="PR Preview" w:date="2026-01-01T00:00:00Z">
         <w:r>
           <w:t xml:space="preserve"> </w:t>
         </w:r>
       </w:ins>
       <w:hyperlink r:id="rId52">
-        <w:ins w:id="889" w:author="PR Preview" w:date="2026-01-01T00:00:00Z">
+        <w:ins w:id="931" w:author="PR Preview" w:date="2026-01-01T00:00:00Z">
           <w:r>
             <w:rPr>
               <w:rStyle w:val="Hyperlink"/>
@@ -15822,7 +16276,7 @@
           </w:r>
         </w:ins>
       </w:hyperlink>
-      <w:ins w:id="890" w:author="PR Preview" w:date="2026-01-01T00:00:00Z">
+      <w:ins w:id="932" w:author="PR Preview" w:date="2026-01-01T00:00:00Z">
         <w:r>
           <w:t xml:space="preserve">.</w:t>
         </w:r>
@@ -15834,27 +16288,27 @@
       <w:pPr>
         <w:pStyle w:val="Bibliography"/>
       </w:pPr>
-      <w:ins w:id="891" w:author="PR Preview" w:date="2026-01-01T00:00:00Z">
+      <w:ins w:id="933" w:author="PR Preview" w:date="2026-01-01T00:00:00Z">
         <w:r>
           <w:t xml:space="preserve">Fisher, Ronald A. 1922.</w:t>
         </w:r>
       </w:ins>
-      <w:ins w:id="892" w:author="PR Preview" w:date="2026-01-01T00:00:00Z">
-        <w:r>
-          <w:t xml:space="preserve"> </w:t>
-        </w:r>
-      </w:ins>
-      <w:ins w:id="893" w:author="PR Preview" w:date="2026-01-01T00:00:00Z">
+      <w:ins w:id="934" w:author="PR Preview" w:date="2026-01-01T00:00:00Z">
+        <w:r>
+          <w:t xml:space="preserve"> </w:t>
+        </w:r>
+      </w:ins>
+      <w:ins w:id="935" w:author="PR Preview" w:date="2026-01-01T00:00:00Z">
         <w:r>
           <w:t xml:space="preserve">“On the Mathematical Foundations of Theoretical Statistics.”</w:t>
         </w:r>
       </w:ins>
-      <w:ins w:id="894" w:author="PR Preview" w:date="2026-01-01T00:00:00Z">
-        <w:r>
-          <w:t xml:space="preserve"> </w:t>
-        </w:r>
-      </w:ins>
-      <w:ins w:id="895" w:author="PR Preview" w:date="2026-01-01T00:00:00Z">
+      <w:ins w:id="936" w:author="PR Preview" w:date="2026-01-01T00:00:00Z">
+        <w:r>
+          <w:t xml:space="preserve"> </w:t>
+        </w:r>
+      </w:ins>
+      <w:ins w:id="937" w:author="PR Preview" w:date="2026-01-01T00:00:00Z">
         <w:r>
           <w:rPr>
             <w:i/>
@@ -15863,23 +16317,23 @@
           <w:t xml:space="preserve">Philosophical Transactions of the Royal Society of London. Series A</w:t>
         </w:r>
       </w:ins>
-      <w:ins w:id="896" w:author="PR Preview" w:date="2026-01-01T00:00:00Z">
-        <w:r>
-          <w:t xml:space="preserve"> </w:t>
-        </w:r>
-      </w:ins>
-      <w:ins w:id="897" w:author="PR Preview" w:date="2026-01-01T00:00:00Z">
+      <w:ins w:id="938" w:author="PR Preview" w:date="2026-01-01T00:00:00Z">
+        <w:r>
+          <w:t xml:space="preserve"> </w:t>
+        </w:r>
+      </w:ins>
+      <w:ins w:id="939" w:author="PR Preview" w:date="2026-01-01T00:00:00Z">
         <w:r>
           <w:t xml:space="preserve">222 (594–604): 309–68.</w:t>
         </w:r>
       </w:ins>
-      <w:ins w:id="898" w:author="PR Preview" w:date="2026-01-01T00:00:00Z">
+      <w:ins w:id="940" w:author="PR Preview" w:date="2026-01-01T00:00:00Z">
         <w:r>
           <w:t xml:space="preserve"> </w:t>
         </w:r>
       </w:ins>
       <w:hyperlink r:id="rId54">
-        <w:ins w:id="899" w:author="PR Preview" w:date="2026-01-01T00:00:00Z">
+        <w:ins w:id="941" w:author="PR Preview" w:date="2026-01-01T00:00:00Z">
           <w:r>
             <w:rPr>
               <w:rStyle w:val="Hyperlink"/>
@@ -15888,7 +16342,7 @@
           </w:r>
         </w:ins>
       </w:hyperlink>
-      <w:ins w:id="900" w:author="PR Preview" w:date="2026-01-01T00:00:00Z">
+      <w:ins w:id="942" w:author="PR Preview" w:date="2026-01-01T00:00:00Z">
         <w:r>
           <w:t xml:space="preserve">.</w:t>
         </w:r>
@@ -15900,47 +16354,47 @@
       <w:pPr>
         <w:pStyle w:val="Bibliography"/>
       </w:pPr>
-      <w:ins w:id="901" w:author="PR Preview" w:date="2026-01-01T00:00:00Z">
+      <w:ins w:id="943" w:author="PR Preview" w:date="2026-01-01T00:00:00Z">
         <w:r>
           <w:t xml:space="preserve">Halmos, Paul R., and Leonard J. Savage. 1949.</w:t>
         </w:r>
       </w:ins>
-      <w:ins w:id="902" w:author="PR Preview" w:date="2026-01-01T00:00:00Z">
-        <w:r>
-          <w:t xml:space="preserve"> </w:t>
-        </w:r>
-      </w:ins>
-      <w:ins w:id="903" w:author="PR Preview" w:date="2026-01-01T00:00:00Z">
+      <w:ins w:id="944" w:author="PR Preview" w:date="2026-01-01T00:00:00Z">
+        <w:r>
+          <w:t xml:space="preserve"> </w:t>
+        </w:r>
+      </w:ins>
+      <w:ins w:id="945" w:author="PR Preview" w:date="2026-01-01T00:00:00Z">
         <w:r>
           <w:t xml:space="preserve">“Application of the</w:t>
         </w:r>
       </w:ins>
-      <w:ins w:id="904" w:author="PR Preview" w:date="2026-01-01T00:00:00Z">
-        <w:r>
-          <w:t xml:space="preserve"> </w:t>
-        </w:r>
-      </w:ins>
-      <w:ins w:id="905" w:author="PR Preview" w:date="2026-01-01T00:00:00Z">
+      <w:ins w:id="946" w:author="PR Preview" w:date="2026-01-01T00:00:00Z">
+        <w:r>
+          <w:t xml:space="preserve"> </w:t>
+        </w:r>
+      </w:ins>
+      <w:ins w:id="947" w:author="PR Preview" w:date="2026-01-01T00:00:00Z">
         <w:r>
           <w:t xml:space="preserve">Radon–Nikodym</w:t>
         </w:r>
       </w:ins>
-      <w:ins w:id="906" w:author="PR Preview" w:date="2026-01-01T00:00:00Z">
-        <w:r>
-          <w:t xml:space="preserve"> </w:t>
-        </w:r>
-      </w:ins>
-      <w:ins w:id="907" w:author="PR Preview" w:date="2026-01-01T00:00:00Z">
+      <w:ins w:id="948" w:author="PR Preview" w:date="2026-01-01T00:00:00Z">
+        <w:r>
+          <w:t xml:space="preserve"> </w:t>
+        </w:r>
+      </w:ins>
+      <w:ins w:id="949" w:author="PR Preview" w:date="2026-01-01T00:00:00Z">
         <w:r>
           <w:t xml:space="preserve">Theorem to the Theory of Sufficient Statistics.”</w:t>
         </w:r>
       </w:ins>
-      <w:ins w:id="908" w:author="PR Preview" w:date="2026-01-01T00:00:00Z">
-        <w:r>
-          <w:t xml:space="preserve"> </w:t>
-        </w:r>
-      </w:ins>
-      <w:ins w:id="909" w:author="PR Preview" w:date="2026-01-01T00:00:00Z">
+      <w:ins w:id="950" w:author="PR Preview" w:date="2026-01-01T00:00:00Z">
+        <w:r>
+          <w:t xml:space="preserve"> </w:t>
+        </w:r>
+      </w:ins>
+      <w:ins w:id="951" w:author="PR Preview" w:date="2026-01-01T00:00:00Z">
         <w:r>
           <w:rPr>
             <w:i/>
@@ -15949,23 +16403,23 @@
           <w:t xml:space="preserve">The Annals of Mathematical Statistics</w:t>
         </w:r>
       </w:ins>
-      <w:ins w:id="910" w:author="PR Preview" w:date="2026-01-01T00:00:00Z">
-        <w:r>
-          <w:t xml:space="preserve"> </w:t>
-        </w:r>
-      </w:ins>
-      <w:ins w:id="911" w:author="PR Preview" w:date="2026-01-01T00:00:00Z">
+      <w:ins w:id="952" w:author="PR Preview" w:date="2026-01-01T00:00:00Z">
+        <w:r>
+          <w:t xml:space="preserve"> </w:t>
+        </w:r>
+      </w:ins>
+      <w:ins w:id="953" w:author="PR Preview" w:date="2026-01-01T00:00:00Z">
         <w:r>
           <w:t xml:space="preserve">20 (2): 225–41.</w:t>
         </w:r>
       </w:ins>
-      <w:ins w:id="912" w:author="PR Preview" w:date="2026-01-01T00:00:00Z">
+      <w:ins w:id="954" w:author="PR Preview" w:date="2026-01-01T00:00:00Z">
         <w:r>
           <w:t xml:space="preserve"> </w:t>
         </w:r>
       </w:ins>
       <w:hyperlink r:id="rId56">
-        <w:ins w:id="913" w:author="PR Preview" w:date="2026-01-01T00:00:00Z">
+        <w:ins w:id="955" w:author="PR Preview" w:date="2026-01-01T00:00:00Z">
           <w:r>
             <w:rPr>
               <w:rStyle w:val="Hyperlink"/>
@@ -15974,7 +16428,7 @@
           </w:r>
         </w:ins>
       </w:hyperlink>
-      <w:ins w:id="914" w:author="PR Preview" w:date="2026-01-01T00:00:00Z">
+      <w:ins w:id="956" w:author="PR Preview" w:date="2026-01-01T00:00:00Z">
         <w:r>
           <w:t xml:space="preserve">.</w:t>
         </w:r>
@@ -15986,17 +16440,17 @@
       <w:pPr>
         <w:pStyle w:val="Bibliography"/>
       </w:pPr>
-      <w:ins w:id="915" w:author="PR Preview" w:date="2026-01-01T00:00:00Z">
+      <w:ins w:id="957" w:author="PR Preview" w:date="2026-01-01T00:00:00Z">
         <w:r>
           <w:t xml:space="preserve">Hosmer, David W., and Stanley Lemeshow. 1989.</w:t>
         </w:r>
       </w:ins>
-      <w:ins w:id="916" w:author="PR Preview" w:date="2026-01-01T00:00:00Z">
-        <w:r>
-          <w:t xml:space="preserve"> </w:t>
-        </w:r>
-      </w:ins>
-      <w:ins w:id="917" w:author="PR Preview" w:date="2026-01-01T00:00:00Z">
+      <w:ins w:id="958" w:author="PR Preview" w:date="2026-01-01T00:00:00Z">
+        <w:r>
+          <w:t xml:space="preserve"> </w:t>
+        </w:r>
+      </w:ins>
+      <w:ins w:id="959" w:author="PR Preview" w:date="2026-01-01T00:00:00Z">
         <w:r>
           <w:rPr>
             <w:i/>
@@ -16005,7 +16459,7 @@
           <w:t xml:space="preserve">Applied Logistic Regression</w:t>
         </w:r>
       </w:ins>
-      <w:ins w:id="918" w:author="PR Preview" w:date="2026-01-01T00:00:00Z">
+      <w:ins w:id="960" w:author="PR Preview" w:date="2026-01-01T00:00:00Z">
         <w:r>
           <w:t xml:space="preserve">. Wiley.</w:t>
         </w:r>
@@ -16017,27 +16471,27 @@
       <w:pPr>
         <w:pStyle w:val="Bibliography"/>
       </w:pPr>
-      <w:ins w:id="919" w:author="PR Preview" w:date="2026-01-01T00:00:00Z">
+      <w:ins w:id="961" w:author="PR Preview" w:date="2026-01-01T00:00:00Z">
         <w:r>
           <w:t xml:space="preserve">Rao, C. Radhakrishna. 1945.</w:t>
         </w:r>
       </w:ins>
-      <w:ins w:id="920" w:author="PR Preview" w:date="2026-01-01T00:00:00Z">
-        <w:r>
-          <w:t xml:space="preserve"> </w:t>
-        </w:r>
-      </w:ins>
-      <w:ins w:id="921" w:author="PR Preview" w:date="2026-01-01T00:00:00Z">
+      <w:ins w:id="962" w:author="PR Preview" w:date="2026-01-01T00:00:00Z">
+        <w:r>
+          <w:t xml:space="preserve"> </w:t>
+        </w:r>
+      </w:ins>
+      <w:ins w:id="963" w:author="PR Preview" w:date="2026-01-01T00:00:00Z">
         <w:r>
           <w:t xml:space="preserve">“Information and the Accuracy Attainable in the Estimation of Statistical Parameters.”</w:t>
         </w:r>
       </w:ins>
-      <w:ins w:id="922" w:author="PR Preview" w:date="2026-01-01T00:00:00Z">
-        <w:r>
-          <w:t xml:space="preserve"> </w:t>
-        </w:r>
-      </w:ins>
-      <w:ins w:id="923" w:author="PR Preview" w:date="2026-01-01T00:00:00Z">
+      <w:ins w:id="964" w:author="PR Preview" w:date="2026-01-01T00:00:00Z">
+        <w:r>
+          <w:t xml:space="preserve"> </w:t>
+        </w:r>
+      </w:ins>
+      <w:ins w:id="965" w:author="PR Preview" w:date="2026-01-01T00:00:00Z">
         <w:r>
           <w:rPr>
             <w:i/>
@@ -16046,12 +16500,12 @@
           <w:t xml:space="preserve">Bulletin of the Calcutta Mathematical Society</w:t>
         </w:r>
       </w:ins>
-      <w:ins w:id="924" w:author="PR Preview" w:date="2026-01-01T00:00:00Z">
-        <w:r>
-          <w:t xml:space="preserve"> </w:t>
-        </w:r>
-      </w:ins>
-      <w:ins w:id="925" w:author="PR Preview" w:date="2026-01-01T00:00:00Z">
+      <w:ins w:id="966" w:author="PR Preview" w:date="2026-01-01T00:00:00Z">
+        <w:r>
+          <w:t xml:space="preserve"> </w:t>
+        </w:r>
+      </w:ins>
+      <w:ins w:id="967" w:author="PR Preview" w:date="2026-01-01T00:00:00Z">
         <w:r>
           <w:t xml:space="preserve">37: 81–91.</w:t>
         </w:r>

--- a/pr-preview/pr-193/sufficiency-handout-tracked-changes.docx
+++ b/pr-preview/pr-193/sufficiency-handout-tracked-changes.docx
@@ -18,7 +18,7 @@
       </w:pPr>
       <w:ins w:id="2" w:author="PR Preview" w:date="2026-01-01T00:00:00Z">
         <w:r>
-          <w:t xml:space="preserve">Last modified: 2026-10-15 08:32:19 (PDT)</w:t>
+          <w:t xml:space="preserve">Last modified: 2026-10-15 08:48:20 (PDT)</w:t>
         </w:r>
       </w:ins>
     </w:p>
